--- a/doc/parte escrita/TCC.docx
+++ b/doc/parte escrita/TCC.docx
@@ -21,7 +21,7 @@
     </w:p>
     <w:p>
       <w:pPr>
-        <w:pStyle w:val="726"/>
+        <w:pStyle w:val="897"/>
         <w:pBdr/>
         <w:spacing/>
         <w:ind/>
@@ -172,17 +172,9 @@
       </w:pPr>
       <w:r>
         <w:t xml:space="preserve">ANA JULIA CAETANO DA SILVA</w:t>
-      </w:r>
-      <w:r>
         <w:br/>
-      </w:r>
-      <w:r>
         <w:t xml:space="preserve">JOÃO LUIZ MORAES DE ARAUJO</w:t>
-      </w:r>
-      <w:r>
         <w:br/>
-      </w:r>
-      <w:r>
         <w:t xml:space="preserve">MARCELA RODRIGUES PEREIRA DE MORAES</w:t>
       </w:r>
       <w:r/>
@@ -401,17 +393,9 @@
       </w:pPr>
       <w:r>
         <w:t xml:space="preserve">ANA JULIA CAETANO DA SILVA</w:t>
-      </w:r>
-      <w:r>
         <w:br/>
-      </w:r>
-      <w:r>
         <w:t xml:space="preserve">JOÃO LUIZ MORAES DE ARAUJO</w:t>
-      </w:r>
-      <w:r>
         <w:br/>
-      </w:r>
-      <w:r>
         <w:t xml:space="preserve">MARCELA RODRIGUES PEREIRA DE MORAES</w:t>
       </w:r>
       <w:r/>
@@ -498,79 +482,20 @@
         <w:pBdr/>
         <w:spacing w:after="200" w:line="276" w:lineRule="auto"/>
         <w:ind w:left="4536"/>
+        <w:jc w:val="both"/>
         <w:rPr/>
       </w:pPr>
       <w:r>
-        <w:t xml:space="preserve">Trabalho de Conclusão de Curso apresentado ao Curso Técnico em Desenvolvimento de Sistemas da Etec</w:t>
-      </w:r>
-      <w:r>
-        <w:t xml:space="preserve"> Professora Ilza </w:t>
-      </w:r>
-      <w:r>
-        <w:t xml:space="preserve">Nascimento Pintus</w:t>
-      </w:r>
-      <w:r>
-        <w:t xml:space="preserve"> de </w:t>
-      </w:r>
-      <w:r>
-        <w:t xml:space="preserve">São José dos Campos</w:t>
-      </w:r>
-      <w:r>
-        <w:t xml:space="preserve">, </w:t>
-      </w:r>
-      <w:r>
-        <w:t xml:space="preserve">orient</w:t>
-      </w:r>
-      <w:r>
-        <w:t xml:space="preserve">ado(</w:t>
-      </w:r>
-      <w:r>
-        <w:t xml:space="preserve">a) pelo(a) </w:t>
-      </w:r>
-      <w:r>
-        <w:t xml:space="preserve">Prof</w:t>
-      </w:r>
-      <w:r>
-        <w:t xml:space="preserve">(a). </w:t>
+        <w:t xml:space="preserve">Trabalho de Conclusão de Curso apresentado ao Curso Técnico em Desenvolvimento de Sistemas da Etec Professora Ilza Nascimento Pintus de São José dos Campos, orientado(a) pelo(a) Prof(a). </w:t>
       </w:r>
       <w:r>
         <w:rPr>
           <w:u w:val="single"/>
         </w:rPr>
-        <w:t xml:space="preserve">Jean Carlos</w:t>
-      </w:r>
-      <w:r>
-        <w:rPr>
-          <w:u w:val="single"/>
-        </w:rPr>
-        <w:t xml:space="preserve"> Lourenco Costa</w:t>
-      </w:r>
-      <w:r>
-        <w:rPr>
-          <w:u w:val="single"/>
-        </w:rPr>
-        <w:t xml:space="preserve">,</w:t>
-      </w:r>
-      <w:r>
-        <w:t xml:space="preserve"> como requisito parcial para obtenção do </w:t>
-      </w:r>
-      <w:r>
-        <w:t xml:space="preserve">títul</w:t>
-      </w:r>
-      <w:r>
-        <w:t xml:space="preserve">o</w:t>
-      </w:r>
-      <w:r>
-        <w:t xml:space="preserve"> de </w:t>
-      </w:r>
-      <w:r>
-        <w:t xml:space="preserve">T</w:t>
-      </w:r>
-      <w:r>
-        <w:t xml:space="preserve">écnico</w:t>
-      </w:r>
-      <w:r>
-        <w:t xml:space="preserve"> em Desenvolvimento de Sistemas.</w:t>
+        <w:t xml:space="preserve">Jean Carlos Lourenco Costa,</w:t>
+      </w:r>
+      <w:r>
+        <w:t xml:space="preserve"> como requisito parcial para obtenção do título de Técnico em Desenvolvimento de Sistemas.</w:t>
       </w:r>
       <w:r/>
     </w:p>
@@ -1059,13 +984,18 @@
       <w:bookmarkStart w:id="0" w:name="_GoBack"/>
       <w:r/>
       <w:bookmarkEnd w:id="0"/>
-      <w:r/>
       <w:r>
         <w:rPr>
           <w:i w:val="0"/>
           <w:iCs w:val="0"/>
         </w:rPr>
       </w:r>
+      <w:r>
+        <w:rPr>
+          <w:i w:val="0"/>
+          <w:iCs w:val="0"/>
+        </w:rPr>
+      </w:r>
     </w:p>
     <w:p>
       <w:pPr>
@@ -1076,60 +1006,7 @@
         <w:rPr/>
       </w:pPr>
       <w:r>
-        <w:rPr>
-          <w:i/>
-          <w:iCs/>
-        </w:rPr>
-        <w:t xml:space="preserve">Exemplo</w:t>
-      </w:r>
-      <w:r>
-        <w:rPr>
-          <w:i/>
-          <w:iCs/>
-        </w:rPr>
-        <w:t xml:space="preserve"> em DS: "Este trabalho apresenta o desenvolvimento de um sistema web para controle de estoque de uma microempresa, com o objetivo de reduzir erros manuais no registro de entrada e saída de produtos. O sistema foi desenvolvido utilizando a linguagem [lingua</w:t>
-      </w:r>
-      <w:r>
-        <w:rPr>
-          <w:i/>
-          <w:iCs/>
-        </w:rPr>
-        <w:t xml:space="preserve">gem], o framework [framework] e banco de dados [SGBD], seguindo o modelo de processo [ex.: incremental/ágil]. Após a implementação, foram realizados testes funcionais que validaram as operações de cadastro, consulta, atualização e exclusão de registros. Os</w:t>
-      </w:r>
-      <w:r>
-        <w:rPr>
-          <w:i/>
-          <w:iCs/>
-        </w:rPr>
-        <w:t xml:space="preserve"> resultados mostraram que o sistema atendeu aos requisitos definidos, reduzindo o tempo de registro de movimentações. Conclui-se que a solução é viável para uso no contexto estudado, sendo sugeridas melhorias futuras como a criação de um aplicativo móvel."</w:t>
-      </w:r>
-      <w:r/>
-    </w:p>
-    <w:p>
-      <w:pPr>
-        <w:pBdr/>
-        <w:spacing w:after="200" w:line="360" w:lineRule="auto"/>
-        <w:ind/>
-        <w:jc w:val="both"/>
-        <w:rPr/>
-      </w:pPr>
-      <w:r>
-        <w:t xml:space="preserve">Palavras-chave: Desenvolvimento de sistemas. </w:t>
-      </w:r>
-      <w:r>
-        <w:t xml:space="preserve">Sistema web</w:t>
-      </w:r>
-      <w:r>
-        <w:t xml:space="preserve">. </w:t>
-      </w:r>
-      <w:r>
-        <w:t xml:space="preserve">Gestão de </w:t>
-      </w:r>
-      <w:r>
-        <w:t xml:space="preserve">agendamentos</w:t>
-      </w:r>
-      <w:r>
-        <w:t xml:space="preserve">.</w:t>
+        <w:t xml:space="preserve">Palavras-chave: Desenvolvimento de sistemas. Sistema web. Gestão de agendamentos.</w:t>
       </w:r>
       <w:r/>
     </w:p>
@@ -1163,7 +1040,7 @@
     </w:p>
     <w:p>
       <w:pPr>
-        <w:pStyle w:val="706"/>
+        <w:pStyle w:val="877"/>
         <w:pBdr/>
         <w:spacing w:after="200" w:line="360" w:lineRule="auto"/>
         <w:ind/>
@@ -1228,7 +1105,7 @@
     </w:p>
     <w:p>
       <w:pPr>
-        <w:pStyle w:val="706"/>
+        <w:pStyle w:val="877"/>
         <w:pBdr/>
         <w:spacing w:after="200" w:line="360" w:lineRule="auto"/>
         <w:ind/>
@@ -1245,23 +1122,7 @@
           <w:iCs w:val="0"/>
           <w:lang w:val="en-US"/>
         </w:rPr>
-        <w:t xml:space="preserve">Keywords: Software development. </w:t>
-      </w:r>
-      <w:r>
-        <w:rPr>
-          <w:i w:val="0"/>
-          <w:iCs w:val="0"/>
-          <w:lang w:val="en-US"/>
-        </w:rPr>
-        <w:t xml:space="preserve">Web system</w:t>
-      </w:r>
-      <w:r>
-        <w:rPr>
-          <w:i w:val="0"/>
-          <w:iCs w:val="0"/>
-          <w:lang w:val="en-US"/>
-        </w:rPr>
-        <w:t xml:space="preserve">. </w:t>
+        <w:t xml:space="preserve">Keywords: Software development. Web system. </w:t>
       </w:r>
       <w:r>
         <w:rPr>
@@ -1817,11 +1678,7 @@
       </w:pPr>
       <w:r>
         <w:fldChar w:fldCharType="begin"/>
-      </w:r>
-      <w:r>
         <w:instrText xml:space="preserve"> TOC \o "1-3" \h </w:instrText>
-      </w:r>
-      <w:r>
         <w:fldChar w:fldCharType="separate"/>
       </w:r>
       <w:r/>
@@ -1851,7 +1708,7 @@
     </w:p>
     <w:p>
       <w:pPr>
-        <w:pStyle w:val="707"/>
+        <w:pStyle w:val="878"/>
         <w:pBdr/>
         <w:spacing/>
         <w:ind/>
@@ -1880,7 +1737,7 @@
     </w:p>
     <w:p>
       <w:pPr>
-        <w:pStyle w:val="708"/>
+        <w:pStyle w:val="879"/>
         <w:pBdr/>
         <w:spacing/>
         <w:ind/>
@@ -1893,7 +1750,7 @@
     </w:p>
     <w:p>
       <w:pPr>
-        <w:pStyle w:val="706"/>
+        <w:pStyle w:val="877"/>
         <w:pBdr/>
         <w:spacing w:after="200" w:line="360" w:lineRule="auto"/>
         <w:ind/>
@@ -1926,7 +1783,7 @@
     </w:p>
     <w:p>
       <w:pPr>
-        <w:pStyle w:val="706"/>
+        <w:pStyle w:val="877"/>
         <w:pBdr/>
         <w:spacing w:after="200" w:line="360" w:lineRule="auto"/>
         <w:ind/>
@@ -1941,21 +1798,14 @@
           <w:i w:val="0"/>
           <w:iCs w:val="0"/>
         </w:rPr>
-        <w:t xml:space="preserve">Em 2024, o Brasil ocupou a terceira posição no ranking global do setor, atrás apenas dos Estados Unidos (US$ 100 bilhões em estética e beleza) e da China, e à frente da Europa como bloco. Redes como </w:t>
+        <w:t xml:space="preserve">Em 2024, o Brasil ocupou a </w:t>
       </w:r>
       <w:r>
         <w:rPr>
           <w:i w:val="0"/>
           <w:iCs w:val="0"/>
         </w:rPr>
-        <w:t xml:space="preserve">Espaçolaser</w:t>
-      </w:r>
-      <w:r>
-        <w:rPr>
-          <w:i w:val="0"/>
-          <w:iCs w:val="0"/>
-        </w:rPr>
-        <w:t xml:space="preserve"> e Sobrancelhas Design ampliaram o acesso a serviços, gerando R$ 55 bilhõ</w:t>
+        <w:t xml:space="preserve">terceira posição no ranking global do setor, atrás apenas dos Estados Unidos (US$ 100 bilhões em estética e beleza) e da China, e à frente da Europa como bloco. Redes como Espaçolaser e Sobrancelhas Design ampliaram o acesso a serviços, gerando R$ 55 bilhõ</w:t>
       </w:r>
       <w:r>
         <w:rPr>
@@ -1973,7 +1823,7 @@
     </w:p>
     <w:p>
       <w:pPr>
-        <w:pStyle w:val="706"/>
+        <w:pStyle w:val="877"/>
         <w:pBdr/>
         <w:spacing w:after="200" w:line="360" w:lineRule="auto"/>
         <w:ind/>
@@ -2013,7 +1863,7 @@
     </w:p>
     <w:p>
       <w:pPr>
-        <w:pStyle w:val="706"/>
+        <w:pStyle w:val="877"/>
         <w:pBdr/>
         <w:spacing w:after="200" w:line="360" w:lineRule="auto"/>
         <w:ind/>
@@ -2060,7 +1910,7 @@
     </w:p>
     <w:p>
       <w:pPr>
-        <w:pStyle w:val="706"/>
+        <w:pStyle w:val="877"/>
         <w:pBdr/>
         <w:spacing w:after="200" w:line="360" w:lineRule="auto"/>
         <w:ind/>
@@ -2093,7 +1943,7 @@
     </w:p>
     <w:p>
       <w:pPr>
-        <w:pStyle w:val="706"/>
+        <w:pStyle w:val="877"/>
         <w:pBdr/>
         <w:spacing w:after="200" w:line="360" w:lineRule="auto"/>
         <w:ind/>
@@ -2126,7 +1976,7 @@
     </w:p>
     <w:p>
       <w:pPr>
-        <w:pStyle w:val="708"/>
+        <w:pStyle w:val="879"/>
         <w:pBdr/>
         <w:spacing/>
         <w:ind/>
@@ -2157,7 +2007,7 @@
           <w:szCs w:val="24"/>
           <w:lang w:val="pt-BR"/>
         </w:rPr>
-        <w:t xml:space="preserve">A </w:t>
+        <w:t xml:space="preserve">A relevância d</w:t>
       </w:r>
       <w:r>
         <w:rPr>
@@ -2166,7 +2016,7 @@
           <w:szCs w:val="24"/>
           <w:lang w:val="pt-BR"/>
         </w:rPr>
-        <w:t xml:space="preserve">relevância</w:t>
+        <w:t xml:space="preserve">o desenvolvimento deste sistema baseia-se na necessidade de atualizar e otimizar a gestão de tempo em salões de beleza. Do ponto de vista prático, a implementação da ferramenta visa reduzir a ociosidade dos profissionais e minimizar falhas de comunicação, </w:t>
       </w:r>
       <w:r>
         <w:rPr>
@@ -2175,133 +2025,7 @@
           <w:szCs w:val="24"/>
           <w:lang w:val="pt-BR"/>
         </w:rPr>
-        <w:t xml:space="preserve"> do desenvolvimento deste sistema baseia-se na necessidade de atualizar e otimizar a gestão de tempo em salões de </w:t>
-      </w:r>
-      <w:r>
-        <w:rPr>
-          <w:rFonts w:ascii="Times New Roman" w:hAnsi="Times New Roman" w:eastAsia="Times New Roman" w:cs="Times New Roman"/>
-          <w:sz w:val="24"/>
-          <w:szCs w:val="24"/>
-          <w:lang w:val="pt-BR"/>
-        </w:rPr>
-        <w:t xml:space="preserve">beleza. Do ponto de vista prático, a implementação da ferramenta visa reduzir a ociosidade dos profissiona</w:t>
-      </w:r>
-      <w:r>
-        <w:rPr>
-          <w:rFonts w:ascii="Times New Roman" w:hAnsi="Times New Roman" w:eastAsia="Times New Roman" w:cs="Times New Roman"/>
-          <w:sz w:val="24"/>
-          <w:szCs w:val="24"/>
-          <w:lang w:val="pt-BR"/>
-        </w:rPr>
-        <w:t xml:space="preserve">is e minimizar falhas de comunicação, como o esquecimento de anotações ou a </w:t>
-      </w:r>
-      <w:r>
-        <w:rPr>
-          <w:rFonts w:ascii="Times New Roman" w:hAnsi="Times New Roman" w:eastAsia="Times New Roman" w:cs="Times New Roman"/>
-          <w:sz w:val="24"/>
-          <w:szCs w:val="24"/>
-          <w:lang w:val="pt-BR"/>
-        </w:rPr>
-        <w:t xml:space="preserve">sobreposição de</w:t>
-      </w:r>
-      <w:r>
-        <w:rPr>
-          <w:rFonts w:ascii="Times New Roman" w:hAnsi="Times New Roman" w:eastAsia="Times New Roman" w:cs="Times New Roman"/>
-          <w:sz w:val="24"/>
-          <w:szCs w:val="24"/>
-          <w:lang w:val="pt-BR"/>
-        </w:rPr>
-        <w:t xml:space="preserve"> </w:t>
-      </w:r>
-      <w:r>
-        <w:rPr>
-          <w:rFonts w:ascii="Times New Roman" w:hAnsi="Times New Roman" w:eastAsia="Times New Roman" w:cs="Times New Roman"/>
-          <w:sz w:val="24"/>
-          <w:szCs w:val="24"/>
-          <w:lang w:val="pt-BR"/>
-        </w:rPr>
-        <w:t xml:space="preserve">horários</w:t>
-      </w:r>
-      <w:r>
-        <w:rPr>
-          <w:rFonts w:ascii="Times New Roman" w:hAnsi="Times New Roman" w:eastAsia="Times New Roman" w:cs="Times New Roman"/>
-          <w:sz w:val="24"/>
-          <w:szCs w:val="24"/>
-          <w:lang w:val="pt-BR"/>
-        </w:rPr>
-        <w:t xml:space="preserve">, proporcionando</w:t>
-      </w:r>
-      <w:r>
-        <w:rPr>
-          <w:rFonts w:ascii="Times New Roman" w:hAnsi="Times New Roman" w:eastAsia="Times New Roman" w:cs="Times New Roman"/>
-          <w:sz w:val="24"/>
-          <w:szCs w:val="24"/>
-          <w:lang w:val="pt-BR"/>
-        </w:rPr>
-        <w:t xml:space="preserve">, simultaneamente, maior </w:t>
-      </w:r>
-      <w:r>
-        <w:rPr>
-          <w:rFonts w:ascii="Times New Roman" w:hAnsi="Times New Roman" w:eastAsia="Times New Roman" w:cs="Times New Roman"/>
-          <w:sz w:val="24"/>
-          <w:szCs w:val="24"/>
-          <w:lang w:val="pt-BR"/>
-        </w:rPr>
-        <w:t xml:space="preserve">comodidade</w:t>
-      </w:r>
-      <w:r>
-        <w:rPr>
-          <w:rFonts w:ascii="Times New Roman" w:hAnsi="Times New Roman" w:eastAsia="Times New Roman" w:cs="Times New Roman"/>
-          <w:sz w:val="24"/>
-          <w:szCs w:val="24"/>
-          <w:lang w:val="pt-BR"/>
-        </w:rPr>
-        <w:t xml:space="preserve"> autonomia aos clientes, que passam a poder solicitar</w:t>
-      </w:r>
-      <w:r>
-        <w:rPr>
-          <w:rFonts w:ascii="Times New Roman" w:hAnsi="Times New Roman" w:eastAsia="Times New Roman" w:cs="Times New Roman"/>
-          <w:sz w:val="24"/>
-          <w:szCs w:val="24"/>
-          <w:lang w:val="pt-BR"/>
-        </w:rPr>
-        <w:t xml:space="preserve"> </w:t>
-      </w:r>
-      <w:r>
-        <w:rPr>
-          <w:rFonts w:ascii="Times New Roman" w:hAnsi="Times New Roman" w:eastAsia="Times New Roman" w:cs="Times New Roman"/>
-          <w:sz w:val="24"/>
-          <w:szCs w:val="24"/>
-          <w:lang w:val="pt-BR"/>
-        </w:rPr>
-        <w:t xml:space="preserve">atendimento</w:t>
-      </w:r>
-      <w:r>
-        <w:rPr>
-          <w:rFonts w:ascii="Times New Roman" w:hAnsi="Times New Roman" w:eastAsia="Times New Roman" w:cs="Times New Roman"/>
-          <w:sz w:val="24"/>
-          <w:szCs w:val="24"/>
-          <w:lang w:val="pt-BR"/>
-        </w:rPr>
-        <w:t xml:space="preserve"> diretamente pela plataforma, sem depender de contato </w:t>
-      </w:r>
-      <w:r>
-        <w:rPr>
-          <w:rFonts w:ascii="Times New Roman" w:hAnsi="Times New Roman" w:eastAsia="Times New Roman" w:cs="Times New Roman"/>
-          <w:sz w:val="24"/>
-          <w:szCs w:val="24"/>
-          <w:lang w:val="pt-BR"/>
-        </w:rPr>
-        <w:t xml:space="preserve">telefônico</w:t>
-      </w:r>
-      <w:r>
-        <w:rPr>
-          <w:rFonts w:ascii="Times New Roman" w:hAnsi="Times New Roman" w:eastAsia="Times New Roman" w:cs="Times New Roman"/>
-          <w:sz w:val="24"/>
-          <w:szCs w:val="24"/>
-          <w:lang w:val="pt-BR"/>
-        </w:rPr>
-        <w:t xml:space="preserve"> ou mensagens.</w:t>
+        <w:t xml:space="preserve">como o esquecimento de anotações ou a sobreposição de horários, proporcionando, simultaneamente, maior comodidade autonomia aos clientes, que passam a poder solicitar atendimento diretamente pela plataforma, sem depender de contato telefônico ou mensagens.</w:t>
       </w:r>
       <w:r>
         <w:rPr>
@@ -2332,7 +2056,7 @@
           <w:szCs w:val="24"/>
           <w:lang w:val="pt-BR"/>
         </w:rPr>
-        <w:t xml:space="preserve">Academicamente, o projeto permite a consolidação e a aplicação prática de conhecimentos técnicos adquiridos ao longo do curso. A construção d</w:t>
+        <w:t xml:space="preserve">Academicamente, o projeto per</w:t>
       </w:r>
       <w:r>
         <w:rPr>
@@ -2341,7 +2065,7 @@
           <w:szCs w:val="24"/>
           <w:lang w:val="pt-BR"/>
         </w:rPr>
-        <w:t xml:space="preserve">a aplicaçã</w:t>
+        <w:t xml:space="preserve">mite a consolidação e a aplicação prática de conhecimentos técnicos adquiridos ao longo do curso. A construção da aplicação engloba desde o levantamento de requisitos e a modelagem de banco de dados relacional até a codificação e a integração das lógicas d</w:t>
       </w:r>
       <w:r>
         <w:rPr>
@@ -2350,7 +2074,7 @@
           <w:szCs w:val="24"/>
           <w:lang w:val="pt-BR"/>
         </w:rPr>
-        <w:t xml:space="preserve">o engloba desde o levantamento de requisitos e a modelagem de banco de dados relacional até a codificação e a integração das lógicas de </w:t>
+        <w:t xml:space="preserve">e back-end e front-end, utilizando tecnologias modernas do mercado, como a linguagem Python, o framework Flask e o banco de dados Supabase. Dessa forma, o trabalho atua como um elo entre a fundamentação teórica e a resolução de uma demanda real do mercado.</w:t>
       </w:r>
       <w:r>
         <w:rPr>
@@ -2359,83 +2083,11 @@
           <w:szCs w:val="24"/>
           <w:lang w:val="pt-BR"/>
         </w:rPr>
-        <w:t xml:space="preserve">back-end</w:t>
-      </w:r>
-      <w:r>
-        <w:rPr>
-          <w:rFonts w:ascii="Times New Roman" w:hAnsi="Times New Roman" w:eastAsia="Times New Roman" w:cs="Times New Roman"/>
-          <w:sz w:val="24"/>
-          <w:szCs w:val="24"/>
-          <w:lang w:val="pt-BR"/>
-        </w:rPr>
-        <w:t xml:space="preserve"> e front-</w:t>
-      </w:r>
-      <w:r>
-        <w:rPr>
-          <w:rFonts w:ascii="Times New Roman" w:hAnsi="Times New Roman" w:eastAsia="Times New Roman" w:cs="Times New Roman"/>
-          <w:sz w:val="24"/>
-          <w:szCs w:val="24"/>
-          <w:lang w:val="pt-BR"/>
-        </w:rPr>
-        <w:t xml:space="preserve">end</w:t>
-      </w:r>
-      <w:r>
-        <w:rPr>
-          <w:rFonts w:ascii="Times New Roman" w:hAnsi="Times New Roman" w:eastAsia="Times New Roman" w:cs="Times New Roman"/>
-          <w:sz w:val="24"/>
-          <w:szCs w:val="24"/>
-          <w:lang w:val="pt-BR"/>
-        </w:rPr>
-        <w:t xml:space="preserve">, utilizando tecnologias modernas do mercado, como a linguagem Python, o framework </w:t>
-      </w:r>
-      <w:r>
-        <w:rPr>
-          <w:rFonts w:ascii="Times New Roman" w:hAnsi="Times New Roman" w:eastAsia="Times New Roman" w:cs="Times New Roman"/>
-          <w:sz w:val="24"/>
-          <w:szCs w:val="24"/>
-          <w:lang w:val="pt-BR"/>
-        </w:rPr>
-        <w:t xml:space="preserve">Flask</w:t>
-      </w:r>
-      <w:r>
-        <w:rPr>
-          <w:rFonts w:ascii="Times New Roman" w:hAnsi="Times New Roman" w:eastAsia="Times New Roman" w:cs="Times New Roman"/>
-          <w:sz w:val="24"/>
-          <w:szCs w:val="24"/>
-          <w:lang w:val="pt-BR"/>
-        </w:rPr>
-        <w:t xml:space="preserve"> e o banco de dados </w:t>
-      </w:r>
-      <w:r>
-        <w:rPr>
-          <w:rFonts w:ascii="Times New Roman" w:hAnsi="Times New Roman" w:eastAsia="Times New Roman" w:cs="Times New Roman"/>
-          <w:sz w:val="24"/>
-          <w:szCs w:val="24"/>
-          <w:lang w:val="pt-BR"/>
-        </w:rPr>
-        <w:t xml:space="preserve">Supabase</w:t>
-      </w:r>
-      <w:r>
-        <w:rPr>
-          <w:rFonts w:ascii="Times New Roman" w:hAnsi="Times New Roman" w:eastAsia="Times New Roman" w:cs="Times New Roman"/>
-          <w:sz w:val="24"/>
-          <w:szCs w:val="24"/>
-          <w:lang w:val="pt-BR"/>
-        </w:rPr>
-        <w:t xml:space="preserve">. Dessa forma, o trabalho atua como um elo entre a fundamentação teórica e a resolução de uma demanda real do mercado.</w:t>
-      </w:r>
-      <w:r>
-        <w:rPr>
-          <w:rFonts w:ascii="Times New Roman" w:hAnsi="Times New Roman" w:eastAsia="Times New Roman" w:cs="Times New Roman"/>
-          <w:sz w:val="24"/>
-          <w:szCs w:val="24"/>
-          <w:lang w:val="pt-BR"/>
-        </w:rPr>
       </w:r>
     </w:p>
     <w:p>
       <w:pPr>
-        <w:pStyle w:val="708"/>
+        <w:pStyle w:val="879"/>
         <w:pBdr/>
         <w:spacing/>
         <w:ind/>
@@ -2448,7 +2100,7 @@
     </w:p>
     <w:p>
       <w:pPr>
-        <w:pStyle w:val="706"/>
+        <w:pStyle w:val="877"/>
         <w:pBdr/>
         <w:spacing w:after="200" w:line="360" w:lineRule="auto"/>
         <w:ind/>
@@ -2467,7 +2119,7 @@
           <w:szCs w:val="24"/>
           <w:lang w:val="pt-BR"/>
         </w:rPr>
-        <w:t xml:space="preserve">Embora existam soluções de agendamento voltadas ao setor de beleza, como o sistema </w:t>
+        <w:t xml:space="preserve">Embora existam soluções de agendamento voltadas ao setor de beleza, como </w:t>
       </w:r>
       <w:r>
         <w:rPr>
@@ -2476,7 +2128,7 @@
           <w:szCs w:val="24"/>
           <w:lang w:val="pt-BR"/>
         </w:rPr>
-        <w:t xml:space="preserve">apresentado por Souza et al. (2023) e o aplicativo móvel "AgendaAqui", de Martins e Boer (2024), a lacuna identificada não está na ausência de ferramentas de agendamento no mercado, mas na falta de uma solução que integre, em um único ambiente, a gestão in</w:t>
+        <w:t xml:space="preserve">o sistema apresentado por Souza et al. (2023) e o aplicativo móvel "AgendaAqui", de Martins e Boer (2024), a lacuna identificada não está na ausência de ferramentas de agendamento no mercado, mas na falta de uma solução que integre, em um único ambiente, a</w:t>
       </w:r>
       <w:r>
         <w:rPr>
@@ -2485,7 +2137,7 @@
           <w:szCs w:val="24"/>
           <w:lang w:val="pt-BR"/>
         </w:rPr>
-        <w:t xml:space="preserve">dividual da agenda de cada profissional e o acompanhamento financeiro do salão pelo gestor. No sistema proposto, cada profissional possui acesso a um perfil próprio, com visualização exclusiva de sua agenda, evitando confusões entre horários de diferentes </w:t>
+        <w:t xml:space="preserve"> gestão individual da agenda de cada profissional e o acompanhamento financeiro do salão pelo gestor. No sistema proposto, cada profissional possui acesso a um perfil próprio, com visualização exclusiva de sua agenda, evitando confusões entre horários de d</w:t>
       </w:r>
       <w:r>
         <w:rPr>
@@ -2494,16 +2146,7 @@
           <w:szCs w:val="24"/>
           <w:lang w:val="pt-BR"/>
         </w:rPr>
-        <w:t xml:space="preserve">colaboradores, funcionalidade</w:t>
-      </w:r>
-      <w:r>
-        <w:rPr>
-          <w:rFonts w:ascii="Times New Roman" w:hAnsi="Times New Roman" w:eastAsia="Times New Roman" w:cs="Times New Roman"/>
-          <w:sz w:val="24"/>
-          <w:szCs w:val="24"/>
-          <w:lang w:val="pt-BR"/>
-        </w:rPr>
-        <w:t xml:space="preserve"> que não é o foco central das soluções voltadas apenas à marcação de horários pelo cliente. Essa lacuna é reforçada pelo estudo de caso de Bastos et al. (2023), que constatou, em um salão de beleza real, a ausência de</w:t>
+        <w:t xml:space="preserve">iferentes colaboradores, funcionalidade que não é o foco central das soluções voltadas apenas à marcação de horários pelo cliente. Essa lacuna é reforçada pelo estudo de caso de Bastos et al. (2023), que constatou, em um salão de beleza real, a ausência de</w:t>
       </w:r>
       <w:r>
         <w:rPr>
@@ -2525,7 +2168,7 @@
     </w:p>
     <w:p>
       <w:pPr>
-        <w:pStyle w:val="708"/>
+        <w:pStyle w:val="879"/>
         <w:pBdr/>
         <w:spacing/>
         <w:ind/>
@@ -2538,53 +2181,21 @@
     </w:p>
     <w:p>
       <w:pPr>
-        <w:pStyle w:val="706"/>
-        <w:pBdr/>
-        <w:spacing/>
-        <w:ind/>
+        <w:pStyle w:val="877"/>
+        <w:pBdr/>
+        <w:spacing/>
+        <w:ind/>
+        <w:jc w:val="both"/>
         <w:rPr/>
       </w:pPr>
       <w:r>
-        <w:t xml:space="preserve">É </w:t>
-      </w:r>
-      <w:r>
-        <w:t xml:space="preserve">possível</w:t>
-      </w:r>
-      <w:r>
-        <w:t xml:space="preserve"> desenvolver um sistema web </w:t>
-      </w:r>
-      <w:r>
-        <w:t xml:space="preserve">que centralize o agendamento de salões de beleza com um </w:t>
-      </w:r>
-      <w:r>
-        <w:t xml:space="preserve">único</w:t>
-      </w:r>
-      <w:r>
-        <w:t xml:space="preserve"> ou </w:t>
-      </w:r>
-      <w:r>
-        <w:t xml:space="preserve">múltiplos</w:t>
-      </w:r>
-      <w:r>
-        <w:t xml:space="preserve"> profissionais</w:t>
-      </w:r>
-      <w:r>
-        <w:t xml:space="preserve">, reduzindo conflitos de </w:t>
-      </w:r>
-      <w:r>
-        <w:t xml:space="preserve">horários e ociosidade </w:t>
-      </w:r>
-      <w:r>
-        <w:t xml:space="preserve">dos profissionais</w:t>
-      </w:r>
-      <w:r>
-        <w:t xml:space="preserve">?</w:t>
+        <w:t xml:space="preserve">É possível desenvolver um sistema web que centralize o agendamento de salões de beleza com um único ou múltiplos profissionais, reduzindo conflitos de horários e ociosidade dos profissionais?</w:t>
       </w:r>
       <w:r/>
     </w:p>
     <w:p>
       <w:pPr>
-        <w:pStyle w:val="706"/>
+        <w:pStyle w:val="877"/>
         <w:pBdr/>
         <w:spacing/>
         <w:ind/>
@@ -2595,7 +2206,7 @@
     </w:p>
     <w:p>
       <w:pPr>
-        <w:pStyle w:val="708"/>
+        <w:pStyle w:val="879"/>
         <w:pBdr/>
         <w:spacing/>
         <w:ind/>
@@ -2644,19 +2255,13 @@
         <w:rPr/>
       </w:pPr>
       <w:r>
-        <w:t xml:space="preserve">Objetivos </w:t>
-      </w:r>
-      <w:r>
-        <w:t xml:space="preserve">específicos</w:t>
-      </w:r>
-      <w:r>
-        <w:t xml:space="preserve">:</w:t>
+        <w:t xml:space="preserve">Objetivos específicos:</w:t>
       </w:r>
       <w:r/>
     </w:p>
     <w:p>
       <w:pPr>
-        <w:pStyle w:val="718"/>
+        <w:pStyle w:val="889"/>
         <w:numPr>
           <w:ilvl w:val="0"/>
           <w:numId w:val="1"/>
@@ -2674,7 +2279,7 @@
     </w:p>
     <w:p>
       <w:pPr>
-        <w:pStyle w:val="718"/>
+        <w:pStyle w:val="889"/>
         <w:numPr>
           <w:ilvl w:val="0"/>
           <w:numId w:val="1"/>
@@ -2700,7 +2305,7 @@
     </w:p>
     <w:p>
       <w:pPr>
-        <w:pStyle w:val="718"/>
+        <w:pStyle w:val="889"/>
         <w:numPr>
           <w:ilvl w:val="0"/>
           <w:numId w:val="1"/>
@@ -2726,7 +2331,7 @@
     </w:p>
     <w:p>
       <w:pPr>
-        <w:pStyle w:val="718"/>
+        <w:pStyle w:val="889"/>
         <w:numPr>
           <w:ilvl w:val="0"/>
           <w:numId w:val="1"/>
@@ -2752,7 +2357,7 @@
     </w:p>
     <w:p>
       <w:pPr>
-        <w:pStyle w:val="718"/>
+        <w:pStyle w:val="889"/>
         <w:numPr>
           <w:ilvl w:val="0"/>
           <w:numId w:val="1"/>
@@ -2778,7 +2383,7 @@
     </w:p>
     <w:p>
       <w:pPr>
-        <w:pStyle w:val="718"/>
+        <w:pStyle w:val="889"/>
         <w:numPr>
           <w:ilvl w:val="0"/>
           <w:numId w:val="1"/>
@@ -2804,7 +2409,7 @@
     </w:p>
     <w:p>
       <w:pPr>
-        <w:pStyle w:val="718"/>
+        <w:pStyle w:val="889"/>
         <w:pBdr/>
         <w:spacing/>
         <w:ind w:left="720"/>
@@ -2825,7 +2430,7 @@
     </w:p>
     <w:p>
       <w:pPr>
-        <w:pStyle w:val="708"/>
+        <w:pStyle w:val="879"/>
         <w:pBdr/>
         <w:spacing/>
         <w:ind/>
@@ -2851,7 +2456,7 @@
     </w:p>
     <w:p>
       <w:pPr>
-        <w:pStyle w:val="706"/>
+        <w:pStyle w:val="877"/>
         <w:pBdr/>
         <w:spacing w:after="200" w:line="360" w:lineRule="auto"/>
         <w:ind/>
@@ -2868,7 +2473,7 @@
     </w:p>
     <w:p>
       <w:pPr>
-        <w:pStyle w:val="708"/>
+        <w:pStyle w:val="879"/>
         <w:pBdr/>
         <w:spacing/>
         <w:ind/>
@@ -2877,12 +2482,30 @@
       <w:r>
         <w:t xml:space="preserve">1.7 Metodologia (visão geral)</w:t>
       </w:r>
-      <w:r/>
       <w:r>
         <w:rPr>
           <w:highlight w:val="none"/>
         </w:rPr>
       </w:r>
+      <w:r/>
+    </w:p>
+    <w:p>
+      <w:pPr>
+        <w:pBdr/>
+        <w:spacing w:after="200" w:line="360" w:lineRule="auto"/>
+        <w:ind/>
+        <w:jc w:val="both"/>
+        <w:rPr/>
+      </w:pPr>
+      <w:r>
+        <w:t xml:space="preserve">O trabalho carateriza-se como uma pesquisa aplicada, com uma </w:t>
+      </w:r>
+      <w:r>
+        <w:t xml:space="preserve">abordagem qualitativa e foco no desenvolvimento de uma solução tecnológica. O projeto foi organizado em etapas que compreenderam a identificação de problemas, o levantamento  e a organização dos requisitos em histórias de usuário, a elaboração dos protótip</w:t>
+      </w:r>
+      <w:r>
+        <w:t xml:space="preserve">os e da modelagem do sistema, a implementação incremental das funcionalidades e a realização de testes funcionais. A avaliação dos resultados foi baseada na verificação do funcionamento da aplicação e no atendimento aos requisitos definidos para o sistema.</w:t>
+      </w:r>
       <w:r>
         <w:rPr>
           <w:highlight w:val="none"/>
@@ -2892,31 +2515,7 @@
     </w:p>
     <w:p>
       <w:pPr>
-        <w:pBdr/>
-        <w:spacing w:after="200" w:line="360" w:lineRule="auto"/>
-        <w:ind/>
-        <w:jc w:val="both"/>
-        <w:rPr/>
-      </w:pPr>
-      <w:r>
-        <w:t xml:space="preserve">O trabalho carateriza-se como uma pesquisa aplicada, com uma abordagem qualitativa e foco no desenvolvimento de uma solução tecnológica. O projeto foi organizado em etapas que compreenderam a identificação de problemas, o levantamento </w:t>
-      </w:r>
-      <w:r>
-        <w:t xml:space="preserve"> e a organização dos requisitos em histórias de usuário, a elaboração dos protótipos e da modelagem do sistema, a implementação incremental das funcionalidades e a realização de testes funcionais. A avaliação dos resultados foi baseada na verificação do fu</w:t>
-      </w:r>
-      <w:r>
-        <w:t xml:space="preserve">ncionamento da aplicação e no atendimento aos requisitos definidos para o sistema.</w:t>
-      </w:r>
-      <w:r/>
-      <w:r>
-        <w:rPr>
-          <w:highlight w:val="none"/>
-        </w:rPr>
-      </w:r>
-    </w:p>
-    <w:p>
-      <w:pPr>
-        <w:pStyle w:val="708"/>
+        <w:pStyle w:val="879"/>
         <w:pBdr/>
         <w:spacing/>
         <w:ind/>
@@ -2945,30 +2544,30 @@
         </w:rPr>
       </w:r>
       <w:r>
-        <w:t xml:space="preserve">Além desta introdução, o trabalho está organizado em outros quatro capítulos. O Capítulo 2 apresenta a fundamentação teórica que sustenta os conceitos e as tecnologias empregados no projeto. O Capítulo 3 descreve o desenvolvimento do sistema, incluindo os </w:t>
-      </w:r>
-      <w:r>
-        <w:t xml:space="preserve">requisitos, a modelagem, a arquitetura, as tecnologias utilizadas, a implementação das funcionalidades e os testes realizados. O Capítulo 4 apresenta e discute os resultados obtidos. Por fim, o Capítulo 5 reúne as conclusões do trabalho, suas limitações e </w:t>
-      </w:r>
-      <w:r>
-        <w:t xml:space="preserve">as sugestões para desenvolvimentos futuros.</w:t>
+        <w:t xml:space="preserve">Além desta introdução, o trabalho está orga</w:t>
+      </w:r>
+      <w:r>
+        <w:t xml:space="preserve">nizado em outros quatro capítulos. O Capítulo 2 apresenta a fundamentação teórica que sustenta os conceitos e as tecnologias empregados no projeto. O Capítulo 3 descreve o desenvolvimento do sistema, incluindo os requisitos, a modelagem, a arquitetura, as </w:t>
+      </w:r>
+      <w:r>
+        <w:t xml:space="preserve">tecnologias utilizadas, a implementação das funcionalidades e os testes realizados. O Capítulo 4 apresenta e discute os resultados obtidos. Por fim, o Capítulo 5 reúne as conclusões do trabalho, suas limitações e as sugestões para desenvolvimentos futuros.</w:t>
       </w:r>
       <w:r>
         <w:rPr>
+          <w:bCs w:val="0"/>
           <w:i w:val="0"/>
-          <w:iCs w:val="0"/>
         </w:rPr>
       </w:r>
       <w:r>
         <w:rPr>
+          <w:bCs w:val="0"/>
           <w:i w:val="0"/>
-          <w:iCs w:val="0"/>
         </w:rPr>
       </w:r>
     </w:p>
     <w:p>
       <w:pPr>
-        <w:pStyle w:val="707"/>
+        <w:pStyle w:val="878"/>
         <w:pageBreakBefore w:val="true"/>
         <w:pBdr/>
         <w:spacing/>
@@ -2984,15 +2583,25 @@
       <w:pPr>
         <w:pBdr/>
         <w:spacing w:after="200" w:line="360" w:lineRule="auto"/>
-        <w:ind/>
+        <w:ind w:firstLine="708"/>
         <w:jc w:val="both"/>
         <w:rPr/>
       </w:pPr>
       <w:r>
-        <w:t xml:space="preserve">A fundamentação teórica apresenta</w:t>
-      </w:r>
-      <w:r>
-        <w:t xml:space="preserve">, com as palavras do próprio aluno e apoio em fontes confiáveis, os conceitos que sustentam as escolhas técnicas do sistema. Não é uma cópia de manuais nem uma lista de definições soltas: cada subseção deve dialogar com o que será feito no Desenvolvimento.</w:t>
+        <w:t xml:space="preserve">Este capítulo apresenta conceitos sobre as escolhas técnicas adotadas no desenvolvimento do sistema, correspon</w:t>
+      </w:r>
+      <w:r>
+        <w:t xml:space="preserve">dendo diretamente às escolhas implementadas no Capítulo 3, abordando primeiramente o processo de desenvolvimento e os requisitos do sistema (2.1 e 2.2); diagramas utilizados junto de modelos de dados (2.3); linguagens escolhidas, banco de dados utilizado, </w:t>
+      </w:r>
+      <w:r>
+        <w:rPr>
+          <w:i/>
+          <w:iCs/>
+        </w:rPr>
+        <w:t xml:space="preserve">frameworks, </w:t>
+      </w:r>
+      <w:r>
+        <w:t xml:space="preserve">bibliotecas e ambiente web (2.4 a 2.7); segurança do sistema e seus testes (2.8); e, por fim, uma comparação de sistemas semelhantes já existentes no mercado (2.9). </w:t>
       </w:r>
       <w:r/>
     </w:p>
@@ -3018,7 +2627,7 @@
     </w:p>
     <w:p>
       <w:pPr>
-        <w:pStyle w:val="708"/>
+        <w:pStyle w:val="879"/>
         <w:pBdr/>
         <w:spacing/>
         <w:ind/>
@@ -3061,7 +2670,7 @@
     </w:p>
     <w:p>
       <w:pPr>
-        <w:pStyle w:val="708"/>
+        <w:pStyle w:val="879"/>
         <w:pBdr/>
         <w:spacing/>
         <w:ind/>
@@ -3087,92 +2696,373 @@
     </w:p>
     <w:p>
       <w:pPr>
-        <w:pStyle w:val="708"/>
-        <w:pBdr/>
-        <w:spacing/>
-        <w:ind/>
+        <w:pStyle w:val="879"/>
+        <w:pBdr/>
+        <w:spacing/>
+        <w:ind/>
+        <w:rPr>
+          <w:highlight w:val="none"/>
+        </w:rPr>
+      </w:pPr>
+      <w:r>
+        <w:t xml:space="preserve">2.3 Modelagem de sistemas (UML e modelagem de dados)</w:t>
+      </w:r>
+      <w:r>
+        <w:rPr>
+          <w:highlight w:val="none"/>
+        </w:rPr>
+      </w:r>
+    </w:p>
+    <w:p>
+      <w:pPr>
+        <w:pBdr>
+          <w:top w:val="none" w:color="000000" w:sz="4" w:space="0"/>
+          <w:left w:val="none" w:color="000000" w:sz="4" w:space="0"/>
+          <w:bottom w:val="none" w:color="000000" w:sz="4" w:space="0"/>
+          <w:right w:val="none" w:color="000000" w:sz="4" w:space="0"/>
+        </w:pBdr>
+        <w:spacing w:line="360" w:lineRule="auto"/>
+        <w:ind w:right="0" w:firstLine="708" w:left="0"/>
+        <w:jc w:val="both"/>
         <w:rPr/>
       </w:pPr>
       <w:r>
-        <w:t xml:space="preserve">2.3 Modelagem de sistemas (UML e modelagem de dados)</w:t>
+        <w:t xml:space="preserve">A </w:t>
+      </w:r>
+      <w:r>
+        <w:rPr>
+          <w:i/>
+          <w:iCs/>
+        </w:rPr>
+        <w:t xml:space="preserve">Unified Modeling Language</w:t>
+      </w:r>
+      <w:r>
+        <w:t xml:space="preserve"> (UML) oferece diagramas padronizados para representar o funcionamento de um sistema antes da implementação (SANCHES, 2023). Neste trabalho, utilizou-se o Diagrama de Casos de Uso para reconhecer interações </w:t>
+      </w:r>
+      <w:r>
+        <w:t xml:space="preserve">entre diferentes usuários, disponibilizando uma visão clara de cada ação possível para cada ator existente, ajudando a limitar o escopo funcional do sistema. Utilizou-se também o Diagrama de Entidade-Relacionamento (DER), técnica proposta por Chen (1976), </w:t>
+      </w:r>
+      <w:r>
+        <w:rPr>
+          <w:highlight w:val="none"/>
+        </w:rPr>
+        <w:t xml:space="preserve">escolhido devido ao tipo de banco de dados utilizado, aprofundado adiante, em Banco de dados (2.5)</w:t>
+      </w:r>
+      <w:r>
+        <w:t xml:space="preserve">, mas que, brevemente, </w:t>
+      </w:r>
+      <w:r>
+        <w:rPr>
+          <w:highlight w:val="none"/>
+        </w:rPr>
+        <w:t xml:space="preserve">nos ajuda a definir quais dados serão registrados, junto de seus relacionamentos para entender quais dados conversam entre si.</w:t>
+      </w:r>
+      <w:r>
+        <w:rPr>
+          <w:rFonts w:ascii="Times New Roman" w:hAnsi="Times New Roman" w:eastAsia="Times New Roman" w:cs="Times New Roman"/>
+          <w:sz w:val="24"/>
+        </w:rPr>
       </w:r>
       <w:r/>
     </w:p>
     <w:p>
       <w:pPr>
-        <w:pBdr/>
-        <w:spacing w:after="200" w:line="360" w:lineRule="auto"/>
-        <w:ind/>
-        <w:jc w:val="both"/>
+        <w:pStyle w:val="879"/>
+        <w:pBdr/>
+        <w:spacing/>
+        <w:ind/>
         <w:rPr/>
       </w:pPr>
       <w:r>
-        <w:t xml:space="preserve">Explique os diagramas utilizados (casos de uso, classes, atividades) e o modelo de dados (DER, modelo relacional, normalização), justificando a escolha.</w:t>
+        <w:t xml:space="preserve">2.4 Linguagens de programação e paradigmas</w:t>
       </w:r>
       <w:r/>
     </w:p>
     <w:p>
       <w:pPr>
-        <w:pStyle w:val="708"/>
-        <w:pBdr/>
-        <w:spacing/>
-        <w:ind/>
+        <w:pBdr/>
+        <w:spacing w:after="200" w:line="360" w:lineRule="auto"/>
+        <w:ind/>
+        <w:jc w:val="both"/>
         <w:rPr/>
       </w:pPr>
       <w:r>
-        <w:t xml:space="preserve">2.4 Linguagens de programação e paradigmas</w:t>
+        <w:t xml:space="preserve">Apresente a(s) linguagem(ns) escolhida(s) e o paradigma adotado (orientado a objetos, procedural etc.), com justificativa técnica para a escolha.</w:t>
       </w:r>
       <w:r/>
     </w:p>
     <w:p>
       <w:pPr>
-        <w:pBdr/>
-        <w:spacing w:after="200" w:line="360" w:lineRule="auto"/>
-        <w:ind/>
-        <w:jc w:val="both"/>
+        <w:pStyle w:val="879"/>
+        <w:pBdr/>
+        <w:spacing/>
+        <w:ind/>
         <w:rPr/>
       </w:pPr>
       <w:r>
-        <w:t xml:space="preserve">Apresente a(s) linguagem(ns) escolhida(s) e o paradigma adotado (orientado a objetos, procedural etc.), com justificativa técnica para a escolha.</w:t>
+        <w:t xml:space="preserve">2.5 Banco de dados</w:t>
       </w:r>
       <w:r/>
     </w:p>
     <w:p>
       <w:pPr>
-        <w:pStyle w:val="708"/>
-        <w:pBdr/>
-        <w:spacing/>
-        <w:ind/>
+        <w:pBdr/>
+        <w:spacing w:after="200" w:line="360" w:lineRule="auto"/>
+        <w:ind/>
+        <w:jc w:val="both"/>
         <w:rPr/>
       </w:pPr>
       <w:r>
-        <w:t xml:space="preserve">2.5 Banco de dados</w:t>
+        <w:t xml:space="preserve">Explique o tipo de banco de dados utilizado (relacional ou não relacional) e o SGBD escolhido, relacionando com as necessidades do sistema.</w:t>
       </w:r>
       <w:r/>
     </w:p>
     <w:p>
       <w:pPr>
-        <w:pBdr/>
-        <w:spacing w:after="200" w:line="360" w:lineRule="auto"/>
-        <w:ind/>
-        <w:jc w:val="both"/>
+        <w:pStyle w:val="879"/>
+        <w:pBdr/>
+        <w:spacing/>
+        <w:ind/>
         <w:rPr/>
       </w:pPr>
       <w:r>
-        <w:t xml:space="preserve">Explique o tipo de banco de dados utilizado (relacional ou não relacional) e o SGBD escolhido, relacionando com as necessidades do sistema.</w:t>
+        <w:t xml:space="preserve">2.6 Frameworks, bibliotecas e arquitetura de software</w:t>
       </w:r>
       <w:r/>
     </w:p>
     <w:p>
       <w:pPr>
-        <w:pStyle w:val="708"/>
+        <w:pBdr/>
+        <w:spacing w:after="200" w:line="360" w:lineRule="auto"/>
+        <w:ind w:firstLine="708"/>
+        <w:jc w:val="both"/>
+        <w:rPr>
+          <w:rFonts w:ascii="Times New Roman" w:hAnsi="Times New Roman" w:eastAsia="Times New Roman" w:cs="Times New Roman"/>
+          <w:sz w:val="24"/>
+          <w:szCs w:val="24"/>
+        </w:rPr>
+      </w:pPr>
+      <w:r>
+        <w:t xml:space="preserve">Neste trabalho, usou-se, para desenvolver o sistema, o </w:t>
+      </w:r>
+      <w:r>
+        <w:rPr>
+          <w:i/>
+          <w:iCs/>
+        </w:rPr>
+        <w:t xml:space="preserve">framework </w:t>
+      </w:r>
+      <w:r>
+        <w:t xml:space="preserve">Flask, um </w:t>
+      </w:r>
+      <w:r>
+        <w:rPr>
+          <w:i/>
+          <w:iCs/>
+        </w:rPr>
+        <w:t xml:space="preserve">microframework </w:t>
+      </w:r>
+      <w:r>
+        <w:t xml:space="preserve">Python para desenvolvimento web (PALLETS, 2026), escolhido devido à sua simplicidade em se utilizar para criar </w:t>
+      </w:r>
+      <w:r>
+        <w:rPr>
+          <w:i/>
+          <w:iCs/>
+        </w:rPr>
+        <w:t xml:space="preserve">Application Programming Interfaces</w:t>
+      </w:r>
+      <w:r>
+        <w:t xml:space="preserve"> </w:t>
+      </w:r>
+      <w:r>
+        <w:rPr>
+          <w:i w:val="0"/>
+          <w:iCs w:val="0"/>
+        </w:rPr>
+        <w:t xml:space="preserve">(APIs) do tipo </w:t>
+      </w:r>
+      <w:r>
+        <w:rPr>
+          <w:i/>
+          <w:iCs/>
+        </w:rPr>
+        <w:t xml:space="preserve">Representational State Transfer </w:t>
+      </w:r>
+      <w:r>
+        <w:rPr>
+          <w:i w:val="0"/>
+          <w:iCs w:val="0"/>
+        </w:rPr>
+        <w:t xml:space="preserve">(REST), permitindo criar e organizar rotas, regras de negócio e acesso ao banco de dados, </w:t>
+      </w:r>
+      <w:r>
+        <w:t xml:space="preserve">o que se aproxima do padrão arquitetural Model-View-Controller (MVC) (REENSKAUG, 1979)</w:t>
+      </w:r>
+      <w:r>
+        <w:rPr>
+          <w:i w:val="0"/>
+          <w:iCs w:val="0"/>
+        </w:rPr>
+        <w:t xml:space="preserve">, porém ainda dividindo suas obrigações no sistema junto ao </w:t>
+      </w:r>
+      <w:r>
+        <w:rPr>
+          <w:i/>
+          <w:iCs/>
+        </w:rPr>
+        <w:t xml:space="preserve">front-end</w:t>
+      </w:r>
+      <w:r>
+        <w:rPr>
+          <w:i w:val="0"/>
+          <w:iCs w:val="0"/>
+        </w:rPr>
+        <w:t xml:space="preserve">, </w:t>
+      </w:r>
+      <w:r>
+        <w:t xml:space="preserve">responsável por mandar requisições.</w:t>
+      </w:r>
+      <w:r>
+        <w:rPr>
+          <w:rFonts w:ascii="Times New Roman" w:hAnsi="Times New Roman" w:eastAsia="Times New Roman" w:cs="Times New Roman"/>
+          <w:sz w:val="24"/>
+          <w:szCs w:val="24"/>
+          <w:highlight w:val="none"/>
+        </w:rPr>
+      </w:r>
+      <w:r>
+        <w:rPr>
+          <w:rFonts w:ascii="Times New Roman" w:hAnsi="Times New Roman" w:eastAsia="Times New Roman" w:cs="Times New Roman"/>
+          <w:sz w:val="24"/>
+          <w:szCs w:val="24"/>
+        </w:rPr>
+      </w:r>
+    </w:p>
+    <w:p>
+      <w:pPr>
+        <w:pBdr/>
+        <w:spacing w:after="200" w:line="360" w:lineRule="auto"/>
+        <w:ind w:firstLine="708"/>
+        <w:jc w:val="both"/>
+        <w:rPr>
+          <w:rFonts w:ascii="Times New Roman" w:hAnsi="Times New Roman" w:eastAsia="Times New Roman" w:cs="Times New Roman"/>
+          <w:bCs w:val="0"/>
+          <w:i w:val="0"/>
+          <w:sz w:val="24"/>
+          <w:szCs w:val="24"/>
+          <w:highlight w:val="none"/>
+        </w:rPr>
+      </w:pPr>
+      <w:r>
+        <w:rPr>
+          <w:rFonts w:ascii="Times New Roman" w:hAnsi="Times New Roman" w:eastAsia="Times New Roman" w:cs="Times New Roman"/>
+          <w:sz w:val="24"/>
+        </w:rPr>
+        <w:t xml:space="preserve">Também utilizado no sistema, React é uma biblioteca JavaScript de código aberto focada na criação de interfaces de usuário (UI) para aplicações web </w:t>
+      </w:r>
+      <w:r>
+        <w:t xml:space="preserve">(REACT, 2026)</w:t>
+      </w:r>
+      <w:r>
+        <w:rPr>
+          <w:rFonts w:ascii="Times New Roman" w:hAnsi="Times New Roman" w:eastAsia="Times New Roman" w:cs="Times New Roman"/>
+          <w:sz w:val="24"/>
+        </w:rPr>
+        <w:t xml:space="preserve">, escolhida devido à sua facilidade de reutilizar componentes visuais s</w:t>
+      </w:r>
+      <w:r>
+        <w:rPr>
+          <w:rFonts w:ascii="Times New Roman" w:hAnsi="Times New Roman" w:eastAsia="Times New Roman" w:cs="Times New Roman"/>
+          <w:sz w:val="24"/>
+        </w:rPr>
+        <w:t xml:space="preserve">em reescrever o mesmo componente toda vez que utilizado, e ao alto índice de uso no mercado de trabalho, conhecida por ser a biblioteca front-end mais utilizada entre os desenvolvedores para desenvolvimento web, à frente de concorrentes como Angular e Vue </w:t>
+      </w:r>
+      <w:r>
+        <w:t xml:space="preserve">(STACK OVERFLOW, 2024)</w:t>
+      </w:r>
+      <w:r>
+        <w:rPr>
+          <w:rFonts w:ascii="Times New Roman" w:hAnsi="Times New Roman" w:eastAsia="Times New Roman" w:cs="Times New Roman"/>
+          <w:sz w:val="24"/>
+        </w:rPr>
+        <w:t xml:space="preserve">.</w:t>
+      </w:r>
+      <w:r>
+        <w:rPr>
+          <w:rFonts w:ascii="Times New Roman" w:hAnsi="Times New Roman" w:eastAsia="Times New Roman" w:cs="Times New Roman"/>
+          <w:sz w:val="24"/>
+          <w:szCs w:val="24"/>
+          <w:highlight w:val="none"/>
+        </w:rPr>
+        <w:t xml:space="preserve"> </w:t>
+      </w:r>
+      <w:r>
+        <w:rPr>
+          <w:rFonts w:ascii="Times New Roman" w:hAnsi="Times New Roman" w:eastAsia="Times New Roman" w:cs="Times New Roman"/>
+          <w:color w:val="000000"/>
+          <w:sz w:val="24"/>
+        </w:rPr>
+        <w:t xml:space="preserve">Utilizou-se também a biblioteca</w:t>
+      </w:r>
+      <w:r>
+        <w:rPr>
+          <w:rFonts w:ascii="Times New Roman" w:hAnsi="Times New Roman" w:eastAsia="Times New Roman" w:cs="Times New Roman"/>
+          <w:b w:val="0"/>
+          <w:bCs w:val="0"/>
+          <w:color w:val="000000"/>
+          <w:sz w:val="24"/>
+        </w:rPr>
+        <w:t xml:space="preserve"> Bootstrap Icons, conjunto de ícones em formato SVG</w:t>
+      </w:r>
+      <w:r>
+        <w:rPr>
+          <w:rFonts w:ascii="Times New Roman" w:hAnsi="Times New Roman" w:eastAsia="Times New Roman" w:cs="Times New Roman"/>
+          <w:b/>
+          <w:color w:val="000000"/>
+          <w:sz w:val="24"/>
+        </w:rPr>
+        <w:t xml:space="preserve">,</w:t>
+      </w:r>
+      <w:r>
+        <w:rPr>
+          <w:rFonts w:ascii="Times New Roman" w:hAnsi="Times New Roman" w:eastAsia="Times New Roman" w:cs="Times New Roman"/>
+          <w:color w:val="000000"/>
+          <w:sz w:val="24"/>
+        </w:rPr>
+        <w:t xml:space="preserve"> para os ícones da interface.</w:t>
+      </w:r>
+      <w:r>
+        <w:rPr>
+          <w:rFonts w:ascii="Times New Roman" w:hAnsi="Times New Roman" w:eastAsia="Times New Roman" w:cs="Times New Roman"/>
+          <w:bCs w:val="0"/>
+          <w:i w:val="0"/>
+          <w:sz w:val="24"/>
+          <w:szCs w:val="24"/>
+          <w:highlight w:val="none"/>
+        </w:rPr>
+      </w:r>
+      <w:r>
+        <w:rPr>
+          <w:rFonts w:ascii="Times New Roman" w:hAnsi="Times New Roman" w:eastAsia="Times New Roman" w:cs="Times New Roman"/>
+          <w:bCs w:val="0"/>
+          <w:i w:val="0"/>
+          <w:sz w:val="24"/>
+          <w:szCs w:val="24"/>
+          <w:highlight w:val="none"/>
+        </w:rPr>
+      </w:r>
+    </w:p>
+    <w:p>
+      <w:pPr>
+        <w:pStyle w:val="879"/>
         <w:pBdr/>
         <w:spacing/>
         <w:ind/>
         <w:rPr/>
       </w:pPr>
       <w:r>
-        <w:t xml:space="preserve">2.6 Frameworks, bibliotecas e arquitetura de software</w:t>
+        <w:t xml:space="preserve">2.7 Desenvolvimento web, mobile ou desktop</w:t>
       </w:r>
       <w:r/>
     </w:p>
@@ -3185,65 +3075,206 @@
         <w:rPr/>
       </w:pPr>
       <w:r>
-        <w:t xml:space="preserve">Descreva o(s) framework(s) e a arquitetura adotada (ex.: MVC, API REST, arquitetura em camadas), explicando o papel de cada componente.</w:t>
+        <w:t xml:space="preserve">Conforme o tipo de sistema, explique os conceitos específicos da plataforma (ex.: HTTP, front-end e back-end, responsividade, para web; ciclo de vida de activity/tela, para mobile).</w:t>
       </w:r>
       <w:r/>
     </w:p>
     <w:p>
       <w:pPr>
-        <w:pStyle w:val="708"/>
+        <w:pStyle w:val="879"/>
         <w:pBdr/>
         <w:spacing/>
         <w:ind/>
         <w:rPr/>
       </w:pPr>
       <w:r>
-        <w:t xml:space="preserve">2.7 Desenvolvimento web, mobile ou desktop</w:t>
+        <w:t xml:space="preserve">2.8 Segurança da informação e qualidade de software</w:t>
       </w:r>
       <w:r/>
     </w:p>
     <w:p>
       <w:pPr>
-        <w:pBdr/>
-        <w:spacing w:after="200" w:line="360" w:lineRule="auto"/>
-        <w:ind/>
+        <w:pBdr>
+          <w:top w:val="none" w:color="000000" w:sz="4" w:space="0"/>
+          <w:left w:val="none" w:color="000000" w:sz="4" w:space="0"/>
+          <w:bottom w:val="none" w:color="000000" w:sz="4" w:space="0"/>
+          <w:right w:val="none" w:color="000000" w:sz="4" w:space="0"/>
+        </w:pBdr>
+        <w:spacing w:line="360" w:lineRule="auto"/>
+        <w:ind w:right="0" w:firstLine="708" w:left="0"/>
         <w:jc w:val="both"/>
         <w:rPr/>
       </w:pPr>
       <w:r>
-        <w:t xml:space="preserve">Conforme o tipo de sistema, explique os conceitos específicos da plataforma (ex.: HTTP, front-end e back-end, responsividade, para web; ciclo de vida de activity/tela, para mobile).</w:t>
+        <w:t xml:space="preserve">Foram adotados mecanismos básicos de segurança, como autenticação por login e senha com senhas armazenadas de forma criptografada,</w:t>
+      </w:r>
+      <w:r>
+        <w:t xml:space="preserve"> utilizando o algoritmo bcrypt (SUPABASE, 2026), realizada por meio do Supabase Auth, serviço de autenticação nativo do Supabase utilizado neste trabalho. Além do uso do Supabase Auth, também foi desenvolvida uma API em Flask, contendo rotas protegidas no </w:t>
+      </w:r>
+      <w:r>
+        <w:rPr>
+          <w:i/>
+          <w:iCs/>
+        </w:rPr>
+        <w:t xml:space="preserve">back-end</w:t>
+      </w:r>
+      <w:r>
+        <w:t xml:space="preserve"> para cada requisição, utilizando uma verificação via token de acesso, antes de permitir a operação.</w:t>
+      </w:r>
+      <w:r>
+        <w:rPr>
+          <w:rFonts w:ascii="Times New Roman" w:hAnsi="Times New Roman" w:eastAsia="Times New Roman" w:cs="Times New Roman"/>
+          <w:sz w:val="24"/>
+        </w:rPr>
       </w:r>
       <w:r/>
     </w:p>
     <w:p>
       <w:pPr>
-        <w:pStyle w:val="708"/>
-        <w:pBdr/>
-        <w:spacing/>
-        <w:ind/>
-        <w:rPr/>
-      </w:pPr>
-      <w:r>
-        <w:t xml:space="preserve">2.8 Segurança da informação e qualidade de software</w:t>
-      </w:r>
-      <w:r/>
+        <w:pBdr>
+          <w:top w:val="none" w:color="000000" w:sz="4" w:space="0"/>
+          <w:left w:val="none" w:color="000000" w:sz="4" w:space="0"/>
+          <w:bottom w:val="none" w:color="000000" w:sz="4" w:space="0"/>
+          <w:right w:val="none" w:color="000000" w:sz="4" w:space="0"/>
+        </w:pBdr>
+        <w:spacing w:line="360" w:lineRule="auto"/>
+        <w:ind w:right="0" w:firstLine="708" w:left="0"/>
+        <w:jc w:val="both"/>
+        <w:rPr>
+          <w:highlight w:val="none"/>
+        </w:rPr>
+      </w:pPr>
+      <w:r>
+        <w:t xml:space="preserve">O sistema adota também controles de acesso por perfil de usuário (clientes e profissionais), com clientes possuindo um único nível de permissão, enquant</w:t>
+      </w:r>
+      <w:r>
+        <w:t xml:space="preserve">o profissionais são diferenciados por nível de acesso hierárquico, que diferencia quem pode realizar operações administrativas, como cadastrar, editar ou remover profissionais e serviços, de quem realiza apenas atendimentos. Essa validação ocorre tanto no </w:t>
+      </w:r>
+      <w:r>
+        <w:rPr>
+          <w:i/>
+          <w:iCs/>
+        </w:rPr>
+        <w:t xml:space="preserve">back-end</w:t>
+      </w:r>
+      <w:r>
+        <w:t xml:space="preserve">, consultando o nível de acesso do remetente em uma requisição, checando se ele possui o nível necessário para alguma consulta ou ação, quanto no </w:t>
+      </w:r>
+      <w:r>
+        <w:rPr>
+          <w:i/>
+          <w:iCs/>
+        </w:rPr>
+        <w:t xml:space="preserve">front-end</w:t>
+      </w:r>
+      <w:r>
+        <w:t xml:space="preserve">, que busca exibir apenas funcionalidades disponíveis para cada perfil. Esse tipo de con</w:t>
+      </w:r>
+      <w:r>
+        <w:t xml:space="preserve">trole está alinhado às recomendações do guia da Autoridade Nacional de Proteção de Dados (ANPD) voltado a agentes de tratamento de pequeno porte, que orienta que o acesso a dados pessoais seja restrito a pessoas autorizadas e identificáveis (BRASIL, 2021).</w:t>
+      </w:r>
+      <w:r>
+        <w:rPr>
+          <w:highlight w:val="none"/>
+        </w:rPr>
+      </w:r>
+      <w:r>
+        <w:rPr>
+          <w:highlight w:val="none"/>
+        </w:rPr>
+      </w:r>
     </w:p>
     <w:p>
       <w:pPr>
-        <w:pBdr/>
-        <w:spacing w:after="200" w:line="360" w:lineRule="auto"/>
-        <w:ind/>
+        <w:pBdr>
+          <w:top w:val="none" w:color="000000" w:sz="4" w:space="0"/>
+          <w:left w:val="none" w:color="000000" w:sz="4" w:space="0"/>
+          <w:bottom w:val="none" w:color="000000" w:sz="4" w:space="0"/>
+          <w:right w:val="none" w:color="000000" w:sz="4" w:space="0"/>
+        </w:pBdr>
+        <w:spacing w:line="360" w:lineRule="auto"/>
+        <w:ind w:right="0" w:firstLine="708" w:left="0"/>
         <w:jc w:val="both"/>
-        <w:rPr/>
-      </w:pPr>
-      <w:r>
-        <w:t xml:space="preserve">Aborde, de forma proporcional ao escopo do TCC, conceitos de segurança (autenticação, controle de acesso, proteção de dados) e qualidade (testes de software, usabilidade).</w:t>
-      </w:r>
-      <w:r/>
+        <w:rPr>
+          <w:rFonts w:ascii="Times New Roman" w:hAnsi="Times New Roman" w:eastAsia="Times New Roman" w:cs="Times New Roman"/>
+          <w:sz w:val="24"/>
+          <w:szCs w:val="24"/>
+          <w:highlight w:val="none"/>
+        </w:rPr>
+      </w:pPr>
+      <w:r>
+        <w:rPr>
+          <w:highlight w:val="none"/>
+        </w:rPr>
+        <w:t xml:space="preserve">Como o sistema armazena dados pessoais de cada usuário, além de informações financeiras de cada salão, ele está sujeito à Lei Geral de Proteção de Dados (LGPD). Os mecanismos de autenticaç</w:t>
+      </w:r>
+      <w:r>
+        <w:rPr>
+          <w:highlight w:val="none"/>
+        </w:rPr>
+        <w:t xml:space="preserve">ão e controle de acesso descritos logo acima contribuem para essa proteção, ao restringir o acesso às informações armazenadas para quem não está autenticado ou autorizado no sistema, conforme as boas práticas indicadas no guia da ANPD citado anteriormente.</w:t>
+      </w:r>
+      <w:r>
+        <w:rPr>
+          <w:rFonts w:ascii="Times New Roman" w:hAnsi="Times New Roman" w:eastAsia="Times New Roman" w:cs="Times New Roman"/>
+          <w:sz w:val="24"/>
+          <w:szCs w:val="24"/>
+          <w:highlight w:val="none"/>
+        </w:rPr>
+      </w:r>
+      <w:r>
+        <w:rPr>
+          <w:rFonts w:ascii="Times New Roman" w:hAnsi="Times New Roman" w:eastAsia="Times New Roman" w:cs="Times New Roman"/>
+          <w:sz w:val="24"/>
+          <w:szCs w:val="24"/>
+          <w:highlight w:val="none"/>
+        </w:rPr>
+      </w:r>
     </w:p>
     <w:p>
       <w:pPr>
-        <w:pStyle w:val="708"/>
+        <w:pBdr>
+          <w:top w:val="none" w:color="000000" w:sz="4" w:space="0"/>
+          <w:left w:val="none" w:color="000000" w:sz="4" w:space="0"/>
+          <w:bottom w:val="none" w:color="000000" w:sz="4" w:space="0"/>
+          <w:right w:val="none" w:color="000000" w:sz="4" w:space="0"/>
+        </w:pBdr>
+        <w:spacing w:line="360" w:lineRule="auto"/>
+        <w:ind w:right="0" w:firstLine="708" w:left="0"/>
+        <w:jc w:val="both"/>
+        <w:rPr>
+          <w:rFonts w:ascii="Times New Roman" w:hAnsi="Times New Roman" w:eastAsia="Times New Roman" w:cs="Times New Roman"/>
+          <w:sz w:val="24"/>
+          <w:szCs w:val="24"/>
+        </w:rPr>
+      </w:pPr>
+      <w:r>
+        <w:rPr>
+          <w:highlight w:val="none"/>
+        </w:rPr>
+      </w:r>
+      <w:r>
+        <w:t xml:space="preserve">Em relação à qualidade, testes funcionais têm como objetivo verificar se o sistema se comporta conforme o esperado do ponto de vista do usuário, sem considerar a </w:t>
+      </w:r>
+      <w:r>
+        <w:t xml:space="preserve">estrutura interna do código (AZEVEDO, 2021). Neste trabalho, foram realizados testes funcionais manuais nas principais operações do sistema, como agendamento de horários, cadastro de profissionais e visualização de agenda, conforme detalhado no Capítulo 3.</w:t>
+      </w:r>
+      <w:r>
+        <w:rPr>
+          <w:highlight w:val="none"/>
+        </w:rPr>
+      </w:r>
+      <w:r>
+        <w:rPr>
+          <w:rFonts w:ascii="Times New Roman" w:hAnsi="Times New Roman" w:eastAsia="Times New Roman" w:cs="Times New Roman"/>
+          <w:sz w:val="24"/>
+          <w:szCs w:val="24"/>
+        </w:rPr>
+      </w:r>
+    </w:p>
+    <w:p>
+      <w:pPr>
+        <w:pStyle w:val="879"/>
         <w:pBdr/>
         <w:spacing/>
         <w:ind/>
@@ -3286,7 +3317,7 @@
     </w:p>
     <w:p>
       <w:pPr>
-        <w:pStyle w:val="707"/>
+        <w:pStyle w:val="878"/>
         <w:pageBreakBefore w:val="true"/>
         <w:pBdr/>
         <w:spacing/>
@@ -3313,7 +3344,7 @@
     </w:p>
     <w:p>
       <w:pPr>
-        <w:pStyle w:val="708"/>
+        <w:pStyle w:val="879"/>
         <w:pBdr/>
         <w:spacing/>
         <w:ind/>
@@ -3359,7 +3390,7 @@
     </w:p>
     <w:p>
       <w:pPr>
-        <w:pStyle w:val="708"/>
+        <w:pStyle w:val="879"/>
         <w:pBdr/>
         <w:spacing/>
         <w:ind/>
@@ -3443,7 +3474,7 @@
     </w:p>
     <w:p>
       <w:pPr>
-        <w:pStyle w:val="708"/>
+        <w:pStyle w:val="879"/>
         <w:pBdr/>
         <w:spacing/>
         <w:ind/>
@@ -3503,7 +3534,7 @@
     </w:p>
     <w:p>
       <w:pPr>
-        <w:pStyle w:val="708"/>
+        <w:pStyle w:val="879"/>
         <w:pBdr/>
         <w:spacing/>
         <w:ind/>
@@ -3563,7 +3594,7 @@
     </w:p>
     <w:p>
       <w:pPr>
-        <w:pStyle w:val="708"/>
+        <w:pStyle w:val="879"/>
         <w:pBdr/>
         <w:spacing/>
         <w:ind/>
@@ -3576,23 +3607,20 @@
     </w:p>
     <w:p>
       <w:pPr>
-        <w:pStyle w:val="708"/>
+        <w:pStyle w:val="879"/>
         <w:pBdr/>
         <w:spacing/>
         <w:ind w:firstLine="708"/>
         <w:rPr/>
       </w:pPr>
       <w:r>
-        <w:t xml:space="preserve">3.5.1 </w:t>
-      </w:r>
-      <w:r>
-        <w:t xml:space="preserve">JavaScript</w:t>
+        <w:t xml:space="preserve">3.5.1 JavaScript</w:t>
       </w:r>
       <w:r/>
     </w:p>
     <w:p>
       <w:pPr>
-        <w:pStyle w:val="708"/>
+        <w:pStyle w:val="879"/>
         <w:pBdr/>
         <w:spacing/>
         <w:ind w:firstLine="708"/>
@@ -3605,7 +3633,7 @@
     </w:p>
     <w:p>
       <w:pPr>
-        <w:pStyle w:val="708"/>
+        <w:pStyle w:val="879"/>
         <w:pBdr/>
         <w:spacing/>
         <w:ind w:firstLine="708"/>
@@ -3618,7 +3646,7 @@
     </w:p>
     <w:p>
       <w:pPr>
-        <w:pStyle w:val="708"/>
+        <w:pStyle w:val="879"/>
         <w:pBdr/>
         <w:spacing/>
         <w:ind w:firstLine="708"/>
@@ -3631,7 +3659,7 @@
     </w:p>
     <w:p>
       <w:pPr>
-        <w:pStyle w:val="708"/>
+        <w:pStyle w:val="879"/>
         <w:pBdr/>
         <w:spacing/>
         <w:ind w:firstLine="708"/>
@@ -3644,7 +3672,7 @@
     </w:p>
     <w:p>
       <w:pPr>
-        <w:pStyle w:val="708"/>
+        <w:pStyle w:val="879"/>
         <w:pBdr/>
         <w:spacing/>
         <w:ind w:firstLine="708"/>
@@ -3657,7 +3685,7 @@
     </w:p>
     <w:p>
       <w:pPr>
-        <w:pStyle w:val="708"/>
+        <w:pStyle w:val="879"/>
         <w:pBdr/>
         <w:spacing/>
         <w:ind w:firstLine="708"/>
@@ -3670,23 +3698,20 @@
     </w:p>
     <w:p>
       <w:pPr>
-        <w:pStyle w:val="708"/>
+        <w:pStyle w:val="879"/>
         <w:pBdr/>
         <w:spacing/>
         <w:ind w:firstLine="708"/>
         <w:rPr/>
       </w:pPr>
       <w:r>
-        <w:t xml:space="preserve">3.5.8 </w:t>
-      </w:r>
-      <w:r>
-        <w:t xml:space="preserve">Flask</w:t>
+        <w:t xml:space="preserve">3.5.8 Flask</w:t>
       </w:r>
       <w:r/>
     </w:p>
     <w:p>
       <w:pPr>
-        <w:pStyle w:val="708"/>
+        <w:pStyle w:val="879"/>
         <w:pBdr/>
         <w:spacing/>
         <w:ind w:firstLine="708"/>
@@ -3699,7 +3724,7 @@
     </w:p>
     <w:p>
       <w:pPr>
-        <w:pStyle w:val="708"/>
+        <w:pStyle w:val="879"/>
         <w:pBdr/>
         <w:spacing/>
         <w:ind w:firstLine="708"/>
@@ -3712,7 +3737,7 @@
     </w:p>
     <w:p>
       <w:pPr>
-        <w:pStyle w:val="708"/>
+        <w:pStyle w:val="879"/>
         <w:pBdr/>
         <w:spacing/>
         <w:ind w:firstLine="708"/>
@@ -3725,7 +3750,7 @@
     </w:p>
     <w:p>
       <w:pPr>
-        <w:pStyle w:val="708"/>
+        <w:pStyle w:val="879"/>
         <w:pBdr/>
         <w:spacing/>
         <w:ind w:firstLine="708"/>
@@ -3738,23 +3763,20 @@
     </w:p>
     <w:p>
       <w:pPr>
-        <w:pStyle w:val="708"/>
+        <w:pStyle w:val="879"/>
         <w:pBdr/>
         <w:spacing/>
         <w:ind w:firstLine="708"/>
         <w:rPr/>
       </w:pPr>
       <w:r>
-        <w:t xml:space="preserve">3.5.13 </w:t>
-      </w:r>
-      <w:r>
-        <w:t xml:space="preserve">Visual Studio Code</w:t>
+        <w:t xml:space="preserve">3.5.13 Visual Studio Code</w:t>
       </w:r>
       <w:r/>
     </w:p>
     <w:p>
       <w:pPr>
-        <w:pStyle w:val="708"/>
+        <w:pStyle w:val="879"/>
         <w:pBdr/>
         <w:spacing/>
         <w:ind w:firstLine="708"/>
@@ -3797,7 +3819,7 @@
     </w:p>
     <w:p>
       <w:pPr>
-        <w:pStyle w:val="708"/>
+        <w:pStyle w:val="879"/>
         <w:pBdr/>
         <w:spacing/>
         <w:ind/>
@@ -3843,7 +3865,7 @@
     </w:p>
     <w:p>
       <w:pPr>
-        <w:pStyle w:val="708"/>
+        <w:pStyle w:val="879"/>
         <w:pBdr/>
         <w:spacing/>
         <w:ind/>
@@ -3903,7 +3925,7 @@
     </w:p>
     <w:p>
       <w:pPr>
-        <w:pStyle w:val="708"/>
+        <w:pStyle w:val="879"/>
         <w:pBdr/>
         <w:spacing/>
         <w:ind/>
@@ -3980,7 +4002,7 @@
     </w:p>
     <w:p>
       <w:pPr>
-        <w:pStyle w:val="707"/>
+        <w:pStyle w:val="878"/>
         <w:pageBreakBefore w:val="true"/>
         <w:pBdr/>
         <w:spacing/>
@@ -4010,7 +4032,7 @@
     </w:p>
     <w:p>
       <w:pPr>
-        <w:pStyle w:val="708"/>
+        <w:pStyle w:val="879"/>
         <w:pBdr/>
         <w:spacing/>
         <w:ind/>
@@ -4036,7 +4058,7 @@
     </w:p>
     <w:p>
       <w:pPr>
-        <w:pStyle w:val="708"/>
+        <w:pStyle w:val="879"/>
         <w:pBdr/>
         <w:spacing/>
         <w:ind/>
@@ -4062,7 +4084,7 @@
     </w:p>
     <w:p>
       <w:pPr>
-        <w:pStyle w:val="708"/>
+        <w:pStyle w:val="879"/>
         <w:pBdr/>
         <w:spacing/>
         <w:ind/>
@@ -4105,7 +4127,7 @@
     </w:p>
     <w:p>
       <w:pPr>
-        <w:pStyle w:val="708"/>
+        <w:pStyle w:val="879"/>
         <w:pBdr/>
         <w:spacing/>
         <w:ind/>
@@ -4155,7 +4177,7 @@
     </w:p>
     <w:p>
       <w:pPr>
-        <w:pStyle w:val="707"/>
+        <w:pStyle w:val="878"/>
         <w:pageBreakBefore w:val="true"/>
         <w:pBdr/>
         <w:spacing/>
@@ -4310,13 +4332,34 @@
     <w:p>
       <w:pPr>
         <w:pBdr/>
-        <w:spacing w:after="200" w:line="360" w:lineRule="auto"/>
+        <w:spacing w:after="240" w:before="240"/>
         <w:ind/>
         <w:jc w:val="both"/>
         <w:rPr/>
       </w:pPr>
       <w:r>
-        <w:t xml:space="preserve">CENTRO PAULA SOUZA. Manual de TCC das ETECs. São Paulo: Centro Paula Souza, 2022. Disponível em: https://www.cps.sp.gov.br/. Acesso em: [data].</w:t>
+        <w:t xml:space="preserve">AZEVEDO, Maxwandell S. de. </w:t>
+      </w:r>
+      <w:r>
+        <w:rPr>
+          <w:i/>
+          <w:iCs/>
+        </w:rPr>
+        <w:t xml:space="preserve">Automatizando testes funcionais em uma esteira de desenvolvimento de software</w:t>
+      </w:r>
+      <w:r>
+        <w:t xml:space="preserve">. 2021. Trabalho de Conclusão de Curso (Bacharelado em Ciência da Computação) – Universidade Federal da Paraíba, Rio Tinto, 2021. Disponível em: </w:t>
+      </w:r>
+      <w:hyperlink r:id="rId9" w:tooltip="https://repositorio.ufpb.br/jspui/handle/123456789/29068" w:history="1">
+        <w:r>
+          <w:rPr>
+            <w:rStyle w:val="890"/>
+          </w:rPr>
+          <w:t xml:space="preserve">https://repositorio.ufpb.br/jspui/handle/123456789/29068</w:t>
+        </w:r>
+      </w:hyperlink>
+      <w:r>
+        <w:t xml:space="preserve">. Acesso em: 7 set. 2026.</w:t>
       </w:r>
       <w:r/>
     </w:p>
@@ -4329,7 +4372,190 @@
         <w:rPr/>
       </w:pPr>
       <w:r>
+        <w:t xml:space="preserve">CENTRO PAULA SOUZA. Manual de TCC das ETECs. São Paulo: Centro Paula Souza, 2022. Disponível em: https://www.cps.sp.gov.br/. Acesso em: [data].</w:t>
+      </w:r>
+      <w:r/>
+    </w:p>
+    <w:p>
+      <w:pPr>
+        <w:pBdr/>
+        <w:spacing w:after="240" w:before="240"/>
+        <w:ind/>
+        <w:jc w:val="both"/>
+        <w:rPr/>
+      </w:pPr>
+      <w:r>
+        <w:t xml:space="preserve">CHEN, Peter Pin-Shan. The entity-relationship model — toward a unified view of data. </w:t>
+      </w:r>
+      <w:r>
+        <w:rPr>
+          <w:i/>
+          <w:iCs/>
+        </w:rPr>
+        <w:t xml:space="preserve">ACM Transactions on Database Systems</w:t>
+      </w:r>
+      <w:r>
+        <w:t xml:space="preserve">, v. 1, n. 1, p. 9-36, mar. 1976. Disponível em: </w:t>
+      </w:r>
+      <w:hyperlink r:id="rId10" w:tooltip="https://www.csc.lsu.edu/~chen/pdf/erd-5-pages.pdf" w:history="1">
+        <w:r>
+          <w:rPr>
+            <w:rStyle w:val="890"/>
+          </w:rPr>
+          <w:t xml:space="preserve">https://www.csc.lsu.edu/~chen/pdf/erd-5-pages.pdf</w:t>
+        </w:r>
+      </w:hyperlink>
+      <w:r>
+        <w:t xml:space="preserve">. Acesso em: 7 set. 2026.</w:t>
+      </w:r>
+      <w:r/>
+    </w:p>
+    <w:p>
+      <w:pPr>
+        <w:pBdr/>
+        <w:spacing w:after="240" w:before="240"/>
+        <w:ind/>
+        <w:jc w:val="both"/>
+        <w:rPr/>
+      </w:pPr>
+      <w:r>
+        <w:t xml:space="preserve">PALLETS. </w:t>
+      </w:r>
+      <w:r>
+        <w:rPr>
+          <w:i/>
+          <w:iCs/>
+        </w:rPr>
+        <w:t xml:space="preserve">Flask Documentation</w:t>
+      </w:r>
+      <w:r>
+        <w:t xml:space="preserve">. [S. l.: s. n.], 2026. Disponível em: </w:t>
+      </w:r>
+      <w:hyperlink r:id="rId11" w:tooltip="https://flask.palletsprojects.com/" w:history="1">
+        <w:r>
+          <w:rPr>
+            <w:rStyle w:val="890"/>
+          </w:rPr>
+          <w:t xml:space="preserve">https://flask.palletsprojects.com/</w:t>
+        </w:r>
+      </w:hyperlink>
+      <w:r>
+        <w:t xml:space="preserve">. Acesso em: 7 set. 2026.</w:t>
+      </w:r>
+      <w:r/>
+    </w:p>
+    <w:p>
+      <w:pPr>
+        <w:pBdr/>
+        <w:spacing w:after="200" w:line="360" w:lineRule="auto"/>
+        <w:ind/>
+        <w:jc w:val="both"/>
+        <w:rPr/>
+      </w:pPr>
+      <w:r>
         <w:t xml:space="preserve">PRESSMAN, Roger S.; MAXIM, Bruce R. Engenharia de software: uma abordagem profissional. 8. ed. Porto Alegre: AMGH, 2016.</w:t>
+      </w:r>
+      <w:r/>
+    </w:p>
+    <w:p>
+      <w:pPr>
+        <w:pBdr/>
+        <w:spacing w:after="240" w:before="240"/>
+        <w:ind/>
+        <w:jc w:val="both"/>
+        <w:rPr/>
+      </w:pPr>
+      <w:r>
+        <w:t xml:space="preserve">REACT. </w:t>
+      </w:r>
+      <w:r>
+        <w:rPr>
+          <w:i/>
+          <w:iCs/>
+        </w:rPr>
+        <w:t xml:space="preserve">React – the library for web and native user interfaces</w:t>
+      </w:r>
+      <w:r>
+        <w:t xml:space="preserve">. [S. l.: s. n.], 2026. Disponível em: </w:t>
+      </w:r>
+      <w:hyperlink r:id="rId12" w:tooltip="https://react.dev/" w:history="1">
+        <w:r>
+          <w:rPr>
+            <w:rStyle w:val="890"/>
+          </w:rPr>
+          <w:t xml:space="preserve">https://react.dev/</w:t>
+        </w:r>
+      </w:hyperlink>
+      <w:r>
+        <w:t xml:space="preserve">. Acesso em: 7 set. 2026.</w:t>
+      </w:r>
+      <w:r/>
+    </w:p>
+    <w:p>
+      <w:pPr>
+        <w:pBdr/>
+        <w:spacing w:after="240" w:before="240"/>
+        <w:ind/>
+        <w:jc w:val="both"/>
+        <w:rPr/>
+      </w:pPr>
+      <w:r>
+        <w:t xml:space="preserve">REENSKAUG, Trygve. </w:t>
+      </w:r>
+      <w:r>
+        <w:rPr>
+          <w:i/>
+          <w:iCs/>
+        </w:rPr>
+        <w:t xml:space="preserve">Models – views – controllers</w:t>
+      </w:r>
+      <w:r>
+        <w:t xml:space="preserve">. Xerox PARC, 10 dez. 1979. Disponível em: </w:t>
+      </w:r>
+      <w:hyperlink r:id="rId13" w:tooltip="https://folk.universitetetioslo.no/trygver/1979/mvc-2/1979-12-MVC.pdf" w:history="1">
+        <w:r>
+          <w:rPr>
+            <w:rStyle w:val="890"/>
+          </w:rPr>
+          <w:t xml:space="preserve">https://folk.universitetetioslo.no/trygver/1979/mvc-2/1979-12-MVC.pdf</w:t>
+        </w:r>
+      </w:hyperlink>
+      <w:r>
+        <w:t xml:space="preserve">. Acesso em: 7 set. 2026.</w:t>
+      </w:r>
+      <w:r/>
+    </w:p>
+    <w:p>
+      <w:pPr>
+        <w:pBdr/>
+        <w:spacing w:after="240" w:before="240"/>
+        <w:ind/>
+        <w:jc w:val="both"/>
+        <w:rPr/>
+      </w:pPr>
+      <w:r>
+        <w:t xml:space="preserve">SANCHES, Henderson Matsuura. O uso da Unified Modeling Language (UML) na modelagem de software. In: ALMEIDA, Fabrício Moraes de (org.). </w:t>
+      </w:r>
+      <w:r>
+        <w:rPr>
+          <w:i/>
+          <w:iCs/>
+        </w:rPr>
+        <w:t xml:space="preserve">Innovate: engenharia de computação</w:t>
+      </w:r>
+      <w:r>
+        <w:t xml:space="preserve">. Ponta Grossa: Atena Editora, 2023. cap. 4, p. [confirmar]. DOI: </w:t>
+      </w:r>
+      <w:hyperlink r:id="rId14" w:tooltip="https://doi.org/10.22533/at.ed.1282321084" w:history="1">
+        <w:r>
+          <w:rPr>
+            <w:rStyle w:val="890"/>
+          </w:rPr>
+          <w:t xml:space="preserve">10.22533/at.ed.1282321084</w:t>
+        </w:r>
+      </w:hyperlink>
+      <w:r>
+        <w:t xml:space="preserve">. Acesso em: 7 set. 2026.</w:t>
       </w:r>
       <w:r/>
     </w:p>
@@ -4371,6 +4597,7 @@
         <w:pBdr/>
         <w:spacing w:after="240"/>
         <w:ind/>
+        <w:jc w:val="both"/>
         <w:rPr/>
       </w:pPr>
       <w:r>
@@ -4386,10 +4613,10 @@
       <w:r>
         <w:t xml:space="preserve">. 2023. Trabalho de Conclusão de Curso (Técnico em Informática para Internet) – Etec Professora Anna de Oliveira Ferraz, Araraquara, 2023. Disponível em: </w:t>
       </w:r>
-      <w:hyperlink r:id="rId9" w:tooltip="https://ric.cps.sp.gov.br/handle/123456789/17147" w:history="1">
+      <w:hyperlink r:id="rId15" w:tooltip="https://ric.cps.sp.gov.br/handle/123456789/17147" w:history="1">
         <w:r>
           <w:rPr>
-            <w:rStyle w:val="719"/>
+            <w:rStyle w:val="890"/>
           </w:rPr>
           <w:t xml:space="preserve">https://ric.cps.sp.gov.br/handle/123456789/17147</w:t>
         </w:r>
@@ -4404,6 +4631,7 @@
         <w:pBdr/>
         <w:spacing w:after="240" w:before="240"/>
         <w:ind/>
+        <w:jc w:val="both"/>
         <w:rPr/>
       </w:pPr>
       <w:r>
@@ -4429,10 +4657,10 @@
       <w:r>
         <w:t xml:space="preserve">. Jales: Fatec Jales, 2024. Disponível em: </w:t>
       </w:r>
-      <w:hyperlink r:id="rId10" w:tooltip="https://ric.cps.sp.gov.br/bitstream/123456789/32624/1/analise_e_desenvolvimento_de_sistemas_2024_1_bruno_lucas_martins_agendaaqui_aplicativo_movel_de_agendamento.pdf" w:history="1">
+      <w:hyperlink r:id="rId16" w:tooltip="https://ric.cps.sp.gov.br/bitstream/123456789/32624/1/analise_e_desenvolvimento_de_sistemas_2024_1_bruno_lucas_martins_agendaaqui_aplicativo_movel_de_agendamento.pdf" w:history="1">
         <w:r>
           <w:rPr>
-            <w:rStyle w:val="719"/>
+            <w:rStyle w:val="890"/>
           </w:rPr>
           <w:t xml:space="preserve">https://ric.cps.sp.gov.br/bitstream/123456789/32624/1/analise_e_desenvolvimento_de_sistemas_2024_1_bruno_lucas_martins_agendaaqui_aplicativo_movel_de_agendamento.pdf</w:t>
         </w:r>
@@ -4447,6 +4675,7 @@
         <w:pBdr/>
         <w:spacing w:after="240" w:before="240"/>
         <w:ind/>
+        <w:jc w:val="both"/>
         <w:rPr/>
       </w:pPr>
       <w:r>
@@ -4462,10 +4691,10 @@
       <w:r>
         <w:t xml:space="preserve">. 2022. 43 f. Trabalho de Conclusão de Curso (Bacharelado em Ciências Contábeis) – Universidade Federal de Alagoas, Maceió, 2022. Disponível em: </w:t>
       </w:r>
-      <w:hyperlink r:id="rId11" w:tooltip="https://www.repositorio.ufal.br/handle/123456789/11502" w:history="1">
+      <w:hyperlink r:id="rId17" w:tooltip="https://www.repositorio.ufal.br/handle/123456789/11502" w:history="1">
         <w:r>
           <w:rPr>
-            <w:rStyle w:val="719"/>
+            <w:rStyle w:val="890"/>
           </w:rPr>
           <w:t xml:space="preserve">https://www.repositorio.ufal.br/handle/123456789/11502</w:t>
         </w:r>
@@ -4480,6 +4709,7 @@
         <w:pBdr/>
         <w:spacing w:after="240" w:before="240"/>
         <w:ind/>
+        <w:jc w:val="both"/>
         <w:rPr/>
       </w:pPr>
       <w:r>
@@ -4495,10 +4725,10 @@
       <w:r>
         <w:t xml:space="preserve">. 2021. 86 f. Trabalho de Conclusão de Curso (Tecnologia em Gestão Empresarial) – Fatec Catanduva, Catanduva, 2021. Disponível em: </w:t>
       </w:r>
-      <w:hyperlink r:id="rId12" w:tooltip="https://ric.cps.sp.gov.br/handle/123456789/30777" w:history="1">
+      <w:hyperlink r:id="rId18" w:tooltip="https://ric.cps.sp.gov.br/handle/123456789/30777" w:history="1">
         <w:r>
           <w:rPr>
-            <w:rStyle w:val="719"/>
+            <w:rStyle w:val="890"/>
           </w:rPr>
           <w:t xml:space="preserve">https://ric.cps.sp.gov.br/handle/123456789/30777</w:t>
         </w:r>
@@ -4513,6 +4743,7 @@
         <w:pBdr/>
         <w:spacing w:after="240"/>
         <w:ind/>
+        <w:jc w:val="both"/>
         <w:rPr/>
       </w:pPr>
       <w:r>
@@ -4528,10 +4759,10 @@
       <w:r>
         <w:t xml:space="preserve">, v. 47, art. 5, 2023. DOI: </w:t>
       </w:r>
-      <w:hyperlink r:id="rId13" w:tooltip="https://doi.org/10.1007/s10916-022-01902-3" w:history="1">
+      <w:hyperlink r:id="rId19" w:tooltip="https://doi.org/10.1007/s10916-022-01902-3" w:history="1">
         <w:r>
           <w:rPr>
-            <w:rStyle w:val="719"/>
+            <w:rStyle w:val="890"/>
           </w:rPr>
           <w:t xml:space="preserve">10.1007/s10916-022-01902-3</w:t>
         </w:r>
@@ -4546,6 +4777,7 @@
         <w:pBdr/>
         <w:spacing w:after="240" w:before="240"/>
         <w:ind/>
+        <w:jc w:val="both"/>
         <w:rPr/>
       </w:pPr>
       <w:r>
@@ -4561,10 +4793,10 @@
       <w:r>
         <w:t xml:space="preserve">. [S. l.]: Editora Científica Digital, 2023. cap. 37, p. 430–450. DOI: </w:t>
       </w:r>
-      <w:hyperlink r:id="rId14" w:tooltip="https://doi.org/10.37885/230613377" w:history="1">
+      <w:hyperlink r:id="rId20" w:tooltip="https://doi.org/10.37885/230613377" w:history="1">
         <w:r>
           <w:rPr>
-            <w:rStyle w:val="719"/>
+            <w:rStyle w:val="890"/>
           </w:rPr>
           <w:t xml:space="preserve">10.37885/230613377</w:t>
         </w:r>
@@ -4579,6 +4811,7 @@
         <w:pBdr/>
         <w:spacing w:after="240" w:before="240"/>
         <w:ind/>
+        <w:jc w:val="both"/>
         <w:rPr/>
       </w:pPr>
       <w:r>
@@ -4594,10 +4827,10 @@
       <w:r>
         <w:t xml:space="preserve">. Brasília, DF: ANPD, 2021. Disponível em: </w:t>
       </w:r>
-      <w:hyperlink r:id="rId15" w:tooltip="https://www.gov.br/anpd/pt-br/centrais-de-conteudo/materiais-educativos-e-publicacoes/guia-vf.pdf" w:history="1">
+      <w:hyperlink r:id="rId21" w:tooltip="https://www.gov.br/anpd/pt-br/centrais-de-conteudo/materiais-educativos-e-publicacoes/guia-vf.pdf" w:history="1">
         <w:r>
           <w:rPr>
-            <w:rStyle w:val="719"/>
+            <w:rStyle w:val="890"/>
           </w:rPr>
           <w:t xml:space="preserve">https://www.gov.br/anpd/pt-br/centrais-de-conteudo/materiais-educativos-e-publicacoes/guia-vf.pdf</w:t>
         </w:r>
@@ -4612,6 +4845,7 @@
         <w:pBdr/>
         <w:spacing w:after="240" w:before="240"/>
         <w:ind/>
+        <w:jc w:val="both"/>
         <w:rPr/>
       </w:pPr>
       <w:r>
@@ -4620,10 +4854,10 @@
       <w:r>
         <w:t xml:space="preserve"> Autoridade Nacional de Proteção de Dados. Resolução CD/ANPD nº 2, de 27 de janeiro de 2022. Aprova o Regulamento de aplicação da Lei nº 13.709, de 14 de agosto de 2018, para agentes de tratamento de pequeno porte. Brasília, DF: ANPD, 2022. Disponível em: </w:t>
       </w:r>
-      <w:hyperlink r:id="rId16" w:tooltip="https://www.gov.br/anpd/pt-br/acesso-a-informacao/institucional/atos-normativos/regulamentacoes_anpd/resolucao-cd-anpd-no-2-de-27-de-janeiro-de-2022" w:history="1">
+      <w:hyperlink r:id="rId22" w:tooltip="https://www.gov.br/anpd/pt-br/acesso-a-informacao/institucional/atos-normativos/regulamentacoes_anpd/resolucao-cd-anpd-no-2-de-27-de-janeiro-de-2022" w:history="1">
         <w:r>
           <w:rPr>
-            <w:rStyle w:val="719"/>
+            <w:rStyle w:val="890"/>
           </w:rPr>
           <w:t xml:space="preserve">https://www.gov.br/anpd/pt-br/acesso-a-informacao/institucional/atos-normativos/regulamentacoes_anpd/resolucao-cd-anpd-no-2-de-27-de-janeiro-de-2022</w:t>
         </w:r>
@@ -4638,6 +4872,7 @@
         <w:pBdr/>
         <w:spacing w:after="240" w:before="240"/>
         <w:ind/>
+        <w:jc w:val="both"/>
         <w:rPr/>
       </w:pPr>
       <w:r>
@@ -4653,10 +4888,10 @@
       <w:r>
         <w:t xml:space="preserve">, v. 60, n. 10, p. 3201–3218, 2022. DOI: </w:t>
       </w:r>
-      <w:hyperlink r:id="rId17" w:tooltip="https://doi.org/10.1080/00207543.2021.1913292" w:history="1">
+      <w:hyperlink r:id="rId23" w:tooltip="https://doi.org/10.1080/00207543.2021.1913292" w:history="1">
         <w:r>
           <w:rPr>
-            <w:rStyle w:val="719"/>
+            <w:rStyle w:val="890"/>
           </w:rPr>
           <w:t xml:space="preserve">10.1080/00207543.2021.1913292</w:t>
         </w:r>
@@ -4671,6 +4906,7 @@
         <w:pBdr/>
         <w:spacing w:after="240" w:before="240"/>
         <w:ind/>
+        <w:jc w:val="both"/>
         <w:rPr/>
       </w:pPr>
       <w:r>
@@ -4686,10 +4922,10 @@
       <w:r>
         <w:t xml:space="preserve">, v. 30, n. 3, p. 559–569, 2023. DOI: </w:t>
       </w:r>
-      <w:hyperlink r:id="rId18" w:tooltip="https://doi.org/10.1093/jamia/ocac242" w:history="1">
+      <w:hyperlink r:id="rId24" w:tooltip="https://doi.org/10.1093/jamia/ocac242" w:history="1">
         <w:r>
           <w:rPr>
-            <w:rStyle w:val="719"/>
+            <w:rStyle w:val="890"/>
           </w:rPr>
           <w:t xml:space="preserve">10.1093/jamia/ocac242</w:t>
         </w:r>
@@ -4704,6 +4940,75 @@
         <w:pBdr/>
         <w:spacing w:after="240" w:before="240"/>
         <w:ind/>
+        <w:jc w:val="both"/>
+        <w:rPr/>
+      </w:pPr>
+      <w:r>
+        <w:t xml:space="preserve">STACK OVERFLOW. </w:t>
+      </w:r>
+      <w:r>
+        <w:rPr>
+          <w:i/>
+          <w:iCs/>
+        </w:rPr>
+        <w:t xml:space="preserve">2024 Stack Overflow Developer Survey: Technology</w:t>
+      </w:r>
+      <w:r>
+        <w:t xml:space="preserve">. [S. l.]: Stack Overflow, 2024. Disponível em: </w:t>
+      </w:r>
+      <w:hyperlink r:id="rId25" w:tooltip="https://survey.stackoverflow.co/2024/technology" w:history="1">
+        <w:r>
+          <w:rPr>
+            <w:rStyle w:val="890"/>
+          </w:rPr>
+          <w:t xml:space="preserve">https://survey.stackoverflow.co/2024/technology</w:t>
+        </w:r>
+      </w:hyperlink>
+      <w:r>
+        <w:t xml:space="preserve">. Acesso em: 7 set. 2026.</w:t>
+      </w:r>
+      <w:r/>
+    </w:p>
+    <w:p>
+      <w:pPr>
+        <w:pBdr/>
+        <w:spacing w:after="240" w:before="240"/>
+        <w:ind/>
+        <w:jc w:val="both"/>
+        <w:rPr/>
+      </w:pPr>
+      <w:r>
+        <w:t xml:space="preserve">SUPABASE. </w:t>
+      </w:r>
+      <w:r>
+        <w:rPr>
+          <w:i/>
+          <w:iCs/>
+        </w:rPr>
+        <w:t xml:space="preserve">Password security</w:t>
+      </w:r>
+      <w:r>
+        <w:t xml:space="preserve">. [S. l.: s. n.], 2026. Disponível em: </w:t>
+      </w:r>
+      <w:hyperlink r:id="rId26" w:tooltip="https://supabase.com/docs/guides/auth/password-security" w:history="1">
+        <w:r>
+          <w:rPr>
+            <w:rStyle w:val="890"/>
+          </w:rPr>
+          <w:t xml:space="preserve">https://supabase.com/docs/guides/auth/password-security</w:t>
+        </w:r>
+      </w:hyperlink>
+      <w:r>
+        <w:t xml:space="preserve">. Acesso em: 7 set. 2026.</w:t>
+      </w:r>
+      <w:r/>
+    </w:p>
+    <w:p>
+      <w:pPr>
+        <w:pBdr/>
+        <w:spacing w:after="240" w:before="240"/>
+        <w:ind/>
+        <w:jc w:val="both"/>
         <w:rPr/>
       </w:pPr>
       <w:r>
@@ -4719,10 +5024,10 @@
       <w:r>
         <w:t xml:space="preserve">, v. 23, art. 1136, 2023. DOI: </w:t>
       </w:r>
-      <w:hyperlink r:id="rId19" w:tooltip="https://doi.org/10.1186/s12913-023-10059-9" w:history="1">
+      <w:hyperlink r:id="rId27" w:tooltip="https://doi.org/10.1186/s12913-023-10059-9" w:history="1">
         <w:r>
           <w:rPr>
-            <w:rStyle w:val="719"/>
+            <w:rStyle w:val="890"/>
           </w:rPr>
           <w:t xml:space="preserve">10.1186/s12913-023-10059-9</w:t>
         </w:r>
@@ -4737,6 +5042,7 @@
         <w:pBdr/>
         <w:spacing w:after="240" w:before="240"/>
         <w:ind/>
+        <w:jc w:val="both"/>
         <w:rPr/>
       </w:pPr>
       <w:r>
@@ -4752,10 +5058,10 @@
       <w:r>
         <w:t xml:space="preserve">. [S. l.]: Zenoti, 2024. Disponível em: </w:t>
       </w:r>
-      <w:hyperlink r:id="rId20" w:tooltip="https://go.zenoti.com/_pdf/2024-beauty-and-wellness-benchmark-report-for-spas.pdf" w:history="1">
+      <w:hyperlink r:id="rId28" w:tooltip="https://go.zenoti.com/_pdf/2024-beauty-and-wellness-benchmark-report-for-spas.pdf" w:history="1">
         <w:r>
           <w:rPr>
-            <w:rStyle w:val="719"/>
+            <w:rStyle w:val="890"/>
           </w:rPr>
           <w:t xml:space="preserve">https://go.zenoti.com/_pdf/2024-beauty-and-wellness-benchmark-report-for-spas.pdf</w:t>
         </w:r>
@@ -4770,6 +5076,7 @@
         <w:pBdr/>
         <w:spacing w:after="240" w:before="240"/>
         <w:ind/>
+        <w:jc w:val="both"/>
         <w:rPr/>
       </w:pPr>
       <w:r>
@@ -4785,10 +5092,10 @@
       <w:r>
         <w:t xml:space="preserve">. São Paulo: Alesp, 8 abr. 2025. Disponível em: </w:t>
       </w:r>
-      <w:hyperlink r:id="rId21" w:tooltip="https://www.al.sp.gov.br/noticia/?id=491964" w:history="1">
+      <w:hyperlink r:id="rId29" w:tooltip="https://www.al.sp.gov.br/noticia/?id=491964" w:history="1">
         <w:r>
           <w:rPr>
-            <w:rStyle w:val="719"/>
+            <w:rStyle w:val="890"/>
           </w:rPr>
           <w:t xml:space="preserve">https://www.al.sp.gov.br/noticia/?id=491964</w:t>
         </w:r>
@@ -5588,9 +5895,9 @@
     <w:lsdException w:name="Bibliography" w:uiPriority="37"/>
     <w:lsdException w:name="TOC Heading" w:uiPriority="39" w:qFormat="1"/>
   </w:latentStyles>
-  <w:style w:type="table" w:styleId="12">
+  <w:style w:type="table" w:styleId="707">
     <w:name w:val="Table Grid"/>
-    <w:basedOn w:val="714"/>
+    <w:basedOn w:val="885"/>
     <w:uiPriority w:val="59"/>
     <w:pPr>
       <w:pBdr/>
@@ -5787,9 +6094,9 @@
       </w:tcPr>
     </w:tblStylePr>
   </w:style>
-  <w:style w:type="table" w:styleId="13">
+  <w:style w:type="table" w:styleId="708">
     <w:name w:val="Table Grid Light"/>
-    <w:basedOn w:val="714"/>
+    <w:basedOn w:val="885"/>
     <w:uiPriority w:val="59"/>
     <w:pPr>
       <w:pBdr/>
@@ -5986,9 +6293,9 @@
       </w:tcPr>
     </w:tblStylePr>
   </w:style>
-  <w:style w:type="table" w:styleId="14">
+  <w:style w:type="table" w:styleId="709">
     <w:name w:val="Plain Table 1"/>
-    <w:basedOn w:val="714"/>
+    <w:basedOn w:val="885"/>
     <w:uiPriority w:val="59"/>
     <w:pPr>
       <w:pBdr/>
@@ -6211,9 +6518,9 @@
       </w:tcPr>
     </w:tblStylePr>
   </w:style>
-  <w:style w:type="table" w:styleId="15">
+  <w:style w:type="table" w:styleId="710">
     <w:name w:val="Plain Table 2"/>
-    <w:basedOn w:val="714"/>
+    <w:basedOn w:val="885"/>
     <w:uiPriority w:val="59"/>
     <w:pPr>
       <w:pBdr/>
@@ -6444,9 +6751,9 @@
       </w:tcPr>
     </w:tblStylePr>
   </w:style>
-  <w:style w:type="table" w:styleId="16">
+  <w:style w:type="table" w:styleId="711">
     <w:name w:val="Plain Table 3"/>
-    <w:basedOn w:val="714"/>
+    <w:basedOn w:val="885"/>
     <w:uiPriority w:val="99"/>
     <w:pPr>
       <w:pBdr/>
@@ -6674,9 +6981,9 @@
       </w:tcPr>
     </w:tblStylePr>
   </w:style>
-  <w:style w:type="table" w:styleId="17">
+  <w:style w:type="table" w:styleId="712">
     <w:name w:val="Plain Table 4"/>
-    <w:basedOn w:val="714"/>
+    <w:basedOn w:val="885"/>
     <w:uiPriority w:val="99"/>
     <w:pPr>
       <w:pBdr/>
@@ -6890,9 +7197,9 @@
       </w:tcPr>
     </w:tblStylePr>
   </w:style>
-  <w:style w:type="table" w:styleId="18">
+  <w:style w:type="table" w:styleId="713">
     <w:name w:val="Plain Table 5"/>
-    <w:basedOn w:val="714"/>
+    <w:basedOn w:val="885"/>
     <w:uiPriority w:val="99"/>
     <w:pPr>
       <w:pBdr/>
@@ -7123,9 +7430,9 @@
       </w:tcPr>
     </w:tblStylePr>
   </w:style>
-  <w:style w:type="table" w:styleId="19">
+  <w:style w:type="table" w:styleId="714">
     <w:name w:val="Grid Table 1 Light"/>
-    <w:basedOn w:val="714"/>
+    <w:basedOn w:val="885"/>
     <w:uiPriority w:val="99"/>
     <w:pPr>
       <w:pBdr/>
@@ -7346,9 +7653,9 @@
       </w:tcPr>
     </w:tblStylePr>
   </w:style>
-  <w:style w:type="table" w:styleId="20">
+  <w:style w:type="table" w:styleId="715">
     <w:name w:val="Grid Table 1 Light - Accent 1"/>
-    <w:basedOn w:val="714"/>
+    <w:basedOn w:val="885"/>
     <w:uiPriority w:val="99"/>
     <w:pPr>
       <w:pBdr/>
@@ -7569,9 +7876,9 @@
       </w:tcPr>
     </w:tblStylePr>
   </w:style>
-  <w:style w:type="table" w:styleId="21">
+  <w:style w:type="table" w:styleId="716">
     <w:name w:val="Grid Table 1 Light - Accent 2"/>
-    <w:basedOn w:val="714"/>
+    <w:basedOn w:val="885"/>
     <w:uiPriority w:val="99"/>
     <w:pPr>
       <w:pBdr/>
@@ -7792,9 +8099,9 @@
       </w:tcPr>
     </w:tblStylePr>
   </w:style>
-  <w:style w:type="table" w:styleId="22">
+  <w:style w:type="table" w:styleId="717">
     <w:name w:val="Grid Table 1 Light - Accent 3"/>
-    <w:basedOn w:val="714"/>
+    <w:basedOn w:val="885"/>
     <w:uiPriority w:val="99"/>
     <w:pPr>
       <w:pBdr/>
@@ -8015,9 +8322,9 @@
       </w:tcPr>
     </w:tblStylePr>
   </w:style>
-  <w:style w:type="table" w:styleId="23">
+  <w:style w:type="table" w:styleId="718">
     <w:name w:val="Grid Table 1 Light - Accent 4"/>
-    <w:basedOn w:val="714"/>
+    <w:basedOn w:val="885"/>
     <w:uiPriority w:val="99"/>
     <w:pPr>
       <w:pBdr/>
@@ -8238,9 +8545,9 @@
       </w:tcPr>
     </w:tblStylePr>
   </w:style>
-  <w:style w:type="table" w:styleId="24">
+  <w:style w:type="table" w:styleId="719">
     <w:name w:val="Grid Table 1 Light - Accent 5"/>
-    <w:basedOn w:val="714"/>
+    <w:basedOn w:val="885"/>
     <w:uiPriority w:val="99"/>
     <w:pPr>
       <w:pBdr/>
@@ -8461,9 +8768,9 @@
       </w:tcPr>
     </w:tblStylePr>
   </w:style>
-  <w:style w:type="table" w:styleId="25">
+  <w:style w:type="table" w:styleId="720">
     <w:name w:val="Grid Table 1 Light - Accent 6"/>
-    <w:basedOn w:val="714"/>
+    <w:basedOn w:val="885"/>
     <w:uiPriority w:val="99"/>
     <w:pPr>
       <w:pBdr/>
@@ -8684,9 +8991,9 @@
       </w:tcPr>
     </w:tblStylePr>
   </w:style>
-  <w:style w:type="table" w:styleId="26">
+  <w:style w:type="table" w:styleId="721">
     <w:name w:val="Grid Table 2"/>
-    <w:basedOn w:val="714"/>
+    <w:basedOn w:val="885"/>
     <w:uiPriority w:val="99"/>
     <w:pPr>
       <w:pBdr/>
@@ -8916,9 +9223,9 @@
       </w:tcPr>
     </w:tblStylePr>
   </w:style>
-  <w:style w:type="table" w:styleId="27">
+  <w:style w:type="table" w:styleId="722">
     <w:name w:val="Grid Table 2 - Accent 1"/>
-    <w:basedOn w:val="714"/>
+    <w:basedOn w:val="885"/>
     <w:uiPriority w:val="99"/>
     <w:pPr>
       <w:pBdr/>
@@ -9148,9 +9455,9 @@
       </w:tcPr>
     </w:tblStylePr>
   </w:style>
-  <w:style w:type="table" w:styleId="28">
+  <w:style w:type="table" w:styleId="723">
     <w:name w:val="Grid Table 2 - Accent 2"/>
-    <w:basedOn w:val="714"/>
+    <w:basedOn w:val="885"/>
     <w:uiPriority w:val="99"/>
     <w:pPr>
       <w:pBdr/>
@@ -9380,9 +9687,9 @@
       </w:tcPr>
     </w:tblStylePr>
   </w:style>
-  <w:style w:type="table" w:styleId="29">
+  <w:style w:type="table" w:styleId="724">
     <w:name w:val="Grid Table 2 - Accent 3"/>
-    <w:basedOn w:val="714"/>
+    <w:basedOn w:val="885"/>
     <w:uiPriority w:val="99"/>
     <w:pPr>
       <w:pBdr/>
@@ -9612,9 +9919,9 @@
       </w:tcPr>
     </w:tblStylePr>
   </w:style>
-  <w:style w:type="table" w:styleId="30">
+  <w:style w:type="table" w:styleId="725">
     <w:name w:val="Grid Table 2 - Accent 4"/>
-    <w:basedOn w:val="714"/>
+    <w:basedOn w:val="885"/>
     <w:uiPriority w:val="99"/>
     <w:pPr>
       <w:pBdr/>
@@ -9844,9 +10151,9 @@
       </w:tcPr>
     </w:tblStylePr>
   </w:style>
-  <w:style w:type="table" w:styleId="31">
+  <w:style w:type="table" w:styleId="726">
     <w:name w:val="Grid Table 2 - Accent 5"/>
-    <w:basedOn w:val="714"/>
+    <w:basedOn w:val="885"/>
     <w:uiPriority w:val="99"/>
     <w:pPr>
       <w:pBdr/>
@@ -10076,9 +10383,9 @@
       </w:tcPr>
     </w:tblStylePr>
   </w:style>
-  <w:style w:type="table" w:styleId="32">
+  <w:style w:type="table" w:styleId="727">
     <w:name w:val="Grid Table 2 - Accent 6"/>
-    <w:basedOn w:val="714"/>
+    <w:basedOn w:val="885"/>
     <w:uiPriority w:val="99"/>
     <w:pPr>
       <w:pBdr/>
@@ -10308,9 +10615,9 @@
       </w:tcPr>
     </w:tblStylePr>
   </w:style>
-  <w:style w:type="table" w:styleId="33">
+  <w:style w:type="table" w:styleId="728">
     <w:name w:val="Grid Table 3"/>
-    <w:basedOn w:val="714"/>
+    <w:basedOn w:val="885"/>
     <w:uiPriority w:val="99"/>
     <w:pPr>
       <w:pBdr/>
@@ -10409,29 +10716,6 @@
         <w:tblBorders/>
       </w:tblPr>
       <w:tcPr>
-        <w:shd w:color="ffffff"/>
-        <w:tcBorders>
-          <w:top w:val="none" w:color="000000" w:sz="4" w:space="0"/>
-          <w:left w:val="none" w:color="000000" w:sz="4" w:space="0"/>
-          <w:bottom w:val="none" w:color="000000" w:sz="4" w:space="0"/>
-          <w:right w:val="none" w:color="000000" w:sz="4" w:space="0"/>
-        </w:tcBorders>
-      </w:tcPr>
-    </w:tblStylePr>
-    <w:tblStylePr w:type="firstRow">
-      <w:rPr>
-        <w:b/>
-        <w:color w:val="404040"/>
-      </w:rPr>
-      <w:pPr>
-        <w:pBdr/>
-        <w:spacing/>
-        <w:ind/>
-      </w:pPr>
-      <w:tblPr>
-        <w:tblBorders/>
-      </w:tblPr>
-      <w:tcPr>
         <w:shd w:val="clear" w:color="ffffff"/>
         <w:tcBorders>
           <w:top w:val="none" w:color="000000" w:sz="4" w:space="0"/>
@@ -10441,30 +10725,7 @@
         </w:tcBorders>
       </w:tcPr>
     </w:tblStylePr>
-    <w:tblStylePr w:type="lastCol">
-      <w:rPr>
-        <w:i/>
-        <w:color w:val="404040"/>
-      </w:rPr>
-      <w:pPr>
-        <w:pBdr/>
-        <w:spacing/>
-        <w:ind/>
-      </w:pPr>
-      <w:tblPr>
-        <w:tblBorders/>
-      </w:tblPr>
-      <w:tcPr>
-        <w:shd w:color="ffffff"/>
-        <w:tcBorders>
-          <w:top w:val="none" w:color="000000" w:sz="4" w:space="0"/>
-          <w:left w:val="none" w:color="000000" w:sz="4" w:space="0"/>
-          <w:bottom w:val="none" w:color="000000" w:sz="4" w:space="0"/>
-          <w:right w:val="none" w:color="000000" w:sz="4" w:space="0"/>
-        </w:tcBorders>
-      </w:tcPr>
-    </w:tblStylePr>
-    <w:tblStylePr w:type="lastRow">
+    <w:tblStylePr w:type="firstRow">
       <w:rPr>
         <w:b/>
         <w:color w:val="404040"/>
@@ -10487,6 +10748,52 @@
         </w:tcBorders>
       </w:tcPr>
     </w:tblStylePr>
+    <w:tblStylePr w:type="lastCol">
+      <w:rPr>
+        <w:i/>
+        <w:color w:val="404040"/>
+      </w:rPr>
+      <w:pPr>
+        <w:pBdr/>
+        <w:spacing/>
+        <w:ind/>
+      </w:pPr>
+      <w:tblPr>
+        <w:tblBorders/>
+      </w:tblPr>
+      <w:tcPr>
+        <w:shd w:val="clear" w:color="ffffff"/>
+        <w:tcBorders>
+          <w:top w:val="none" w:color="000000" w:sz="4" w:space="0"/>
+          <w:left w:val="none" w:color="000000" w:sz="4" w:space="0"/>
+          <w:bottom w:val="none" w:color="000000" w:sz="4" w:space="0"/>
+          <w:right w:val="none" w:color="000000" w:sz="4" w:space="0"/>
+        </w:tcBorders>
+      </w:tcPr>
+    </w:tblStylePr>
+    <w:tblStylePr w:type="lastRow">
+      <w:rPr>
+        <w:b/>
+        <w:color w:val="404040"/>
+      </w:rPr>
+      <w:pPr>
+        <w:pBdr/>
+        <w:spacing/>
+        <w:ind/>
+      </w:pPr>
+      <w:tblPr>
+        <w:tblBorders/>
+      </w:tblPr>
+      <w:tcPr>
+        <w:shd w:val="clear" w:color="ffffff"/>
+        <w:tcBorders>
+          <w:top w:val="none" w:color="000000" w:sz="4" w:space="0"/>
+          <w:left w:val="none" w:color="000000" w:sz="4" w:space="0"/>
+          <w:bottom w:val="none" w:color="000000" w:sz="4" w:space="0"/>
+          <w:right w:val="none" w:color="000000" w:sz="4" w:space="0"/>
+        </w:tcBorders>
+      </w:tcPr>
+    </w:tblStylePr>
     <w:tblStylePr w:type="nwCell">
       <w:pPr>
         <w:pBdr/>
@@ -10553,9 +10860,9 @@
       </w:tcPr>
     </w:tblStylePr>
   </w:style>
-  <w:style w:type="table" w:styleId="34">
+  <w:style w:type="table" w:styleId="729">
     <w:name w:val="Grid Table 3 - Accent 1"/>
-    <w:basedOn w:val="714"/>
+    <w:basedOn w:val="885"/>
     <w:uiPriority w:val="99"/>
     <w:pPr>
       <w:pBdr/>
@@ -10654,29 +10961,6 @@
         <w:tblBorders/>
       </w:tblPr>
       <w:tcPr>
-        <w:shd w:color="ffffff"/>
-        <w:tcBorders>
-          <w:top w:val="none" w:color="000000" w:sz="4" w:space="0"/>
-          <w:left w:val="none" w:color="000000" w:sz="4" w:space="0"/>
-          <w:bottom w:val="none" w:color="000000" w:sz="4" w:space="0"/>
-          <w:right w:val="none" w:color="000000" w:sz="4" w:space="0"/>
-        </w:tcBorders>
-      </w:tcPr>
-    </w:tblStylePr>
-    <w:tblStylePr w:type="firstRow">
-      <w:rPr>
-        <w:b/>
-        <w:color w:val="404040"/>
-      </w:rPr>
-      <w:pPr>
-        <w:pBdr/>
-        <w:spacing/>
-        <w:ind/>
-      </w:pPr>
-      <w:tblPr>
-        <w:tblBorders/>
-      </w:tblPr>
-      <w:tcPr>
         <w:shd w:val="clear" w:color="ffffff"/>
         <w:tcBorders>
           <w:top w:val="none" w:color="000000" w:sz="4" w:space="0"/>
@@ -10686,30 +10970,7 @@
         </w:tcBorders>
       </w:tcPr>
     </w:tblStylePr>
-    <w:tblStylePr w:type="lastCol">
-      <w:rPr>
-        <w:i/>
-        <w:color w:val="404040"/>
-      </w:rPr>
-      <w:pPr>
-        <w:pBdr/>
-        <w:spacing/>
-        <w:ind/>
-      </w:pPr>
-      <w:tblPr>
-        <w:tblBorders/>
-      </w:tblPr>
-      <w:tcPr>
-        <w:shd w:color="ffffff"/>
-        <w:tcBorders>
-          <w:top w:val="none" w:color="000000" w:sz="4" w:space="0"/>
-          <w:left w:val="none" w:color="000000" w:sz="4" w:space="0"/>
-          <w:bottom w:val="none" w:color="000000" w:sz="4" w:space="0"/>
-          <w:right w:val="none" w:color="000000" w:sz="4" w:space="0"/>
-        </w:tcBorders>
-      </w:tcPr>
-    </w:tblStylePr>
-    <w:tblStylePr w:type="lastRow">
+    <w:tblStylePr w:type="firstRow">
       <w:rPr>
         <w:b/>
         <w:color w:val="404040"/>
@@ -10732,6 +10993,52 @@
         </w:tcBorders>
       </w:tcPr>
     </w:tblStylePr>
+    <w:tblStylePr w:type="lastCol">
+      <w:rPr>
+        <w:i/>
+        <w:color w:val="404040"/>
+      </w:rPr>
+      <w:pPr>
+        <w:pBdr/>
+        <w:spacing/>
+        <w:ind/>
+      </w:pPr>
+      <w:tblPr>
+        <w:tblBorders/>
+      </w:tblPr>
+      <w:tcPr>
+        <w:shd w:val="clear" w:color="ffffff"/>
+        <w:tcBorders>
+          <w:top w:val="none" w:color="000000" w:sz="4" w:space="0"/>
+          <w:left w:val="none" w:color="000000" w:sz="4" w:space="0"/>
+          <w:bottom w:val="none" w:color="000000" w:sz="4" w:space="0"/>
+          <w:right w:val="none" w:color="000000" w:sz="4" w:space="0"/>
+        </w:tcBorders>
+      </w:tcPr>
+    </w:tblStylePr>
+    <w:tblStylePr w:type="lastRow">
+      <w:rPr>
+        <w:b/>
+        <w:color w:val="404040"/>
+      </w:rPr>
+      <w:pPr>
+        <w:pBdr/>
+        <w:spacing/>
+        <w:ind/>
+      </w:pPr>
+      <w:tblPr>
+        <w:tblBorders/>
+      </w:tblPr>
+      <w:tcPr>
+        <w:shd w:val="clear" w:color="ffffff"/>
+        <w:tcBorders>
+          <w:top w:val="none" w:color="000000" w:sz="4" w:space="0"/>
+          <w:left w:val="none" w:color="000000" w:sz="4" w:space="0"/>
+          <w:bottom w:val="none" w:color="000000" w:sz="4" w:space="0"/>
+          <w:right w:val="none" w:color="000000" w:sz="4" w:space="0"/>
+        </w:tcBorders>
+      </w:tcPr>
+    </w:tblStylePr>
     <w:tblStylePr w:type="nwCell">
       <w:pPr>
         <w:pBdr/>
@@ -10798,9 +11105,9 @@
       </w:tcPr>
     </w:tblStylePr>
   </w:style>
-  <w:style w:type="table" w:styleId="35">
+  <w:style w:type="table" w:styleId="730">
     <w:name w:val="Grid Table 3 - Accent 2"/>
-    <w:basedOn w:val="714"/>
+    <w:basedOn w:val="885"/>
     <w:uiPriority w:val="99"/>
     <w:pPr>
       <w:pBdr/>
@@ -10899,29 +11206,6 @@
         <w:tblBorders/>
       </w:tblPr>
       <w:tcPr>
-        <w:shd w:color="ffffff"/>
-        <w:tcBorders>
-          <w:top w:val="none" w:color="000000" w:sz="4" w:space="0"/>
-          <w:left w:val="none" w:color="000000" w:sz="4" w:space="0"/>
-          <w:bottom w:val="none" w:color="000000" w:sz="4" w:space="0"/>
-          <w:right w:val="none" w:color="000000" w:sz="4" w:space="0"/>
-        </w:tcBorders>
-      </w:tcPr>
-    </w:tblStylePr>
-    <w:tblStylePr w:type="firstRow">
-      <w:rPr>
-        <w:b/>
-        <w:color w:val="404040"/>
-      </w:rPr>
-      <w:pPr>
-        <w:pBdr/>
-        <w:spacing/>
-        <w:ind/>
-      </w:pPr>
-      <w:tblPr>
-        <w:tblBorders/>
-      </w:tblPr>
-      <w:tcPr>
         <w:shd w:val="clear" w:color="ffffff"/>
         <w:tcBorders>
           <w:top w:val="none" w:color="000000" w:sz="4" w:space="0"/>
@@ -10931,30 +11215,7 @@
         </w:tcBorders>
       </w:tcPr>
     </w:tblStylePr>
-    <w:tblStylePr w:type="lastCol">
-      <w:rPr>
-        <w:i/>
-        <w:color w:val="404040"/>
-      </w:rPr>
-      <w:pPr>
-        <w:pBdr/>
-        <w:spacing/>
-        <w:ind/>
-      </w:pPr>
-      <w:tblPr>
-        <w:tblBorders/>
-      </w:tblPr>
-      <w:tcPr>
-        <w:shd w:color="ffffff"/>
-        <w:tcBorders>
-          <w:top w:val="none" w:color="000000" w:sz="4" w:space="0"/>
-          <w:left w:val="none" w:color="000000" w:sz="4" w:space="0"/>
-          <w:bottom w:val="none" w:color="000000" w:sz="4" w:space="0"/>
-          <w:right w:val="none" w:color="000000" w:sz="4" w:space="0"/>
-        </w:tcBorders>
-      </w:tcPr>
-    </w:tblStylePr>
-    <w:tblStylePr w:type="lastRow">
+    <w:tblStylePr w:type="firstRow">
       <w:rPr>
         <w:b/>
         <w:color w:val="404040"/>
@@ -10977,6 +11238,52 @@
         </w:tcBorders>
       </w:tcPr>
     </w:tblStylePr>
+    <w:tblStylePr w:type="lastCol">
+      <w:rPr>
+        <w:i/>
+        <w:color w:val="404040"/>
+      </w:rPr>
+      <w:pPr>
+        <w:pBdr/>
+        <w:spacing/>
+        <w:ind/>
+      </w:pPr>
+      <w:tblPr>
+        <w:tblBorders/>
+      </w:tblPr>
+      <w:tcPr>
+        <w:shd w:val="clear" w:color="ffffff"/>
+        <w:tcBorders>
+          <w:top w:val="none" w:color="000000" w:sz="4" w:space="0"/>
+          <w:left w:val="none" w:color="000000" w:sz="4" w:space="0"/>
+          <w:bottom w:val="none" w:color="000000" w:sz="4" w:space="0"/>
+          <w:right w:val="none" w:color="000000" w:sz="4" w:space="0"/>
+        </w:tcBorders>
+      </w:tcPr>
+    </w:tblStylePr>
+    <w:tblStylePr w:type="lastRow">
+      <w:rPr>
+        <w:b/>
+        <w:color w:val="404040"/>
+      </w:rPr>
+      <w:pPr>
+        <w:pBdr/>
+        <w:spacing/>
+        <w:ind/>
+      </w:pPr>
+      <w:tblPr>
+        <w:tblBorders/>
+      </w:tblPr>
+      <w:tcPr>
+        <w:shd w:val="clear" w:color="ffffff"/>
+        <w:tcBorders>
+          <w:top w:val="none" w:color="000000" w:sz="4" w:space="0"/>
+          <w:left w:val="none" w:color="000000" w:sz="4" w:space="0"/>
+          <w:bottom w:val="none" w:color="000000" w:sz="4" w:space="0"/>
+          <w:right w:val="none" w:color="000000" w:sz="4" w:space="0"/>
+        </w:tcBorders>
+      </w:tcPr>
+    </w:tblStylePr>
     <w:tblStylePr w:type="nwCell">
       <w:pPr>
         <w:pBdr/>
@@ -11043,9 +11350,9 @@
       </w:tcPr>
     </w:tblStylePr>
   </w:style>
-  <w:style w:type="table" w:styleId="36">
+  <w:style w:type="table" w:styleId="731">
     <w:name w:val="Grid Table 3 - Accent 3"/>
-    <w:basedOn w:val="714"/>
+    <w:basedOn w:val="885"/>
     <w:uiPriority w:val="99"/>
     <w:pPr>
       <w:pBdr/>
@@ -11144,29 +11451,6 @@
         <w:tblBorders/>
       </w:tblPr>
       <w:tcPr>
-        <w:shd w:color="ffffff"/>
-        <w:tcBorders>
-          <w:top w:val="none" w:color="000000" w:sz="4" w:space="0"/>
-          <w:left w:val="none" w:color="000000" w:sz="4" w:space="0"/>
-          <w:bottom w:val="none" w:color="000000" w:sz="4" w:space="0"/>
-          <w:right w:val="none" w:color="000000" w:sz="4" w:space="0"/>
-        </w:tcBorders>
-      </w:tcPr>
-    </w:tblStylePr>
-    <w:tblStylePr w:type="firstRow">
-      <w:rPr>
-        <w:b/>
-        <w:color w:val="404040"/>
-      </w:rPr>
-      <w:pPr>
-        <w:pBdr/>
-        <w:spacing/>
-        <w:ind/>
-      </w:pPr>
-      <w:tblPr>
-        <w:tblBorders/>
-      </w:tblPr>
-      <w:tcPr>
         <w:shd w:val="clear" w:color="ffffff"/>
         <w:tcBorders>
           <w:top w:val="none" w:color="000000" w:sz="4" w:space="0"/>
@@ -11176,30 +11460,7 @@
         </w:tcBorders>
       </w:tcPr>
     </w:tblStylePr>
-    <w:tblStylePr w:type="lastCol">
-      <w:rPr>
-        <w:i/>
-        <w:color w:val="404040"/>
-      </w:rPr>
-      <w:pPr>
-        <w:pBdr/>
-        <w:spacing/>
-        <w:ind/>
-      </w:pPr>
-      <w:tblPr>
-        <w:tblBorders/>
-      </w:tblPr>
-      <w:tcPr>
-        <w:shd w:color="ffffff"/>
-        <w:tcBorders>
-          <w:top w:val="none" w:color="000000" w:sz="4" w:space="0"/>
-          <w:left w:val="none" w:color="000000" w:sz="4" w:space="0"/>
-          <w:bottom w:val="none" w:color="000000" w:sz="4" w:space="0"/>
-          <w:right w:val="none" w:color="000000" w:sz="4" w:space="0"/>
-        </w:tcBorders>
-      </w:tcPr>
-    </w:tblStylePr>
-    <w:tblStylePr w:type="lastRow">
+    <w:tblStylePr w:type="firstRow">
       <w:rPr>
         <w:b/>
         <w:color w:val="404040"/>
@@ -11222,6 +11483,52 @@
         </w:tcBorders>
       </w:tcPr>
     </w:tblStylePr>
+    <w:tblStylePr w:type="lastCol">
+      <w:rPr>
+        <w:i/>
+        <w:color w:val="404040"/>
+      </w:rPr>
+      <w:pPr>
+        <w:pBdr/>
+        <w:spacing/>
+        <w:ind/>
+      </w:pPr>
+      <w:tblPr>
+        <w:tblBorders/>
+      </w:tblPr>
+      <w:tcPr>
+        <w:shd w:val="clear" w:color="ffffff"/>
+        <w:tcBorders>
+          <w:top w:val="none" w:color="000000" w:sz="4" w:space="0"/>
+          <w:left w:val="none" w:color="000000" w:sz="4" w:space="0"/>
+          <w:bottom w:val="none" w:color="000000" w:sz="4" w:space="0"/>
+          <w:right w:val="none" w:color="000000" w:sz="4" w:space="0"/>
+        </w:tcBorders>
+      </w:tcPr>
+    </w:tblStylePr>
+    <w:tblStylePr w:type="lastRow">
+      <w:rPr>
+        <w:b/>
+        <w:color w:val="404040"/>
+      </w:rPr>
+      <w:pPr>
+        <w:pBdr/>
+        <w:spacing/>
+        <w:ind/>
+      </w:pPr>
+      <w:tblPr>
+        <w:tblBorders/>
+      </w:tblPr>
+      <w:tcPr>
+        <w:shd w:val="clear" w:color="ffffff"/>
+        <w:tcBorders>
+          <w:top w:val="none" w:color="000000" w:sz="4" w:space="0"/>
+          <w:left w:val="none" w:color="000000" w:sz="4" w:space="0"/>
+          <w:bottom w:val="none" w:color="000000" w:sz="4" w:space="0"/>
+          <w:right w:val="none" w:color="000000" w:sz="4" w:space="0"/>
+        </w:tcBorders>
+      </w:tcPr>
+    </w:tblStylePr>
     <w:tblStylePr w:type="nwCell">
       <w:pPr>
         <w:pBdr/>
@@ -11288,9 +11595,9 @@
       </w:tcPr>
     </w:tblStylePr>
   </w:style>
-  <w:style w:type="table" w:styleId="37">
+  <w:style w:type="table" w:styleId="732">
     <w:name w:val="Grid Table 3 - Accent 4"/>
-    <w:basedOn w:val="714"/>
+    <w:basedOn w:val="885"/>
     <w:uiPriority w:val="99"/>
     <w:pPr>
       <w:pBdr/>
@@ -11389,29 +11696,6 @@
         <w:tblBorders/>
       </w:tblPr>
       <w:tcPr>
-        <w:shd w:color="ffffff"/>
-        <w:tcBorders>
-          <w:top w:val="none" w:color="000000" w:sz="4" w:space="0"/>
-          <w:left w:val="none" w:color="000000" w:sz="4" w:space="0"/>
-          <w:bottom w:val="none" w:color="000000" w:sz="4" w:space="0"/>
-          <w:right w:val="none" w:color="000000" w:sz="4" w:space="0"/>
-        </w:tcBorders>
-      </w:tcPr>
-    </w:tblStylePr>
-    <w:tblStylePr w:type="firstRow">
-      <w:rPr>
-        <w:b/>
-        <w:color w:val="404040"/>
-      </w:rPr>
-      <w:pPr>
-        <w:pBdr/>
-        <w:spacing/>
-        <w:ind/>
-      </w:pPr>
-      <w:tblPr>
-        <w:tblBorders/>
-      </w:tblPr>
-      <w:tcPr>
         <w:shd w:val="clear" w:color="ffffff"/>
         <w:tcBorders>
           <w:top w:val="none" w:color="000000" w:sz="4" w:space="0"/>
@@ -11421,30 +11705,7 @@
         </w:tcBorders>
       </w:tcPr>
     </w:tblStylePr>
-    <w:tblStylePr w:type="lastCol">
-      <w:rPr>
-        <w:i/>
-        <w:color w:val="404040"/>
-      </w:rPr>
-      <w:pPr>
-        <w:pBdr/>
-        <w:spacing/>
-        <w:ind/>
-      </w:pPr>
-      <w:tblPr>
-        <w:tblBorders/>
-      </w:tblPr>
-      <w:tcPr>
-        <w:shd w:color="ffffff"/>
-        <w:tcBorders>
-          <w:top w:val="none" w:color="000000" w:sz="4" w:space="0"/>
-          <w:left w:val="none" w:color="000000" w:sz="4" w:space="0"/>
-          <w:bottom w:val="none" w:color="000000" w:sz="4" w:space="0"/>
-          <w:right w:val="none" w:color="000000" w:sz="4" w:space="0"/>
-        </w:tcBorders>
-      </w:tcPr>
-    </w:tblStylePr>
-    <w:tblStylePr w:type="lastRow">
+    <w:tblStylePr w:type="firstRow">
       <w:rPr>
         <w:b/>
         <w:color w:val="404040"/>
@@ -11467,6 +11728,52 @@
         </w:tcBorders>
       </w:tcPr>
     </w:tblStylePr>
+    <w:tblStylePr w:type="lastCol">
+      <w:rPr>
+        <w:i/>
+        <w:color w:val="404040"/>
+      </w:rPr>
+      <w:pPr>
+        <w:pBdr/>
+        <w:spacing/>
+        <w:ind/>
+      </w:pPr>
+      <w:tblPr>
+        <w:tblBorders/>
+      </w:tblPr>
+      <w:tcPr>
+        <w:shd w:val="clear" w:color="ffffff"/>
+        <w:tcBorders>
+          <w:top w:val="none" w:color="000000" w:sz="4" w:space="0"/>
+          <w:left w:val="none" w:color="000000" w:sz="4" w:space="0"/>
+          <w:bottom w:val="none" w:color="000000" w:sz="4" w:space="0"/>
+          <w:right w:val="none" w:color="000000" w:sz="4" w:space="0"/>
+        </w:tcBorders>
+      </w:tcPr>
+    </w:tblStylePr>
+    <w:tblStylePr w:type="lastRow">
+      <w:rPr>
+        <w:b/>
+        <w:color w:val="404040"/>
+      </w:rPr>
+      <w:pPr>
+        <w:pBdr/>
+        <w:spacing/>
+        <w:ind/>
+      </w:pPr>
+      <w:tblPr>
+        <w:tblBorders/>
+      </w:tblPr>
+      <w:tcPr>
+        <w:shd w:val="clear" w:color="ffffff"/>
+        <w:tcBorders>
+          <w:top w:val="none" w:color="000000" w:sz="4" w:space="0"/>
+          <w:left w:val="none" w:color="000000" w:sz="4" w:space="0"/>
+          <w:bottom w:val="none" w:color="000000" w:sz="4" w:space="0"/>
+          <w:right w:val="none" w:color="000000" w:sz="4" w:space="0"/>
+        </w:tcBorders>
+      </w:tcPr>
+    </w:tblStylePr>
     <w:tblStylePr w:type="nwCell">
       <w:pPr>
         <w:pBdr/>
@@ -11533,9 +11840,9 @@
       </w:tcPr>
     </w:tblStylePr>
   </w:style>
-  <w:style w:type="table" w:styleId="38">
+  <w:style w:type="table" w:styleId="733">
     <w:name w:val="Grid Table 3 - Accent 5"/>
-    <w:basedOn w:val="714"/>
+    <w:basedOn w:val="885"/>
     <w:uiPriority w:val="99"/>
     <w:pPr>
       <w:pBdr/>
@@ -11634,29 +11941,6 @@
         <w:tblBorders/>
       </w:tblPr>
       <w:tcPr>
-        <w:shd w:color="ffffff"/>
-        <w:tcBorders>
-          <w:top w:val="none" w:color="000000" w:sz="4" w:space="0"/>
-          <w:left w:val="none" w:color="000000" w:sz="4" w:space="0"/>
-          <w:bottom w:val="none" w:color="000000" w:sz="4" w:space="0"/>
-          <w:right w:val="none" w:color="000000" w:sz="4" w:space="0"/>
-        </w:tcBorders>
-      </w:tcPr>
-    </w:tblStylePr>
-    <w:tblStylePr w:type="firstRow">
-      <w:rPr>
-        <w:b/>
-        <w:color w:val="404040"/>
-      </w:rPr>
-      <w:pPr>
-        <w:pBdr/>
-        <w:spacing/>
-        <w:ind/>
-      </w:pPr>
-      <w:tblPr>
-        <w:tblBorders/>
-      </w:tblPr>
-      <w:tcPr>
         <w:shd w:val="clear" w:color="ffffff"/>
         <w:tcBorders>
           <w:top w:val="none" w:color="000000" w:sz="4" w:space="0"/>
@@ -11666,30 +11950,7 @@
         </w:tcBorders>
       </w:tcPr>
     </w:tblStylePr>
-    <w:tblStylePr w:type="lastCol">
-      <w:rPr>
-        <w:i/>
-        <w:color w:val="404040"/>
-      </w:rPr>
-      <w:pPr>
-        <w:pBdr/>
-        <w:spacing/>
-        <w:ind/>
-      </w:pPr>
-      <w:tblPr>
-        <w:tblBorders/>
-      </w:tblPr>
-      <w:tcPr>
-        <w:shd w:color="ffffff"/>
-        <w:tcBorders>
-          <w:top w:val="none" w:color="000000" w:sz="4" w:space="0"/>
-          <w:left w:val="none" w:color="000000" w:sz="4" w:space="0"/>
-          <w:bottom w:val="none" w:color="000000" w:sz="4" w:space="0"/>
-          <w:right w:val="none" w:color="000000" w:sz="4" w:space="0"/>
-        </w:tcBorders>
-      </w:tcPr>
-    </w:tblStylePr>
-    <w:tblStylePr w:type="lastRow">
+    <w:tblStylePr w:type="firstRow">
       <w:rPr>
         <w:b/>
         <w:color w:val="404040"/>
@@ -11712,6 +11973,52 @@
         </w:tcBorders>
       </w:tcPr>
     </w:tblStylePr>
+    <w:tblStylePr w:type="lastCol">
+      <w:rPr>
+        <w:i/>
+        <w:color w:val="404040"/>
+      </w:rPr>
+      <w:pPr>
+        <w:pBdr/>
+        <w:spacing/>
+        <w:ind/>
+      </w:pPr>
+      <w:tblPr>
+        <w:tblBorders/>
+      </w:tblPr>
+      <w:tcPr>
+        <w:shd w:val="clear" w:color="ffffff"/>
+        <w:tcBorders>
+          <w:top w:val="none" w:color="000000" w:sz="4" w:space="0"/>
+          <w:left w:val="none" w:color="000000" w:sz="4" w:space="0"/>
+          <w:bottom w:val="none" w:color="000000" w:sz="4" w:space="0"/>
+          <w:right w:val="none" w:color="000000" w:sz="4" w:space="0"/>
+        </w:tcBorders>
+      </w:tcPr>
+    </w:tblStylePr>
+    <w:tblStylePr w:type="lastRow">
+      <w:rPr>
+        <w:b/>
+        <w:color w:val="404040"/>
+      </w:rPr>
+      <w:pPr>
+        <w:pBdr/>
+        <w:spacing/>
+        <w:ind/>
+      </w:pPr>
+      <w:tblPr>
+        <w:tblBorders/>
+      </w:tblPr>
+      <w:tcPr>
+        <w:shd w:val="clear" w:color="ffffff"/>
+        <w:tcBorders>
+          <w:top w:val="none" w:color="000000" w:sz="4" w:space="0"/>
+          <w:left w:val="none" w:color="000000" w:sz="4" w:space="0"/>
+          <w:bottom w:val="none" w:color="000000" w:sz="4" w:space="0"/>
+          <w:right w:val="none" w:color="000000" w:sz="4" w:space="0"/>
+        </w:tcBorders>
+      </w:tcPr>
+    </w:tblStylePr>
     <w:tblStylePr w:type="nwCell">
       <w:pPr>
         <w:pBdr/>
@@ -11778,9 +12085,9 @@
       </w:tcPr>
     </w:tblStylePr>
   </w:style>
-  <w:style w:type="table" w:styleId="39">
+  <w:style w:type="table" w:styleId="734">
     <w:name w:val="Grid Table 3 - Accent 6"/>
-    <w:basedOn w:val="714"/>
+    <w:basedOn w:val="885"/>
     <w:uiPriority w:val="99"/>
     <w:pPr>
       <w:pBdr/>
@@ -11879,29 +12186,6 @@
         <w:tblBorders/>
       </w:tblPr>
       <w:tcPr>
-        <w:shd w:color="ffffff"/>
-        <w:tcBorders>
-          <w:top w:val="none" w:color="000000" w:sz="4" w:space="0"/>
-          <w:left w:val="none" w:color="000000" w:sz="4" w:space="0"/>
-          <w:bottom w:val="none" w:color="000000" w:sz="4" w:space="0"/>
-          <w:right w:val="none" w:color="000000" w:sz="4" w:space="0"/>
-        </w:tcBorders>
-      </w:tcPr>
-    </w:tblStylePr>
-    <w:tblStylePr w:type="firstRow">
-      <w:rPr>
-        <w:b/>
-        <w:color w:val="404040"/>
-      </w:rPr>
-      <w:pPr>
-        <w:pBdr/>
-        <w:spacing/>
-        <w:ind/>
-      </w:pPr>
-      <w:tblPr>
-        <w:tblBorders/>
-      </w:tblPr>
-      <w:tcPr>
         <w:shd w:val="clear" w:color="ffffff"/>
         <w:tcBorders>
           <w:top w:val="none" w:color="000000" w:sz="4" w:space="0"/>
@@ -11911,30 +12195,7 @@
         </w:tcBorders>
       </w:tcPr>
     </w:tblStylePr>
-    <w:tblStylePr w:type="lastCol">
-      <w:rPr>
-        <w:i/>
-        <w:color w:val="404040"/>
-      </w:rPr>
-      <w:pPr>
-        <w:pBdr/>
-        <w:spacing/>
-        <w:ind/>
-      </w:pPr>
-      <w:tblPr>
-        <w:tblBorders/>
-      </w:tblPr>
-      <w:tcPr>
-        <w:shd w:color="ffffff"/>
-        <w:tcBorders>
-          <w:top w:val="none" w:color="000000" w:sz="4" w:space="0"/>
-          <w:left w:val="none" w:color="000000" w:sz="4" w:space="0"/>
-          <w:bottom w:val="none" w:color="000000" w:sz="4" w:space="0"/>
-          <w:right w:val="none" w:color="000000" w:sz="4" w:space="0"/>
-        </w:tcBorders>
-      </w:tcPr>
-    </w:tblStylePr>
-    <w:tblStylePr w:type="lastRow">
+    <w:tblStylePr w:type="firstRow">
       <w:rPr>
         <w:b/>
         <w:color w:val="404040"/>
@@ -11957,6 +12218,52 @@
         </w:tcBorders>
       </w:tcPr>
     </w:tblStylePr>
+    <w:tblStylePr w:type="lastCol">
+      <w:rPr>
+        <w:i/>
+        <w:color w:val="404040"/>
+      </w:rPr>
+      <w:pPr>
+        <w:pBdr/>
+        <w:spacing/>
+        <w:ind/>
+      </w:pPr>
+      <w:tblPr>
+        <w:tblBorders/>
+      </w:tblPr>
+      <w:tcPr>
+        <w:shd w:val="clear" w:color="ffffff"/>
+        <w:tcBorders>
+          <w:top w:val="none" w:color="000000" w:sz="4" w:space="0"/>
+          <w:left w:val="none" w:color="000000" w:sz="4" w:space="0"/>
+          <w:bottom w:val="none" w:color="000000" w:sz="4" w:space="0"/>
+          <w:right w:val="none" w:color="000000" w:sz="4" w:space="0"/>
+        </w:tcBorders>
+      </w:tcPr>
+    </w:tblStylePr>
+    <w:tblStylePr w:type="lastRow">
+      <w:rPr>
+        <w:b/>
+        <w:color w:val="404040"/>
+      </w:rPr>
+      <w:pPr>
+        <w:pBdr/>
+        <w:spacing/>
+        <w:ind/>
+      </w:pPr>
+      <w:tblPr>
+        <w:tblBorders/>
+      </w:tblPr>
+      <w:tcPr>
+        <w:shd w:val="clear" w:color="ffffff"/>
+        <w:tcBorders>
+          <w:top w:val="none" w:color="000000" w:sz="4" w:space="0"/>
+          <w:left w:val="none" w:color="000000" w:sz="4" w:space="0"/>
+          <w:bottom w:val="none" w:color="000000" w:sz="4" w:space="0"/>
+          <w:right w:val="none" w:color="000000" w:sz="4" w:space="0"/>
+        </w:tcBorders>
+      </w:tcPr>
+    </w:tblStylePr>
     <w:tblStylePr w:type="nwCell">
       <w:pPr>
         <w:pBdr/>
@@ -12023,9 +12330,9 @@
       </w:tcPr>
     </w:tblStylePr>
   </w:style>
-  <w:style w:type="table" w:styleId="40">
+  <w:style w:type="table" w:styleId="735">
     <w:name w:val="Grid Table 4"/>
-    <w:basedOn w:val="714"/>
+    <w:basedOn w:val="885"/>
     <w:uiPriority w:val="59"/>
     <w:pPr>
       <w:pBdr/>
@@ -12256,9 +12563,9 @@
       </w:tcPr>
     </w:tblStylePr>
   </w:style>
-  <w:style w:type="table" w:styleId="41">
+  <w:style w:type="table" w:styleId="736">
     <w:name w:val="Grid Table 4 - Accent 1"/>
-    <w:basedOn w:val="714"/>
+    <w:basedOn w:val="885"/>
     <w:uiPriority w:val="59"/>
     <w:pPr>
       <w:pBdr/>
@@ -12489,9 +12796,9 @@
       </w:tcPr>
     </w:tblStylePr>
   </w:style>
-  <w:style w:type="table" w:styleId="42">
+  <w:style w:type="table" w:styleId="737">
     <w:name w:val="Grid Table 4 - Accent 2"/>
-    <w:basedOn w:val="714"/>
+    <w:basedOn w:val="885"/>
     <w:uiPriority w:val="59"/>
     <w:pPr>
       <w:pBdr/>
@@ -12722,9 +13029,9 @@
       </w:tcPr>
     </w:tblStylePr>
   </w:style>
-  <w:style w:type="table" w:styleId="43">
+  <w:style w:type="table" w:styleId="738">
     <w:name w:val="Grid Table 4 - Accent 3"/>
-    <w:basedOn w:val="714"/>
+    <w:basedOn w:val="885"/>
     <w:uiPriority w:val="59"/>
     <w:pPr>
       <w:pBdr/>
@@ -12955,9 +13262,9 @@
       </w:tcPr>
     </w:tblStylePr>
   </w:style>
-  <w:style w:type="table" w:styleId="44">
+  <w:style w:type="table" w:styleId="739">
     <w:name w:val="Grid Table 4 - Accent 4"/>
-    <w:basedOn w:val="714"/>
+    <w:basedOn w:val="885"/>
     <w:uiPriority w:val="59"/>
     <w:pPr>
       <w:pBdr/>
@@ -13188,9 +13495,9 @@
       </w:tcPr>
     </w:tblStylePr>
   </w:style>
-  <w:style w:type="table" w:styleId="45">
+  <w:style w:type="table" w:styleId="740">
     <w:name w:val="Grid Table 4 - Accent 5"/>
-    <w:basedOn w:val="714"/>
+    <w:basedOn w:val="885"/>
     <w:uiPriority w:val="59"/>
     <w:pPr>
       <w:pBdr/>
@@ -13421,9 +13728,9 @@
       </w:tcPr>
     </w:tblStylePr>
   </w:style>
-  <w:style w:type="table" w:styleId="46">
+  <w:style w:type="table" w:styleId="741">
     <w:name w:val="Grid Table 4 - Accent 6"/>
-    <w:basedOn w:val="714"/>
+    <w:basedOn w:val="885"/>
     <w:uiPriority w:val="59"/>
     <w:pPr>
       <w:pBdr/>
@@ -13654,9 +13961,9 @@
       </w:tcPr>
     </w:tblStylePr>
   </w:style>
-  <w:style w:type="table" w:styleId="47">
+  <w:style w:type="table" w:styleId="742">
     <w:name w:val="Grid Table 5 Dark"/>
-    <w:basedOn w:val="714"/>
+    <w:basedOn w:val="885"/>
     <w:uiPriority w:val="99"/>
     <w:pPr>
       <w:pBdr/>
@@ -13882,9 +14189,9 @@
       </w:tcPr>
     </w:tblStylePr>
   </w:style>
-  <w:style w:type="table" w:styleId="48">
+  <w:style w:type="table" w:styleId="743">
     <w:name w:val="Grid Table 5 Dark- Accent 1"/>
-    <w:basedOn w:val="714"/>
+    <w:basedOn w:val="885"/>
     <w:uiPriority w:val="99"/>
     <w:pPr>
       <w:pBdr/>
@@ -14110,9 +14417,9 @@
       </w:tcPr>
     </w:tblStylePr>
   </w:style>
-  <w:style w:type="table" w:styleId="49">
+  <w:style w:type="table" w:styleId="744">
     <w:name w:val="Grid Table 5 Dark - Accent 2"/>
-    <w:basedOn w:val="714"/>
+    <w:basedOn w:val="885"/>
     <w:uiPriority w:val="99"/>
     <w:pPr>
       <w:pBdr/>
@@ -14338,9 +14645,9 @@
       </w:tcPr>
     </w:tblStylePr>
   </w:style>
-  <w:style w:type="table" w:styleId="50">
+  <w:style w:type="table" w:styleId="745">
     <w:name w:val="Grid Table 5 Dark - Accent 3"/>
-    <w:basedOn w:val="714"/>
+    <w:basedOn w:val="885"/>
     <w:uiPriority w:val="99"/>
     <w:pPr>
       <w:pBdr/>
@@ -14566,9 +14873,9 @@
       </w:tcPr>
     </w:tblStylePr>
   </w:style>
-  <w:style w:type="table" w:styleId="51">
+  <w:style w:type="table" w:styleId="746">
     <w:name w:val="Grid Table 5 Dark- Accent 4"/>
-    <w:basedOn w:val="714"/>
+    <w:basedOn w:val="885"/>
     <w:uiPriority w:val="99"/>
     <w:pPr>
       <w:pBdr/>
@@ -14794,9 +15101,9 @@
       </w:tcPr>
     </w:tblStylePr>
   </w:style>
-  <w:style w:type="table" w:styleId="52">
+  <w:style w:type="table" w:styleId="747">
     <w:name w:val="Grid Table 5 Dark - Accent 5"/>
-    <w:basedOn w:val="714"/>
+    <w:basedOn w:val="885"/>
     <w:uiPriority w:val="99"/>
     <w:pPr>
       <w:pBdr/>
@@ -15022,9 +15329,9 @@
       </w:tcPr>
     </w:tblStylePr>
   </w:style>
-  <w:style w:type="table" w:styleId="53">
+  <w:style w:type="table" w:styleId="748">
     <w:name w:val="Grid Table 5 Dark - Accent 6"/>
-    <w:basedOn w:val="714"/>
+    <w:basedOn w:val="885"/>
     <w:uiPriority w:val="99"/>
     <w:pPr>
       <w:pBdr/>
@@ -15250,9 +15557,9 @@
       </w:tcPr>
     </w:tblStylePr>
   </w:style>
-  <w:style w:type="table" w:styleId="54">
+  <w:style w:type="table" w:styleId="749">
     <w:name w:val="Grid Table 6 Colorful"/>
-    <w:basedOn w:val="714"/>
+    <w:basedOn w:val="885"/>
     <w:uiPriority w:val="99"/>
     <w:pPr>
       <w:pBdr/>
@@ -15480,9 +15787,9 @@
       </w:tcPr>
     </w:tblStylePr>
   </w:style>
-  <w:style w:type="table" w:styleId="55">
+  <w:style w:type="table" w:styleId="750">
     <w:name w:val="Grid Table 6 Colorful - Accent 1"/>
-    <w:basedOn w:val="714"/>
+    <w:basedOn w:val="885"/>
     <w:uiPriority w:val="99"/>
     <w:pPr>
       <w:pBdr/>
@@ -15710,9 +16017,9 @@
       </w:tcPr>
     </w:tblStylePr>
   </w:style>
-  <w:style w:type="table" w:styleId="56">
+  <w:style w:type="table" w:styleId="751">
     <w:name w:val="Grid Table 6 Colorful - Accent 2"/>
-    <w:basedOn w:val="714"/>
+    <w:basedOn w:val="885"/>
     <w:uiPriority w:val="99"/>
     <w:pPr>
       <w:pBdr/>
@@ -15940,9 +16247,9 @@
       </w:tcPr>
     </w:tblStylePr>
   </w:style>
-  <w:style w:type="table" w:styleId="57">
+  <w:style w:type="table" w:styleId="752">
     <w:name w:val="Grid Table 6 Colorful - Accent 3"/>
-    <w:basedOn w:val="714"/>
+    <w:basedOn w:val="885"/>
     <w:uiPriority w:val="99"/>
     <w:pPr>
       <w:pBdr/>
@@ -16170,9 +16477,9 @@
       </w:tcPr>
     </w:tblStylePr>
   </w:style>
-  <w:style w:type="table" w:styleId="58">
+  <w:style w:type="table" w:styleId="753">
     <w:name w:val="Grid Table 6 Colorful - Accent 4"/>
-    <w:basedOn w:val="714"/>
+    <w:basedOn w:val="885"/>
     <w:uiPriority w:val="99"/>
     <w:pPr>
       <w:pBdr/>
@@ -16400,9 +16707,9 @@
       </w:tcPr>
     </w:tblStylePr>
   </w:style>
-  <w:style w:type="table" w:styleId="59">
+  <w:style w:type="table" w:styleId="754">
     <w:name w:val="Grid Table 6 Colorful - Accent 5"/>
-    <w:basedOn w:val="714"/>
+    <w:basedOn w:val="885"/>
     <w:uiPriority w:val="99"/>
     <w:pPr>
       <w:pBdr/>
@@ -16630,9 +16937,9 @@
       </w:tcPr>
     </w:tblStylePr>
   </w:style>
-  <w:style w:type="table" w:styleId="60">
+  <w:style w:type="table" w:styleId="755">
     <w:name w:val="Grid Table 6 Colorful - Accent 6"/>
-    <w:basedOn w:val="714"/>
+    <w:basedOn w:val="885"/>
     <w:uiPriority w:val="99"/>
     <w:pPr>
       <w:pBdr/>
@@ -16860,9 +17167,9 @@
       </w:tcPr>
     </w:tblStylePr>
   </w:style>
-  <w:style w:type="table" w:styleId="61">
+  <w:style w:type="table" w:styleId="756">
     <w:name w:val="Grid Table 7 Colorful"/>
-    <w:basedOn w:val="714"/>
+    <w:basedOn w:val="885"/>
     <w:uiPriority w:val="99"/>
     <w:pPr>
       <w:pBdr/>
@@ -16964,11 +17271,11 @@
         <w:tblBorders/>
       </w:tblPr>
       <w:tcPr>
-        <w:shd w:color="ffffff"/>
+        <w:shd w:val="clear" w:color="ffffff"/>
         <w:tcBorders>
-          <w:top w:val="none"/>
-          <w:left w:val="none"/>
-          <w:bottom w:val="none"/>
+          <w:top w:val="none" w:color="000000" w:sz="4" w:space="0"/>
+          <w:left w:val="none" w:color="000000" w:sz="4" w:space="0"/>
+          <w:bottom w:val="none" w:color="000000" w:sz="4" w:space="0"/>
           <w:right w:val="single" w:color="000000" w:themeColor="text1" w:themeTint="80" w:sz="4" w:space="0"/>
         </w:tcBorders>
       </w:tcPr>
@@ -16991,10 +17298,10 @@
       <w:tcPr>
         <w:shd w:val="clear" w:color="ffffff" w:themeColor="light1" w:fill="ffffff" w:themeFill="light1"/>
         <w:tcBorders>
-          <w:top w:val="none"/>
-          <w:left w:val="none"/>
+          <w:top w:val="none" w:color="000000" w:sz="4" w:space="0"/>
+          <w:left w:val="none" w:color="000000" w:sz="4" w:space="0"/>
           <w:bottom w:val="single" w:color="000000" w:themeColor="text1" w:themeTint="80" w:sz="4" w:space="0"/>
-          <w:right w:val="none"/>
+          <w:right w:val="none" w:color="000000" w:sz="4" w:space="0"/>
         </w:tcBorders>
       </w:tcPr>
     </w:tblStylePr>
@@ -17014,12 +17321,12 @@
         <w:tblBorders/>
       </w:tblPr>
       <w:tcPr>
-        <w:shd w:color="ffffff"/>
+        <w:shd w:val="clear" w:color="ffffff"/>
         <w:tcBorders>
-          <w:top w:val="none"/>
+          <w:top w:val="none" w:color="000000" w:sz="4" w:space="0"/>
           <w:left w:val="single" w:color="000000" w:themeColor="text1" w:themeTint="80" w:sz="4" w:space="0"/>
-          <w:bottom w:val="none"/>
-          <w:right w:val="none"/>
+          <w:bottom w:val="none" w:color="000000" w:sz="4" w:space="0"/>
+          <w:right w:val="none" w:color="000000" w:sz="4" w:space="0"/>
         </w:tcBorders>
       </w:tcPr>
     </w:tblStylePr>
@@ -17042,9 +17349,9 @@
         <w:shd w:val="clear" w:color="ffffff" w:themeColor="light1" w:fill="ffffff" w:themeFill="light1"/>
         <w:tcBorders>
           <w:top w:val="single" w:color="000000" w:themeColor="text1" w:themeTint="80" w:sz="4" w:space="0"/>
-          <w:left w:val="none"/>
-          <w:bottom w:val="none"/>
-          <w:right w:val="none"/>
+          <w:left w:val="none" w:color="000000" w:sz="4" w:space="0"/>
+          <w:bottom w:val="none" w:color="000000" w:sz="4" w:space="0"/>
+          <w:right w:val="none" w:color="000000" w:sz="4" w:space="0"/>
         </w:tcBorders>
       </w:tcPr>
     </w:tblStylePr>
@@ -17114,9 +17421,9 @@
       </w:tcPr>
     </w:tblStylePr>
   </w:style>
-  <w:style w:type="table" w:styleId="62">
+  <w:style w:type="table" w:styleId="757">
     <w:name w:val="Grid Table 7 Colorful - Accent 1"/>
-    <w:basedOn w:val="714"/>
+    <w:basedOn w:val="885"/>
     <w:uiPriority w:val="99"/>
     <w:pPr>
       <w:pBdr/>
@@ -17218,11 +17525,11 @@
         <w:tblBorders/>
       </w:tblPr>
       <w:tcPr>
-        <w:shd w:color="ffffff"/>
+        <w:shd w:val="clear" w:color="ffffff"/>
         <w:tcBorders>
-          <w:top w:val="none"/>
-          <w:left w:val="none"/>
-          <w:bottom w:val="none"/>
+          <w:top w:val="none" w:color="000000" w:sz="4" w:space="0"/>
+          <w:left w:val="none" w:color="000000" w:sz="4" w:space="0"/>
+          <w:bottom w:val="none" w:color="000000" w:sz="4" w:space="0"/>
           <w:right w:val="single" w:color="000000" w:themeColor="accent1" w:themeTint="80" w:sz="4" w:space="0"/>
         </w:tcBorders>
       </w:tcPr>
@@ -17245,10 +17552,10 @@
       <w:tcPr>
         <w:shd w:val="clear" w:color="ffffff" w:themeColor="light1" w:fill="ffffff" w:themeFill="light1"/>
         <w:tcBorders>
-          <w:top w:val="none"/>
-          <w:left w:val="none"/>
+          <w:top w:val="none" w:color="000000" w:sz="4" w:space="0"/>
+          <w:left w:val="none" w:color="000000" w:sz="4" w:space="0"/>
           <w:bottom w:val="single" w:color="000000" w:themeColor="accent1" w:themeTint="80" w:sz="4" w:space="0"/>
-          <w:right w:val="none"/>
+          <w:right w:val="none" w:color="000000" w:sz="4" w:space="0"/>
         </w:tcBorders>
       </w:tcPr>
     </w:tblStylePr>
@@ -17268,12 +17575,12 @@
         <w:tblBorders/>
       </w:tblPr>
       <w:tcPr>
-        <w:shd w:color="ffffff"/>
+        <w:shd w:val="clear" w:color="ffffff"/>
         <w:tcBorders>
-          <w:top w:val="none"/>
+          <w:top w:val="none" w:color="000000" w:sz="4" w:space="0"/>
           <w:left w:val="single" w:color="000000" w:themeColor="accent1" w:themeTint="80" w:sz="4" w:space="0"/>
-          <w:bottom w:val="none"/>
-          <w:right w:val="none"/>
+          <w:bottom w:val="none" w:color="000000" w:sz="4" w:space="0"/>
+          <w:right w:val="none" w:color="000000" w:sz="4" w:space="0"/>
         </w:tcBorders>
       </w:tcPr>
     </w:tblStylePr>
@@ -17296,9 +17603,9 @@
         <w:shd w:val="clear" w:color="ffffff" w:themeColor="light1" w:fill="ffffff" w:themeFill="light1"/>
         <w:tcBorders>
           <w:top w:val="single" w:color="000000" w:themeColor="accent1" w:themeTint="80" w:sz="4" w:space="0"/>
-          <w:left w:val="none"/>
-          <w:bottom w:val="none"/>
-          <w:right w:val="none"/>
+          <w:left w:val="none" w:color="000000" w:sz="4" w:space="0"/>
+          <w:bottom w:val="none" w:color="000000" w:sz="4" w:space="0"/>
+          <w:right w:val="none" w:color="000000" w:sz="4" w:space="0"/>
         </w:tcBorders>
       </w:tcPr>
     </w:tblStylePr>
@@ -17368,9 +17675,9 @@
       </w:tcPr>
     </w:tblStylePr>
   </w:style>
-  <w:style w:type="table" w:styleId="63">
+  <w:style w:type="table" w:styleId="758">
     <w:name w:val="Grid Table 7 Colorful - Accent 2"/>
-    <w:basedOn w:val="714"/>
+    <w:basedOn w:val="885"/>
     <w:uiPriority w:val="99"/>
     <w:pPr>
       <w:pBdr/>
@@ -17472,11 +17779,11 @@
         <w:tblBorders/>
       </w:tblPr>
       <w:tcPr>
-        <w:shd w:color="ffffff"/>
+        <w:shd w:val="clear" w:color="ffffff"/>
         <w:tcBorders>
-          <w:top w:val="none"/>
-          <w:left w:val="none"/>
-          <w:bottom w:val="none"/>
+          <w:top w:val="none" w:color="000000" w:sz="4" w:space="0"/>
+          <w:left w:val="none" w:color="000000" w:sz="4" w:space="0"/>
+          <w:bottom w:val="none" w:color="000000" w:sz="4" w:space="0"/>
           <w:right w:val="single" w:color="000000" w:themeColor="accent2" w:themeTint="97" w:sz="4" w:space="0"/>
         </w:tcBorders>
       </w:tcPr>
@@ -17499,10 +17806,10 @@
       <w:tcPr>
         <w:shd w:val="clear" w:color="ffffff" w:themeColor="light1" w:fill="ffffff" w:themeFill="light1"/>
         <w:tcBorders>
-          <w:top w:val="none"/>
-          <w:left w:val="none"/>
+          <w:top w:val="none" w:color="000000" w:sz="4" w:space="0"/>
+          <w:left w:val="none" w:color="000000" w:sz="4" w:space="0"/>
           <w:bottom w:val="single" w:color="000000" w:themeColor="accent2" w:themeTint="97" w:sz="4" w:space="0"/>
-          <w:right w:val="none"/>
+          <w:right w:val="none" w:color="000000" w:sz="4" w:space="0"/>
         </w:tcBorders>
       </w:tcPr>
     </w:tblStylePr>
@@ -17522,12 +17829,12 @@
         <w:tblBorders/>
       </w:tblPr>
       <w:tcPr>
-        <w:shd w:color="ffffff"/>
+        <w:shd w:val="clear" w:color="ffffff"/>
         <w:tcBorders>
-          <w:top w:val="none"/>
+          <w:top w:val="none" w:color="000000" w:sz="4" w:space="0"/>
           <w:left w:val="single" w:color="000000" w:themeColor="accent2" w:themeTint="97" w:sz="4" w:space="0"/>
-          <w:bottom w:val="none"/>
-          <w:right w:val="none"/>
+          <w:bottom w:val="none" w:color="000000" w:sz="4" w:space="0"/>
+          <w:right w:val="none" w:color="000000" w:sz="4" w:space="0"/>
         </w:tcBorders>
       </w:tcPr>
     </w:tblStylePr>
@@ -17550,9 +17857,9 @@
         <w:shd w:val="clear" w:color="ffffff" w:themeColor="light1" w:fill="ffffff" w:themeFill="light1"/>
         <w:tcBorders>
           <w:top w:val="single" w:color="000000" w:themeColor="accent2" w:themeTint="97" w:sz="4" w:space="0"/>
-          <w:left w:val="none"/>
-          <w:bottom w:val="none"/>
-          <w:right w:val="none"/>
+          <w:left w:val="none" w:color="000000" w:sz="4" w:space="0"/>
+          <w:bottom w:val="none" w:color="000000" w:sz="4" w:space="0"/>
+          <w:right w:val="none" w:color="000000" w:sz="4" w:space="0"/>
         </w:tcBorders>
       </w:tcPr>
     </w:tblStylePr>
@@ -17622,9 +17929,9 @@
       </w:tcPr>
     </w:tblStylePr>
   </w:style>
-  <w:style w:type="table" w:styleId="64">
+  <w:style w:type="table" w:styleId="759">
     <w:name w:val="Grid Table 7 Colorful - Accent 3"/>
-    <w:basedOn w:val="714"/>
+    <w:basedOn w:val="885"/>
     <w:uiPriority w:val="99"/>
     <w:pPr>
       <w:pBdr/>
@@ -17726,11 +18033,11 @@
         <w:tblBorders/>
       </w:tblPr>
       <w:tcPr>
-        <w:shd w:color="ffffff"/>
+        <w:shd w:val="clear" w:color="ffffff"/>
         <w:tcBorders>
-          <w:top w:val="none"/>
-          <w:left w:val="none"/>
-          <w:bottom w:val="none"/>
+          <w:top w:val="none" w:color="000000" w:sz="4" w:space="0"/>
+          <w:left w:val="none" w:color="000000" w:sz="4" w:space="0"/>
+          <w:bottom w:val="none" w:color="000000" w:sz="4" w:space="0"/>
           <w:right w:val="single" w:color="000000" w:themeColor="accent3" w:themeTint="FE" w:sz="4" w:space="0"/>
         </w:tcBorders>
       </w:tcPr>
@@ -17753,10 +18060,10 @@
       <w:tcPr>
         <w:shd w:val="clear" w:color="ffffff" w:themeColor="light1" w:fill="ffffff" w:themeFill="light1"/>
         <w:tcBorders>
-          <w:top w:val="none"/>
-          <w:left w:val="none"/>
+          <w:top w:val="none" w:color="000000" w:sz="4" w:space="0"/>
+          <w:left w:val="none" w:color="000000" w:sz="4" w:space="0"/>
           <w:bottom w:val="single" w:color="000000" w:themeColor="accent3" w:themeTint="FE" w:sz="4" w:space="0"/>
-          <w:right w:val="none"/>
+          <w:right w:val="none" w:color="000000" w:sz="4" w:space="0"/>
         </w:tcBorders>
       </w:tcPr>
     </w:tblStylePr>
@@ -17776,12 +18083,12 @@
         <w:tblBorders/>
       </w:tblPr>
       <w:tcPr>
-        <w:shd w:color="ffffff"/>
+        <w:shd w:val="clear" w:color="ffffff"/>
         <w:tcBorders>
-          <w:top w:val="none"/>
+          <w:top w:val="none" w:color="000000" w:sz="4" w:space="0"/>
           <w:left w:val="single" w:color="000000" w:themeColor="accent3" w:themeTint="FE" w:sz="4" w:space="0"/>
-          <w:bottom w:val="none"/>
-          <w:right w:val="none"/>
+          <w:bottom w:val="none" w:color="000000" w:sz="4" w:space="0"/>
+          <w:right w:val="none" w:color="000000" w:sz="4" w:space="0"/>
         </w:tcBorders>
       </w:tcPr>
     </w:tblStylePr>
@@ -17804,9 +18111,9 @@
         <w:shd w:val="clear" w:color="ffffff" w:themeColor="light1" w:fill="ffffff" w:themeFill="light1"/>
         <w:tcBorders>
           <w:top w:val="single" w:color="000000" w:themeColor="accent3" w:themeTint="FE" w:sz="4" w:space="0"/>
-          <w:left w:val="none"/>
-          <w:bottom w:val="none"/>
-          <w:right w:val="none"/>
+          <w:left w:val="none" w:color="000000" w:sz="4" w:space="0"/>
+          <w:bottom w:val="none" w:color="000000" w:sz="4" w:space="0"/>
+          <w:right w:val="none" w:color="000000" w:sz="4" w:space="0"/>
         </w:tcBorders>
       </w:tcPr>
     </w:tblStylePr>
@@ -17876,9 +18183,9 @@
       </w:tcPr>
     </w:tblStylePr>
   </w:style>
-  <w:style w:type="table" w:styleId="65">
+  <w:style w:type="table" w:styleId="760">
     <w:name w:val="Grid Table 7 Colorful - Accent 4"/>
-    <w:basedOn w:val="714"/>
+    <w:basedOn w:val="885"/>
     <w:uiPriority w:val="99"/>
     <w:pPr>
       <w:pBdr/>
@@ -17980,11 +18287,11 @@
         <w:tblBorders/>
       </w:tblPr>
       <w:tcPr>
-        <w:shd w:color="ffffff"/>
+        <w:shd w:val="clear" w:color="ffffff"/>
         <w:tcBorders>
-          <w:top w:val="none"/>
-          <w:left w:val="none"/>
-          <w:bottom w:val="none"/>
+          <w:top w:val="none" w:color="000000" w:sz="4" w:space="0"/>
+          <w:left w:val="none" w:color="000000" w:sz="4" w:space="0"/>
+          <w:bottom w:val="none" w:color="000000" w:sz="4" w:space="0"/>
           <w:right w:val="single" w:color="000000" w:themeColor="accent4" w:themeTint="9A" w:sz="4" w:space="0"/>
         </w:tcBorders>
       </w:tcPr>
@@ -18007,10 +18314,10 @@
       <w:tcPr>
         <w:shd w:val="clear" w:color="ffffff" w:themeColor="light1" w:fill="ffffff" w:themeFill="light1"/>
         <w:tcBorders>
-          <w:top w:val="none"/>
-          <w:left w:val="none"/>
+          <w:top w:val="none" w:color="000000" w:sz="4" w:space="0"/>
+          <w:left w:val="none" w:color="000000" w:sz="4" w:space="0"/>
           <w:bottom w:val="single" w:color="000000" w:themeColor="accent4" w:themeTint="9A" w:sz="4" w:space="0"/>
-          <w:right w:val="none"/>
+          <w:right w:val="none" w:color="000000" w:sz="4" w:space="0"/>
         </w:tcBorders>
       </w:tcPr>
     </w:tblStylePr>
@@ -18030,12 +18337,12 @@
         <w:tblBorders/>
       </w:tblPr>
       <w:tcPr>
-        <w:shd w:color="ffffff"/>
+        <w:shd w:val="clear" w:color="ffffff"/>
         <w:tcBorders>
-          <w:top w:val="none"/>
+          <w:top w:val="none" w:color="000000" w:sz="4" w:space="0"/>
           <w:left w:val="single" w:color="000000" w:themeColor="accent4" w:themeTint="9A" w:sz="4" w:space="0"/>
-          <w:bottom w:val="none"/>
-          <w:right w:val="none"/>
+          <w:bottom w:val="none" w:color="000000" w:sz="4" w:space="0"/>
+          <w:right w:val="none" w:color="000000" w:sz="4" w:space="0"/>
         </w:tcBorders>
       </w:tcPr>
     </w:tblStylePr>
@@ -18058,9 +18365,9 @@
         <w:shd w:val="clear" w:color="ffffff" w:themeColor="light1" w:fill="ffffff" w:themeFill="light1"/>
         <w:tcBorders>
           <w:top w:val="single" w:color="000000" w:themeColor="accent4" w:themeTint="9A" w:sz="4" w:space="0"/>
-          <w:left w:val="none"/>
-          <w:bottom w:val="none"/>
-          <w:right w:val="none"/>
+          <w:left w:val="none" w:color="000000" w:sz="4" w:space="0"/>
+          <w:bottom w:val="none" w:color="000000" w:sz="4" w:space="0"/>
+          <w:right w:val="none" w:color="000000" w:sz="4" w:space="0"/>
         </w:tcBorders>
       </w:tcPr>
     </w:tblStylePr>
@@ -18130,9 +18437,9 @@
       </w:tcPr>
     </w:tblStylePr>
   </w:style>
-  <w:style w:type="table" w:styleId="66">
+  <w:style w:type="table" w:styleId="761">
     <w:name w:val="Grid Table 7 Colorful - Accent 5"/>
-    <w:basedOn w:val="714"/>
+    <w:basedOn w:val="885"/>
     <w:uiPriority w:val="99"/>
     <w:pPr>
       <w:pBdr/>
@@ -18234,11 +18541,11 @@
         <w:tblBorders/>
       </w:tblPr>
       <w:tcPr>
-        <w:shd w:color="ffffff"/>
+        <w:shd w:val="clear" w:color="ffffff"/>
         <w:tcBorders>
-          <w:top w:val="none"/>
-          <w:left w:val="none"/>
-          <w:bottom w:val="none"/>
+          <w:top w:val="none" w:color="000000" w:sz="4" w:space="0"/>
+          <w:left w:val="none" w:color="000000" w:sz="4" w:space="0"/>
+          <w:bottom w:val="none" w:color="000000" w:sz="4" w:space="0"/>
           <w:right w:val="single" w:color="000000" w:themeColor="accent5" w:themeTint="90" w:sz="4" w:space="0"/>
         </w:tcBorders>
       </w:tcPr>
@@ -18261,10 +18568,10 @@
       <w:tcPr>
         <w:shd w:val="clear" w:color="ffffff" w:themeColor="light1" w:fill="ffffff" w:themeFill="light1"/>
         <w:tcBorders>
-          <w:top w:val="none"/>
-          <w:left w:val="none"/>
+          <w:top w:val="none" w:color="000000" w:sz="4" w:space="0"/>
+          <w:left w:val="none" w:color="000000" w:sz="4" w:space="0"/>
           <w:bottom w:val="single" w:color="000000" w:themeColor="accent5" w:themeTint="90" w:sz="4" w:space="0"/>
-          <w:right w:val="none"/>
+          <w:right w:val="none" w:color="000000" w:sz="4" w:space="0"/>
         </w:tcBorders>
       </w:tcPr>
     </w:tblStylePr>
@@ -18284,12 +18591,12 @@
         <w:tblBorders/>
       </w:tblPr>
       <w:tcPr>
-        <w:shd w:color="ffffff"/>
+        <w:shd w:val="clear" w:color="ffffff"/>
         <w:tcBorders>
-          <w:top w:val="none"/>
+          <w:top w:val="none" w:color="000000" w:sz="4" w:space="0"/>
           <w:left w:val="single" w:color="000000" w:themeColor="accent5" w:themeTint="90" w:sz="4" w:space="0"/>
-          <w:bottom w:val="none"/>
-          <w:right w:val="none"/>
+          <w:bottom w:val="none" w:color="000000" w:sz="4" w:space="0"/>
+          <w:right w:val="none" w:color="000000" w:sz="4" w:space="0"/>
         </w:tcBorders>
       </w:tcPr>
     </w:tblStylePr>
@@ -18312,9 +18619,9 @@
         <w:shd w:val="clear" w:color="ffffff" w:themeColor="light1" w:fill="ffffff" w:themeFill="light1"/>
         <w:tcBorders>
           <w:top w:val="single" w:color="000000" w:themeColor="accent5" w:themeTint="90" w:sz="4" w:space="0"/>
-          <w:left w:val="none"/>
-          <w:bottom w:val="none"/>
-          <w:right w:val="none"/>
+          <w:left w:val="none" w:color="000000" w:sz="4" w:space="0"/>
+          <w:bottom w:val="none" w:color="000000" w:sz="4" w:space="0"/>
+          <w:right w:val="none" w:color="000000" w:sz="4" w:space="0"/>
         </w:tcBorders>
       </w:tcPr>
     </w:tblStylePr>
@@ -18384,9 +18691,9 @@
       </w:tcPr>
     </w:tblStylePr>
   </w:style>
-  <w:style w:type="table" w:styleId="67">
+  <w:style w:type="table" w:styleId="762">
     <w:name w:val="Grid Table 7 Colorful - Accent 6"/>
-    <w:basedOn w:val="714"/>
+    <w:basedOn w:val="885"/>
     <w:uiPriority w:val="99"/>
     <w:pPr>
       <w:pBdr/>
@@ -18488,11 +18795,11 @@
         <w:tblBorders/>
       </w:tblPr>
       <w:tcPr>
-        <w:shd w:color="ffffff"/>
+        <w:shd w:val="clear" w:color="ffffff"/>
         <w:tcBorders>
-          <w:top w:val="none"/>
-          <w:left w:val="none"/>
-          <w:bottom w:val="none"/>
+          <w:top w:val="none" w:color="000000" w:sz="4" w:space="0"/>
+          <w:left w:val="none" w:color="000000" w:sz="4" w:space="0"/>
+          <w:bottom w:val="none" w:color="000000" w:sz="4" w:space="0"/>
           <w:right w:val="single" w:color="000000" w:themeColor="accent6" w:themeTint="90" w:sz="4" w:space="0"/>
         </w:tcBorders>
       </w:tcPr>
@@ -18515,10 +18822,10 @@
       <w:tcPr>
         <w:shd w:val="clear" w:color="ffffff" w:themeColor="light1" w:fill="ffffff" w:themeFill="light1"/>
         <w:tcBorders>
-          <w:top w:val="none"/>
-          <w:left w:val="none"/>
+          <w:top w:val="none" w:color="000000" w:sz="4" w:space="0"/>
+          <w:left w:val="none" w:color="000000" w:sz="4" w:space="0"/>
           <w:bottom w:val="single" w:color="000000" w:themeColor="accent6" w:themeTint="90" w:sz="4" w:space="0"/>
-          <w:right w:val="none"/>
+          <w:right w:val="none" w:color="000000" w:sz="4" w:space="0"/>
         </w:tcBorders>
       </w:tcPr>
     </w:tblStylePr>
@@ -18538,12 +18845,12 @@
         <w:tblBorders/>
       </w:tblPr>
       <w:tcPr>
-        <w:shd w:color="ffffff"/>
+        <w:shd w:val="clear" w:color="ffffff"/>
         <w:tcBorders>
-          <w:top w:val="none"/>
+          <w:top w:val="none" w:color="000000" w:sz="4" w:space="0"/>
           <w:left w:val="single" w:color="000000" w:themeColor="accent6" w:themeTint="90" w:sz="4" w:space="0"/>
-          <w:bottom w:val="none"/>
-          <w:right w:val="none"/>
+          <w:bottom w:val="none" w:color="000000" w:sz="4" w:space="0"/>
+          <w:right w:val="none" w:color="000000" w:sz="4" w:space="0"/>
         </w:tcBorders>
       </w:tcPr>
     </w:tblStylePr>
@@ -18566,9 +18873,9 @@
         <w:shd w:val="clear" w:color="ffffff" w:themeColor="light1" w:fill="ffffff" w:themeFill="light1"/>
         <w:tcBorders>
           <w:top w:val="single" w:color="000000" w:themeColor="accent6" w:themeTint="90" w:sz="4" w:space="0"/>
-          <w:left w:val="none"/>
-          <w:bottom w:val="none"/>
-          <w:right w:val="none"/>
+          <w:left w:val="none" w:color="000000" w:sz="4" w:space="0"/>
+          <w:bottom w:val="none" w:color="000000" w:sz="4" w:space="0"/>
+          <w:right w:val="none" w:color="000000" w:sz="4" w:space="0"/>
         </w:tcBorders>
       </w:tcPr>
     </w:tblStylePr>
@@ -18638,9 +18945,9 @@
       </w:tcPr>
     </w:tblStylePr>
   </w:style>
-  <w:style w:type="table" w:styleId="68">
+  <w:style w:type="table" w:styleId="763">
     <w:name w:val="List Table 1 Light"/>
-    <w:basedOn w:val="714"/>
+    <w:basedOn w:val="885"/>
     <w:uiPriority w:val="99"/>
     <w:pPr>
       <w:pBdr/>
@@ -18854,9 +19161,9 @@
       </w:tcPr>
     </w:tblStylePr>
   </w:style>
-  <w:style w:type="table" w:styleId="69">
+  <w:style w:type="table" w:styleId="764">
     <w:name w:val="List Table 1 Light - Accent 1"/>
-    <w:basedOn w:val="714"/>
+    <w:basedOn w:val="885"/>
     <w:uiPriority w:val="99"/>
     <w:pPr>
       <w:pBdr/>
@@ -19070,9 +19377,9 @@
       </w:tcPr>
     </w:tblStylePr>
   </w:style>
-  <w:style w:type="table" w:styleId="70">
+  <w:style w:type="table" w:styleId="765">
     <w:name w:val="List Table 1 Light - Accent 2"/>
-    <w:basedOn w:val="714"/>
+    <w:basedOn w:val="885"/>
     <w:uiPriority w:val="99"/>
     <w:pPr>
       <w:pBdr/>
@@ -19286,9 +19593,9 @@
       </w:tcPr>
     </w:tblStylePr>
   </w:style>
-  <w:style w:type="table" w:styleId="71">
+  <w:style w:type="table" w:styleId="766">
     <w:name w:val="List Table 1 Light - Accent 3"/>
-    <w:basedOn w:val="714"/>
+    <w:basedOn w:val="885"/>
     <w:uiPriority w:val="99"/>
     <w:pPr>
       <w:pBdr/>
@@ -19502,9 +19809,9 @@
       </w:tcPr>
     </w:tblStylePr>
   </w:style>
-  <w:style w:type="table" w:styleId="72">
+  <w:style w:type="table" w:styleId="767">
     <w:name w:val="List Table 1 Light - Accent 4"/>
-    <w:basedOn w:val="714"/>
+    <w:basedOn w:val="885"/>
     <w:uiPriority w:val="99"/>
     <w:pPr>
       <w:pBdr/>
@@ -19718,9 +20025,9 @@
       </w:tcPr>
     </w:tblStylePr>
   </w:style>
-  <w:style w:type="table" w:styleId="73">
+  <w:style w:type="table" w:styleId="768">
     <w:name w:val="List Table 1 Light - Accent 5"/>
-    <w:basedOn w:val="714"/>
+    <w:basedOn w:val="885"/>
     <w:uiPriority w:val="99"/>
     <w:pPr>
       <w:pBdr/>
@@ -19934,9 +20241,9 @@
       </w:tcPr>
     </w:tblStylePr>
   </w:style>
-  <w:style w:type="table" w:styleId="74">
+  <w:style w:type="table" w:styleId="769">
     <w:name w:val="List Table 1 Light - Accent 6"/>
-    <w:basedOn w:val="714"/>
+    <w:basedOn w:val="885"/>
     <w:uiPriority w:val="99"/>
     <w:pPr>
       <w:pBdr/>
@@ -20150,9 +20457,9 @@
       </w:tcPr>
     </w:tblStylePr>
   </w:style>
-  <w:style w:type="table" w:styleId="75">
+  <w:style w:type="table" w:styleId="770">
     <w:name w:val="List Table 2"/>
-    <w:basedOn w:val="714"/>
+    <w:basedOn w:val="885"/>
     <w:uiPriority w:val="99"/>
     <w:pPr>
       <w:pBdr/>
@@ -20388,9 +20695,9 @@
       </w:tcPr>
     </w:tblStylePr>
   </w:style>
-  <w:style w:type="table" w:styleId="76">
+  <w:style w:type="table" w:styleId="771">
     <w:name w:val="List Table 2 - Accent 1"/>
-    <w:basedOn w:val="714"/>
+    <w:basedOn w:val="885"/>
     <w:uiPriority w:val="99"/>
     <w:pPr>
       <w:pBdr/>
@@ -20626,9 +20933,9 @@
       </w:tcPr>
     </w:tblStylePr>
   </w:style>
-  <w:style w:type="table" w:styleId="77">
+  <w:style w:type="table" w:styleId="772">
     <w:name w:val="List Table 2 - Accent 2"/>
-    <w:basedOn w:val="714"/>
+    <w:basedOn w:val="885"/>
     <w:uiPriority w:val="99"/>
     <w:pPr>
       <w:pBdr/>
@@ -20864,9 +21171,9 @@
       </w:tcPr>
     </w:tblStylePr>
   </w:style>
-  <w:style w:type="table" w:styleId="78">
+  <w:style w:type="table" w:styleId="773">
     <w:name w:val="List Table 2 - Accent 3"/>
-    <w:basedOn w:val="714"/>
+    <w:basedOn w:val="885"/>
     <w:uiPriority w:val="99"/>
     <w:pPr>
       <w:pBdr/>
@@ -21102,9 +21409,9 @@
       </w:tcPr>
     </w:tblStylePr>
   </w:style>
-  <w:style w:type="table" w:styleId="79">
+  <w:style w:type="table" w:styleId="774">
     <w:name w:val="List Table 2 - Accent 4"/>
-    <w:basedOn w:val="714"/>
+    <w:basedOn w:val="885"/>
     <w:uiPriority w:val="99"/>
     <w:pPr>
       <w:pBdr/>
@@ -21340,9 +21647,9 @@
       </w:tcPr>
     </w:tblStylePr>
   </w:style>
-  <w:style w:type="table" w:styleId="80">
+  <w:style w:type="table" w:styleId="775">
     <w:name w:val="List Table 2 - Accent 5"/>
-    <w:basedOn w:val="714"/>
+    <w:basedOn w:val="885"/>
     <w:uiPriority w:val="99"/>
     <w:pPr>
       <w:pBdr/>
@@ -21578,9 +21885,9 @@
       </w:tcPr>
     </w:tblStylePr>
   </w:style>
-  <w:style w:type="table" w:styleId="81">
+  <w:style w:type="table" w:styleId="776">
     <w:name w:val="List Table 2 - Accent 6"/>
-    <w:basedOn w:val="714"/>
+    <w:basedOn w:val="885"/>
     <w:uiPriority w:val="99"/>
     <w:pPr>
       <w:pBdr/>
@@ -21816,9 +22123,9 @@
       </w:tcPr>
     </w:tblStylePr>
   </w:style>
-  <w:style w:type="table" w:styleId="82">
+  <w:style w:type="table" w:styleId="777">
     <w:name w:val="List Table 3"/>
-    <w:basedOn w:val="714"/>
+    <w:basedOn w:val="885"/>
     <w:uiPriority w:val="99"/>
     <w:pPr>
       <w:pBdr/>
@@ -22044,9 +22351,9 @@
       </w:tcPr>
     </w:tblStylePr>
   </w:style>
-  <w:style w:type="table" w:styleId="83">
+  <w:style w:type="table" w:styleId="778">
     <w:name w:val="List Table 3 - Accent 1"/>
-    <w:basedOn w:val="714"/>
+    <w:basedOn w:val="885"/>
     <w:uiPriority w:val="99"/>
     <w:pPr>
       <w:pBdr/>
@@ -22272,9 +22579,9 @@
       </w:tcPr>
     </w:tblStylePr>
   </w:style>
-  <w:style w:type="table" w:styleId="84">
+  <w:style w:type="table" w:styleId="779">
     <w:name w:val="List Table 3 - Accent 2"/>
-    <w:basedOn w:val="714"/>
+    <w:basedOn w:val="885"/>
     <w:uiPriority w:val="99"/>
     <w:pPr>
       <w:pBdr/>
@@ -22500,9 +22807,9 @@
       </w:tcPr>
     </w:tblStylePr>
   </w:style>
-  <w:style w:type="table" w:styleId="85">
+  <w:style w:type="table" w:styleId="780">
     <w:name w:val="List Table 3 - Accent 3"/>
-    <w:basedOn w:val="714"/>
+    <w:basedOn w:val="885"/>
     <w:uiPriority w:val="99"/>
     <w:pPr>
       <w:pBdr/>
@@ -22728,9 +23035,9 @@
       </w:tcPr>
     </w:tblStylePr>
   </w:style>
-  <w:style w:type="table" w:styleId="86">
+  <w:style w:type="table" w:styleId="781">
     <w:name w:val="List Table 3 - Accent 4"/>
-    <w:basedOn w:val="714"/>
+    <w:basedOn w:val="885"/>
     <w:uiPriority w:val="99"/>
     <w:pPr>
       <w:pBdr/>
@@ -22956,9 +23263,9 @@
       </w:tcPr>
     </w:tblStylePr>
   </w:style>
-  <w:style w:type="table" w:styleId="87">
+  <w:style w:type="table" w:styleId="782">
     <w:name w:val="List Table 3 - Accent 5"/>
-    <w:basedOn w:val="714"/>
+    <w:basedOn w:val="885"/>
     <w:uiPriority w:val="99"/>
     <w:pPr>
       <w:pBdr/>
@@ -23184,9 +23491,9 @@
       </w:tcPr>
     </w:tblStylePr>
   </w:style>
-  <w:style w:type="table" w:styleId="88">
+  <w:style w:type="table" w:styleId="783">
     <w:name w:val="List Table 3 - Accent 6"/>
-    <w:basedOn w:val="714"/>
+    <w:basedOn w:val="885"/>
     <w:uiPriority w:val="99"/>
     <w:pPr>
       <w:pBdr/>
@@ -23412,9 +23719,9 @@
       </w:tcPr>
     </w:tblStylePr>
   </w:style>
-  <w:style w:type="table" w:styleId="89">
+  <w:style w:type="table" w:styleId="784">
     <w:name w:val="List Table 4"/>
-    <w:basedOn w:val="714"/>
+    <w:basedOn w:val="885"/>
     <w:uiPriority w:val="99"/>
     <w:pPr>
       <w:pBdr/>
@@ -23637,9 +23944,9 @@
       </w:tcPr>
     </w:tblStylePr>
   </w:style>
-  <w:style w:type="table" w:styleId="90">
+  <w:style w:type="table" w:styleId="785">
     <w:name w:val="List Table 4 - Accent 1"/>
-    <w:basedOn w:val="714"/>
+    <w:basedOn w:val="885"/>
     <w:uiPriority w:val="99"/>
     <w:pPr>
       <w:pBdr/>
@@ -23862,9 +24169,9 @@
       </w:tcPr>
     </w:tblStylePr>
   </w:style>
-  <w:style w:type="table" w:styleId="91">
+  <w:style w:type="table" w:styleId="786">
     <w:name w:val="List Table 4 - Accent 2"/>
-    <w:basedOn w:val="714"/>
+    <w:basedOn w:val="885"/>
     <w:uiPriority w:val="99"/>
     <w:pPr>
       <w:pBdr/>
@@ -24087,9 +24394,9 @@
       </w:tcPr>
     </w:tblStylePr>
   </w:style>
-  <w:style w:type="table" w:styleId="92">
+  <w:style w:type="table" w:styleId="787">
     <w:name w:val="List Table 4 - Accent 3"/>
-    <w:basedOn w:val="714"/>
+    <w:basedOn w:val="885"/>
     <w:uiPriority w:val="99"/>
     <w:pPr>
       <w:pBdr/>
@@ -24312,9 +24619,9 @@
       </w:tcPr>
     </w:tblStylePr>
   </w:style>
-  <w:style w:type="table" w:styleId="93">
+  <w:style w:type="table" w:styleId="788">
     <w:name w:val="List Table 4 - Accent 4"/>
-    <w:basedOn w:val="714"/>
+    <w:basedOn w:val="885"/>
     <w:uiPriority w:val="99"/>
     <w:pPr>
       <w:pBdr/>
@@ -24537,9 +24844,9 @@
       </w:tcPr>
     </w:tblStylePr>
   </w:style>
-  <w:style w:type="table" w:styleId="94">
+  <w:style w:type="table" w:styleId="789">
     <w:name w:val="List Table 4 - Accent 5"/>
-    <w:basedOn w:val="714"/>
+    <w:basedOn w:val="885"/>
     <w:uiPriority w:val="99"/>
     <w:pPr>
       <w:pBdr/>
@@ -24762,9 +25069,9 @@
       </w:tcPr>
     </w:tblStylePr>
   </w:style>
-  <w:style w:type="table" w:styleId="95">
+  <w:style w:type="table" w:styleId="790">
     <w:name w:val="List Table 4 - Accent 6"/>
-    <w:basedOn w:val="714"/>
+    <w:basedOn w:val="885"/>
     <w:uiPriority w:val="99"/>
     <w:pPr>
       <w:pBdr/>
@@ -24987,9 +25294,9 @@
       </w:tcPr>
     </w:tblStylePr>
   </w:style>
-  <w:style w:type="table" w:styleId="96">
+  <w:style w:type="table" w:styleId="791">
     <w:name w:val="List Table 5 Dark"/>
-    <w:basedOn w:val="714"/>
+    <w:basedOn w:val="885"/>
     <w:uiPriority w:val="99"/>
     <w:pPr>
       <w:pBdr/>
@@ -25229,9 +25536,9 @@
       </w:tcPr>
     </w:tblStylePr>
   </w:style>
-  <w:style w:type="table" w:styleId="97">
+  <w:style w:type="table" w:styleId="792">
     <w:name w:val="List Table 5 Dark - Accent 1"/>
-    <w:basedOn w:val="714"/>
+    <w:basedOn w:val="885"/>
     <w:uiPriority w:val="99"/>
     <w:pPr>
       <w:pBdr/>
@@ -25471,9 +25778,9 @@
       </w:tcPr>
     </w:tblStylePr>
   </w:style>
-  <w:style w:type="table" w:styleId="98">
+  <w:style w:type="table" w:styleId="793">
     <w:name w:val="List Table 5 Dark - Accent 2"/>
-    <w:basedOn w:val="714"/>
+    <w:basedOn w:val="885"/>
     <w:uiPriority w:val="99"/>
     <w:pPr>
       <w:pBdr/>
@@ -25713,9 +26020,9 @@
       </w:tcPr>
     </w:tblStylePr>
   </w:style>
-  <w:style w:type="table" w:styleId="99">
+  <w:style w:type="table" w:styleId="794">
     <w:name w:val="List Table 5 Dark - Accent 3"/>
-    <w:basedOn w:val="714"/>
+    <w:basedOn w:val="885"/>
     <w:uiPriority w:val="99"/>
     <w:pPr>
       <w:pBdr/>
@@ -25955,9 +26262,9 @@
       </w:tcPr>
     </w:tblStylePr>
   </w:style>
-  <w:style w:type="table" w:styleId="100">
+  <w:style w:type="table" w:styleId="795">
     <w:name w:val="List Table 5 Dark - Accent 4"/>
-    <w:basedOn w:val="714"/>
+    <w:basedOn w:val="885"/>
     <w:uiPriority w:val="99"/>
     <w:pPr>
       <w:pBdr/>
@@ -26197,9 +26504,9 @@
       </w:tcPr>
     </w:tblStylePr>
   </w:style>
-  <w:style w:type="table" w:styleId="101">
+  <w:style w:type="table" w:styleId="796">
     <w:name w:val="List Table 5 Dark - Accent 5"/>
-    <w:basedOn w:val="714"/>
+    <w:basedOn w:val="885"/>
     <w:uiPriority w:val="99"/>
     <w:pPr>
       <w:pBdr/>
@@ -26439,9 +26746,9 @@
       </w:tcPr>
     </w:tblStylePr>
   </w:style>
-  <w:style w:type="table" w:styleId="102">
+  <w:style w:type="table" w:styleId="797">
     <w:name w:val="List Table 5 Dark - Accent 6"/>
-    <w:basedOn w:val="714"/>
+    <w:basedOn w:val="885"/>
     <w:uiPriority w:val="99"/>
     <w:pPr>
       <w:pBdr/>
@@ -26681,9 +26988,9 @@
       </w:tcPr>
     </w:tblStylePr>
   </w:style>
-  <w:style w:type="table" w:styleId="103">
+  <w:style w:type="table" w:styleId="798">
     <w:name w:val="List Table 6 Colorful"/>
-    <w:basedOn w:val="714"/>
+    <w:basedOn w:val="885"/>
     <w:uiPriority w:val="99"/>
     <w:pPr>
       <w:pBdr/>
@@ -26904,9 +27211,9 @@
       </w:tcPr>
     </w:tblStylePr>
   </w:style>
-  <w:style w:type="table" w:styleId="104">
+  <w:style w:type="table" w:styleId="799">
     <w:name w:val="List Table 6 Colorful - Accent 1"/>
-    <w:basedOn w:val="714"/>
+    <w:basedOn w:val="885"/>
     <w:uiPriority w:val="99"/>
     <w:pPr>
       <w:pBdr/>
@@ -27127,9 +27434,9 @@
       </w:tcPr>
     </w:tblStylePr>
   </w:style>
-  <w:style w:type="table" w:styleId="105">
+  <w:style w:type="table" w:styleId="800">
     <w:name w:val="List Table 6 Colorful - Accent 2"/>
-    <w:basedOn w:val="714"/>
+    <w:basedOn w:val="885"/>
     <w:uiPriority w:val="99"/>
     <w:pPr>
       <w:pBdr/>
@@ -27350,9 +27657,9 @@
       </w:tcPr>
     </w:tblStylePr>
   </w:style>
-  <w:style w:type="table" w:styleId="106">
+  <w:style w:type="table" w:styleId="801">
     <w:name w:val="List Table 6 Colorful - Accent 3"/>
-    <w:basedOn w:val="714"/>
+    <w:basedOn w:val="885"/>
     <w:uiPriority w:val="99"/>
     <w:pPr>
       <w:pBdr/>
@@ -27573,9 +27880,9 @@
       </w:tcPr>
     </w:tblStylePr>
   </w:style>
-  <w:style w:type="table" w:styleId="107">
+  <w:style w:type="table" w:styleId="802">
     <w:name w:val="List Table 6 Colorful - Accent 4"/>
-    <w:basedOn w:val="714"/>
+    <w:basedOn w:val="885"/>
     <w:uiPriority w:val="99"/>
     <w:pPr>
       <w:pBdr/>
@@ -27796,9 +28103,9 @@
       </w:tcPr>
     </w:tblStylePr>
   </w:style>
-  <w:style w:type="table" w:styleId="108">
+  <w:style w:type="table" w:styleId="803">
     <w:name w:val="List Table 6 Colorful - Accent 5"/>
-    <w:basedOn w:val="714"/>
+    <w:basedOn w:val="885"/>
     <w:uiPriority w:val="99"/>
     <w:pPr>
       <w:pBdr/>
@@ -28019,9 +28326,9 @@
       </w:tcPr>
     </w:tblStylePr>
   </w:style>
-  <w:style w:type="table" w:styleId="109">
+  <w:style w:type="table" w:styleId="804">
     <w:name w:val="List Table 6 Colorful - Accent 6"/>
-    <w:basedOn w:val="714"/>
+    <w:basedOn w:val="885"/>
     <w:uiPriority w:val="99"/>
     <w:pPr>
       <w:pBdr/>
@@ -28242,9 +28549,9 @@
       </w:tcPr>
     </w:tblStylePr>
   </w:style>
-  <w:style w:type="table" w:styleId="110">
+  <w:style w:type="table" w:styleId="805">
     <w:name w:val="List Table 7 Colorful"/>
-    <w:basedOn w:val="714"/>
+    <w:basedOn w:val="885"/>
     <w:uiPriority w:val="99"/>
     <w:pPr>
       <w:pBdr/>
@@ -28343,11 +28650,11 @@
         <w:tblBorders/>
       </w:tblPr>
       <w:tcPr>
-        <w:shd w:color="ffffff"/>
+        <w:shd w:val="clear" w:color="ffffff"/>
         <w:tcBorders>
-          <w:top w:val="none"/>
-          <w:left w:val="none"/>
-          <w:bottom w:val="none"/>
+          <w:top w:val="none" w:color="000000" w:sz="4" w:space="0"/>
+          <w:left w:val="none" w:color="000000" w:sz="4" w:space="0"/>
+          <w:bottom w:val="none" w:color="000000" w:sz="4" w:space="0"/>
           <w:right w:val="single" w:color="000000" w:themeColor="text1" w:themeTint="80" w:sz="4" w:space="0"/>
         </w:tcBorders>
       </w:tcPr>
@@ -28370,10 +28677,10 @@
       <w:tcPr>
         <w:shd w:val="clear" w:color="ffffff" w:themeColor="light1" w:fill="ffffff" w:themeFill="light1"/>
         <w:tcBorders>
-          <w:top w:val="none"/>
-          <w:left w:val="none"/>
+          <w:top w:val="none" w:color="000000" w:sz="4" w:space="0"/>
+          <w:left w:val="none" w:color="000000" w:sz="4" w:space="0"/>
           <w:bottom w:val="single" w:color="000000" w:themeColor="text1" w:themeTint="80" w:sz="4" w:space="0"/>
-          <w:right w:val="none"/>
+          <w:right w:val="none" w:color="000000" w:sz="4" w:space="0"/>
         </w:tcBorders>
       </w:tcPr>
     </w:tblStylePr>
@@ -28393,12 +28700,12 @@
         <w:tblBorders/>
       </w:tblPr>
       <w:tcPr>
-        <w:shd w:color="ffffff"/>
+        <w:shd w:val="clear" w:color="ffffff"/>
         <w:tcBorders>
-          <w:top w:val="none"/>
+          <w:top w:val="none" w:color="000000" w:sz="4" w:space="0"/>
           <w:left w:val="single" w:color="000000" w:themeColor="text1" w:themeTint="80" w:sz="4" w:space="0"/>
-          <w:bottom w:val="none"/>
-          <w:right w:val="none"/>
+          <w:bottom w:val="none" w:color="000000" w:sz="4" w:space="0"/>
+          <w:right w:val="none" w:color="000000" w:sz="4" w:space="0"/>
         </w:tcBorders>
       </w:tcPr>
     </w:tblStylePr>
@@ -28421,9 +28728,9 @@
         <w:shd w:val="clear" w:color="ffffff" w:themeColor="light1" w:fill="ffffff" w:themeFill="light1"/>
         <w:tcBorders>
           <w:top w:val="single" w:color="000000" w:themeColor="text1" w:themeTint="80" w:sz="4" w:space="0"/>
-          <w:left w:val="none"/>
-          <w:bottom w:val="none"/>
-          <w:right w:val="none"/>
+          <w:left w:val="none" w:color="000000" w:sz="4" w:space="0"/>
+          <w:bottom w:val="none" w:color="000000" w:sz="4" w:space="0"/>
+          <w:right w:val="none" w:color="000000" w:sz="4" w:space="0"/>
         </w:tcBorders>
       </w:tcPr>
     </w:tblStylePr>
@@ -28498,9 +28805,9 @@
       </w:tcPr>
     </w:tblStylePr>
   </w:style>
-  <w:style w:type="table" w:styleId="111">
+  <w:style w:type="table" w:styleId="806">
     <w:name w:val="List Table 7 Colorful - Accent 1"/>
-    <w:basedOn w:val="714"/>
+    <w:basedOn w:val="885"/>
     <w:uiPriority w:val="99"/>
     <w:pPr>
       <w:pBdr/>
@@ -28599,11 +28906,11 @@
         <w:tblBorders/>
       </w:tblPr>
       <w:tcPr>
-        <w:shd w:color="ffffff"/>
+        <w:shd w:val="clear" w:color="ffffff"/>
         <w:tcBorders>
-          <w:top w:val="none"/>
-          <w:left w:val="none"/>
-          <w:bottom w:val="none"/>
+          <w:top w:val="none" w:color="000000" w:sz="4" w:space="0"/>
+          <w:left w:val="none" w:color="000000" w:sz="4" w:space="0"/>
+          <w:bottom w:val="none" w:color="000000" w:sz="4" w:space="0"/>
           <w:right w:val="single" w:color="000000" w:themeColor="accent1" w:sz="4" w:space="0"/>
         </w:tcBorders>
       </w:tcPr>
@@ -28626,10 +28933,10 @@
       <w:tcPr>
         <w:shd w:val="clear" w:color="ffffff" w:themeColor="light1" w:fill="ffffff" w:themeFill="light1"/>
         <w:tcBorders>
-          <w:top w:val="none"/>
-          <w:left w:val="none"/>
+          <w:top w:val="none" w:color="000000" w:sz="4" w:space="0"/>
+          <w:left w:val="none" w:color="000000" w:sz="4" w:space="0"/>
           <w:bottom w:val="single" w:color="000000" w:themeColor="accent1" w:sz="4" w:space="0"/>
-          <w:right w:val="none"/>
+          <w:right w:val="none" w:color="000000" w:sz="4" w:space="0"/>
         </w:tcBorders>
       </w:tcPr>
     </w:tblStylePr>
@@ -28649,12 +28956,12 @@
         <w:tblBorders/>
       </w:tblPr>
       <w:tcPr>
-        <w:shd w:color="ffffff"/>
+        <w:shd w:val="clear" w:color="ffffff"/>
         <w:tcBorders>
-          <w:top w:val="none"/>
+          <w:top w:val="none" w:color="000000" w:sz="4" w:space="0"/>
           <w:left w:val="single" w:color="000000" w:themeColor="accent1" w:sz="4" w:space="0"/>
-          <w:bottom w:val="none"/>
-          <w:right w:val="none"/>
+          <w:bottom w:val="none" w:color="000000" w:sz="4" w:space="0"/>
+          <w:right w:val="none" w:color="000000" w:sz="4" w:space="0"/>
         </w:tcBorders>
       </w:tcPr>
     </w:tblStylePr>
@@ -28677,9 +28984,9 @@
         <w:shd w:val="clear" w:color="ffffff" w:themeColor="light1" w:fill="ffffff" w:themeFill="light1"/>
         <w:tcBorders>
           <w:top w:val="single" w:color="000000" w:themeColor="accent1" w:sz="4" w:space="0"/>
-          <w:left w:val="none"/>
-          <w:bottom w:val="none"/>
-          <w:right w:val="none"/>
+          <w:left w:val="none" w:color="000000" w:sz="4" w:space="0"/>
+          <w:bottom w:val="none" w:color="000000" w:sz="4" w:space="0"/>
+          <w:right w:val="none" w:color="000000" w:sz="4" w:space="0"/>
         </w:tcBorders>
       </w:tcPr>
     </w:tblStylePr>
@@ -28754,9 +29061,9 @@
       </w:tcPr>
     </w:tblStylePr>
   </w:style>
-  <w:style w:type="table" w:styleId="112">
+  <w:style w:type="table" w:styleId="807">
     <w:name w:val="List Table 7 Colorful - Accent 2"/>
-    <w:basedOn w:val="714"/>
+    <w:basedOn w:val="885"/>
     <w:uiPriority w:val="99"/>
     <w:pPr>
       <w:pBdr/>
@@ -28855,11 +29162,11 @@
         <w:tblBorders/>
       </w:tblPr>
       <w:tcPr>
-        <w:shd w:color="ffffff"/>
+        <w:shd w:val="clear" w:color="ffffff"/>
         <w:tcBorders>
-          <w:top w:val="none"/>
-          <w:left w:val="none"/>
-          <w:bottom w:val="none"/>
+          <w:top w:val="none" w:color="000000" w:sz="4" w:space="0"/>
+          <w:left w:val="none" w:color="000000" w:sz="4" w:space="0"/>
+          <w:bottom w:val="none" w:color="000000" w:sz="4" w:space="0"/>
           <w:right w:val="single" w:color="000000" w:themeColor="accent2" w:themeTint="97" w:sz="4" w:space="0"/>
         </w:tcBorders>
       </w:tcPr>
@@ -28882,10 +29189,10 @@
       <w:tcPr>
         <w:shd w:val="clear" w:color="ffffff" w:themeColor="light1" w:fill="ffffff" w:themeFill="light1"/>
         <w:tcBorders>
-          <w:top w:val="none"/>
-          <w:left w:val="none"/>
+          <w:top w:val="none" w:color="000000" w:sz="4" w:space="0"/>
+          <w:left w:val="none" w:color="000000" w:sz="4" w:space="0"/>
           <w:bottom w:val="single" w:color="000000" w:themeColor="accent2" w:themeTint="97" w:sz="4" w:space="0"/>
-          <w:right w:val="none"/>
+          <w:right w:val="none" w:color="000000" w:sz="4" w:space="0"/>
         </w:tcBorders>
       </w:tcPr>
     </w:tblStylePr>
@@ -28905,12 +29212,12 @@
         <w:tblBorders/>
       </w:tblPr>
       <w:tcPr>
-        <w:shd w:color="ffffff"/>
+        <w:shd w:val="clear" w:color="ffffff"/>
         <w:tcBorders>
-          <w:top w:val="none"/>
+          <w:top w:val="none" w:color="000000" w:sz="4" w:space="0"/>
           <w:left w:val="single" w:color="000000" w:themeColor="accent2" w:themeTint="97" w:sz="4" w:space="0"/>
-          <w:bottom w:val="none"/>
-          <w:right w:val="none"/>
+          <w:bottom w:val="none" w:color="000000" w:sz="4" w:space="0"/>
+          <w:right w:val="none" w:color="000000" w:sz="4" w:space="0"/>
         </w:tcBorders>
       </w:tcPr>
     </w:tblStylePr>
@@ -28933,9 +29240,9 @@
         <w:shd w:val="clear" w:color="ffffff" w:themeColor="light1" w:fill="ffffff" w:themeFill="light1"/>
         <w:tcBorders>
           <w:top w:val="single" w:color="000000" w:themeColor="accent2" w:themeTint="97" w:sz="4" w:space="0"/>
-          <w:left w:val="none"/>
-          <w:bottom w:val="none"/>
-          <w:right w:val="none"/>
+          <w:left w:val="none" w:color="000000" w:sz="4" w:space="0"/>
+          <w:bottom w:val="none" w:color="000000" w:sz="4" w:space="0"/>
+          <w:right w:val="none" w:color="000000" w:sz="4" w:space="0"/>
         </w:tcBorders>
       </w:tcPr>
     </w:tblStylePr>
@@ -29010,9 +29317,9 @@
       </w:tcPr>
     </w:tblStylePr>
   </w:style>
-  <w:style w:type="table" w:styleId="113">
+  <w:style w:type="table" w:styleId="808">
     <w:name w:val="List Table 7 Colorful - Accent 3"/>
-    <w:basedOn w:val="714"/>
+    <w:basedOn w:val="885"/>
     <w:uiPriority w:val="99"/>
     <w:pPr>
       <w:pBdr/>
@@ -29111,11 +29418,11 @@
         <w:tblBorders/>
       </w:tblPr>
       <w:tcPr>
-        <w:shd w:color="ffffff"/>
+        <w:shd w:val="clear" w:color="ffffff"/>
         <w:tcBorders>
-          <w:top w:val="none"/>
-          <w:left w:val="none"/>
-          <w:bottom w:val="none"/>
+          <w:top w:val="none" w:color="000000" w:sz="4" w:space="0"/>
+          <w:left w:val="none" w:color="000000" w:sz="4" w:space="0"/>
+          <w:bottom w:val="none" w:color="000000" w:sz="4" w:space="0"/>
           <w:right w:val="single" w:color="000000" w:themeColor="accent3" w:themeTint="98" w:sz="4" w:space="0"/>
         </w:tcBorders>
       </w:tcPr>
@@ -29138,10 +29445,10 @@
       <w:tcPr>
         <w:shd w:val="clear" w:color="ffffff" w:themeColor="light1" w:fill="ffffff" w:themeFill="light1"/>
         <w:tcBorders>
-          <w:top w:val="none"/>
-          <w:left w:val="none"/>
+          <w:top w:val="none" w:color="000000" w:sz="4" w:space="0"/>
+          <w:left w:val="none" w:color="000000" w:sz="4" w:space="0"/>
           <w:bottom w:val="single" w:color="000000" w:themeColor="accent3" w:themeTint="98" w:sz="4" w:space="0"/>
-          <w:right w:val="none"/>
+          <w:right w:val="none" w:color="000000" w:sz="4" w:space="0"/>
         </w:tcBorders>
       </w:tcPr>
     </w:tblStylePr>
@@ -29161,12 +29468,12 @@
         <w:tblBorders/>
       </w:tblPr>
       <w:tcPr>
-        <w:shd w:color="ffffff"/>
+        <w:shd w:val="clear" w:color="ffffff"/>
         <w:tcBorders>
-          <w:top w:val="none"/>
+          <w:top w:val="none" w:color="000000" w:sz="4" w:space="0"/>
           <w:left w:val="single" w:color="000000" w:themeColor="accent3" w:themeTint="98" w:sz="4" w:space="0"/>
-          <w:bottom w:val="none"/>
-          <w:right w:val="none"/>
+          <w:bottom w:val="none" w:color="000000" w:sz="4" w:space="0"/>
+          <w:right w:val="none" w:color="000000" w:sz="4" w:space="0"/>
         </w:tcBorders>
       </w:tcPr>
     </w:tblStylePr>
@@ -29189,9 +29496,9 @@
         <w:shd w:val="clear" w:color="ffffff" w:themeColor="light1" w:fill="ffffff" w:themeFill="light1"/>
         <w:tcBorders>
           <w:top w:val="single" w:color="000000" w:themeColor="accent3" w:themeTint="98" w:sz="4" w:space="0"/>
-          <w:left w:val="none"/>
-          <w:bottom w:val="none"/>
-          <w:right w:val="none"/>
+          <w:left w:val="none" w:color="000000" w:sz="4" w:space="0"/>
+          <w:bottom w:val="none" w:color="000000" w:sz="4" w:space="0"/>
+          <w:right w:val="none" w:color="000000" w:sz="4" w:space="0"/>
         </w:tcBorders>
       </w:tcPr>
     </w:tblStylePr>
@@ -29266,9 +29573,9 @@
       </w:tcPr>
     </w:tblStylePr>
   </w:style>
-  <w:style w:type="table" w:styleId="114">
+  <w:style w:type="table" w:styleId="809">
     <w:name w:val="List Table 7 Colorful - Accent 4"/>
-    <w:basedOn w:val="714"/>
+    <w:basedOn w:val="885"/>
     <w:uiPriority w:val="99"/>
     <w:pPr>
       <w:pBdr/>
@@ -29367,11 +29674,11 @@
         <w:tblBorders/>
       </w:tblPr>
       <w:tcPr>
-        <w:shd w:color="ffffff"/>
+        <w:shd w:val="clear" w:color="ffffff"/>
         <w:tcBorders>
-          <w:top w:val="none"/>
-          <w:left w:val="none"/>
-          <w:bottom w:val="none"/>
+          <w:top w:val="none" w:color="000000" w:sz="4" w:space="0"/>
+          <w:left w:val="none" w:color="000000" w:sz="4" w:space="0"/>
+          <w:bottom w:val="none" w:color="000000" w:sz="4" w:space="0"/>
           <w:right w:val="single" w:color="000000" w:themeColor="accent4" w:themeTint="9A" w:sz="4" w:space="0"/>
         </w:tcBorders>
       </w:tcPr>
@@ -29394,10 +29701,10 @@
       <w:tcPr>
         <w:shd w:val="clear" w:color="ffffff" w:themeColor="light1" w:fill="ffffff" w:themeFill="light1"/>
         <w:tcBorders>
-          <w:top w:val="none"/>
-          <w:left w:val="none"/>
+          <w:top w:val="none" w:color="000000" w:sz="4" w:space="0"/>
+          <w:left w:val="none" w:color="000000" w:sz="4" w:space="0"/>
           <w:bottom w:val="single" w:color="000000" w:themeColor="accent4" w:themeTint="9A" w:sz="4" w:space="0"/>
-          <w:right w:val="none"/>
+          <w:right w:val="none" w:color="000000" w:sz="4" w:space="0"/>
         </w:tcBorders>
       </w:tcPr>
     </w:tblStylePr>
@@ -29417,12 +29724,12 @@
         <w:tblBorders/>
       </w:tblPr>
       <w:tcPr>
-        <w:shd w:color="ffffff"/>
+        <w:shd w:val="clear" w:color="ffffff"/>
         <w:tcBorders>
-          <w:top w:val="none"/>
+          <w:top w:val="none" w:color="000000" w:sz="4" w:space="0"/>
           <w:left w:val="single" w:color="000000" w:themeColor="accent4" w:themeTint="9A" w:sz="4" w:space="0"/>
-          <w:bottom w:val="none"/>
-          <w:right w:val="none"/>
+          <w:bottom w:val="none" w:color="000000" w:sz="4" w:space="0"/>
+          <w:right w:val="none" w:color="000000" w:sz="4" w:space="0"/>
         </w:tcBorders>
       </w:tcPr>
     </w:tblStylePr>
@@ -29445,9 +29752,9 @@
         <w:shd w:val="clear" w:color="ffffff" w:themeColor="light1" w:fill="ffffff" w:themeFill="light1"/>
         <w:tcBorders>
           <w:top w:val="single" w:color="000000" w:themeColor="accent4" w:themeTint="9A" w:sz="4" w:space="0"/>
-          <w:left w:val="none"/>
-          <w:bottom w:val="none"/>
-          <w:right w:val="none"/>
+          <w:left w:val="none" w:color="000000" w:sz="4" w:space="0"/>
+          <w:bottom w:val="none" w:color="000000" w:sz="4" w:space="0"/>
+          <w:right w:val="none" w:color="000000" w:sz="4" w:space="0"/>
         </w:tcBorders>
       </w:tcPr>
     </w:tblStylePr>
@@ -29522,9 +29829,9 @@
       </w:tcPr>
     </w:tblStylePr>
   </w:style>
-  <w:style w:type="table" w:styleId="115">
+  <w:style w:type="table" w:styleId="810">
     <w:name w:val="List Table 7 Colorful - Accent 5"/>
-    <w:basedOn w:val="714"/>
+    <w:basedOn w:val="885"/>
     <w:uiPriority w:val="99"/>
     <w:pPr>
       <w:pBdr/>
@@ -29623,11 +29930,11 @@
         <w:tblBorders/>
       </w:tblPr>
       <w:tcPr>
-        <w:shd w:color="ffffff"/>
+        <w:shd w:val="clear" w:color="ffffff"/>
         <w:tcBorders>
-          <w:top w:val="none"/>
-          <w:left w:val="none"/>
-          <w:bottom w:val="none"/>
+          <w:top w:val="none" w:color="000000" w:sz="4" w:space="0"/>
+          <w:left w:val="none" w:color="000000" w:sz="4" w:space="0"/>
+          <w:bottom w:val="none" w:color="000000" w:sz="4" w:space="0"/>
           <w:right w:val="single" w:color="000000" w:themeColor="accent5" w:themeTint="9A" w:sz="4" w:space="0"/>
         </w:tcBorders>
       </w:tcPr>
@@ -29650,10 +29957,10 @@
       <w:tcPr>
         <w:shd w:val="clear" w:color="ffffff" w:themeColor="light1" w:fill="ffffff" w:themeFill="light1"/>
         <w:tcBorders>
-          <w:top w:val="none"/>
-          <w:left w:val="none"/>
+          <w:top w:val="none" w:color="000000" w:sz="4" w:space="0"/>
+          <w:left w:val="none" w:color="000000" w:sz="4" w:space="0"/>
           <w:bottom w:val="single" w:color="000000" w:themeColor="accent5" w:themeTint="9A" w:sz="4" w:space="0"/>
-          <w:right w:val="none"/>
+          <w:right w:val="none" w:color="000000" w:sz="4" w:space="0"/>
         </w:tcBorders>
       </w:tcPr>
     </w:tblStylePr>
@@ -29673,12 +29980,12 @@
         <w:tblBorders/>
       </w:tblPr>
       <w:tcPr>
-        <w:shd w:color="ffffff"/>
+        <w:shd w:val="clear" w:color="ffffff"/>
         <w:tcBorders>
-          <w:top w:val="none"/>
+          <w:top w:val="none" w:color="000000" w:sz="4" w:space="0"/>
           <w:left w:val="single" w:color="000000" w:themeColor="accent5" w:themeTint="9A" w:sz="4" w:space="0"/>
-          <w:bottom w:val="none"/>
-          <w:right w:val="none"/>
+          <w:bottom w:val="none" w:color="000000" w:sz="4" w:space="0"/>
+          <w:right w:val="none" w:color="000000" w:sz="4" w:space="0"/>
         </w:tcBorders>
       </w:tcPr>
     </w:tblStylePr>
@@ -29701,9 +30008,9 @@
         <w:shd w:val="clear" w:color="ffffff" w:themeColor="light1" w:fill="ffffff" w:themeFill="light1"/>
         <w:tcBorders>
           <w:top w:val="single" w:color="000000" w:themeColor="accent5" w:themeTint="9A" w:sz="4" w:space="0"/>
-          <w:left w:val="none"/>
-          <w:bottom w:val="none"/>
-          <w:right w:val="none"/>
+          <w:left w:val="none" w:color="000000" w:sz="4" w:space="0"/>
+          <w:bottom w:val="none" w:color="000000" w:sz="4" w:space="0"/>
+          <w:right w:val="none" w:color="000000" w:sz="4" w:space="0"/>
         </w:tcBorders>
       </w:tcPr>
     </w:tblStylePr>
@@ -29778,9 +30085,9 @@
       </w:tcPr>
     </w:tblStylePr>
   </w:style>
-  <w:style w:type="table" w:styleId="116">
+  <w:style w:type="table" w:styleId="811">
     <w:name w:val="List Table 7 Colorful - Accent 6"/>
-    <w:basedOn w:val="714"/>
+    <w:basedOn w:val="885"/>
     <w:uiPriority w:val="99"/>
     <w:pPr>
       <w:pBdr/>
@@ -29879,11 +30186,11 @@
         <w:tblBorders/>
       </w:tblPr>
       <w:tcPr>
-        <w:shd w:color="ffffff"/>
+        <w:shd w:val="clear" w:color="ffffff"/>
         <w:tcBorders>
-          <w:top w:val="none"/>
-          <w:left w:val="none"/>
-          <w:bottom w:val="none"/>
+          <w:top w:val="none" w:color="000000" w:sz="4" w:space="0"/>
+          <w:left w:val="none" w:color="000000" w:sz="4" w:space="0"/>
+          <w:bottom w:val="none" w:color="000000" w:sz="4" w:space="0"/>
           <w:right w:val="single" w:color="000000" w:themeColor="accent6" w:themeTint="98" w:sz="4" w:space="0"/>
         </w:tcBorders>
       </w:tcPr>
@@ -29906,10 +30213,10 @@
       <w:tcPr>
         <w:shd w:val="clear" w:color="ffffff" w:themeColor="light1" w:fill="ffffff" w:themeFill="light1"/>
         <w:tcBorders>
-          <w:top w:val="none"/>
-          <w:left w:val="none"/>
+          <w:top w:val="none" w:color="000000" w:sz="4" w:space="0"/>
+          <w:left w:val="none" w:color="000000" w:sz="4" w:space="0"/>
           <w:bottom w:val="single" w:color="000000" w:themeColor="accent6" w:themeTint="98" w:sz="4" w:space="0"/>
-          <w:right w:val="none"/>
+          <w:right w:val="none" w:color="000000" w:sz="4" w:space="0"/>
         </w:tcBorders>
       </w:tcPr>
     </w:tblStylePr>
@@ -29929,12 +30236,12 @@
         <w:tblBorders/>
       </w:tblPr>
       <w:tcPr>
-        <w:shd w:color="ffffff"/>
+        <w:shd w:val="clear" w:color="ffffff"/>
         <w:tcBorders>
-          <w:top w:val="none"/>
+          <w:top w:val="none" w:color="000000" w:sz="4" w:space="0"/>
           <w:left w:val="single" w:color="000000" w:themeColor="accent6" w:themeTint="98" w:sz="4" w:space="0"/>
-          <w:bottom w:val="none"/>
-          <w:right w:val="none"/>
+          <w:bottom w:val="none" w:color="000000" w:sz="4" w:space="0"/>
+          <w:right w:val="none" w:color="000000" w:sz="4" w:space="0"/>
         </w:tcBorders>
       </w:tcPr>
     </w:tblStylePr>
@@ -29957,9 +30264,9 @@
         <w:shd w:val="clear" w:color="ffffff" w:themeColor="light1" w:fill="ffffff" w:themeFill="light1"/>
         <w:tcBorders>
           <w:top w:val="single" w:color="000000" w:themeColor="accent6" w:themeTint="98" w:sz="4" w:space="0"/>
-          <w:left w:val="none"/>
-          <w:bottom w:val="none"/>
-          <w:right w:val="none"/>
+          <w:left w:val="none" w:color="000000" w:sz="4" w:space="0"/>
+          <w:bottom w:val="none" w:color="000000" w:sz="4" w:space="0"/>
+          <w:right w:val="none" w:color="000000" w:sz="4" w:space="0"/>
         </w:tcBorders>
       </w:tcPr>
     </w:tblStylePr>
@@ -30034,9 +30341,9 @@
       </w:tcPr>
     </w:tblStylePr>
   </w:style>
-  <w:style w:type="table" w:styleId="117">
+  <w:style w:type="table" w:styleId="812">
     <w:name w:val="Lined - Accent"/>
-    <w:basedOn w:val="714"/>
+    <w:basedOn w:val="885"/>
     <w:uiPriority w:val="99"/>
     <w:pPr>
       <w:pBdr/>
@@ -30271,9 +30578,9 @@
       </w:tcPr>
     </w:tblStylePr>
   </w:style>
-  <w:style w:type="table" w:styleId="118">
+  <w:style w:type="table" w:styleId="813">
     <w:name w:val="Lined - Accent 1"/>
-    <w:basedOn w:val="714"/>
+    <w:basedOn w:val="885"/>
     <w:uiPriority w:val="99"/>
     <w:pPr>
       <w:pBdr/>
@@ -30508,9 +30815,9 @@
       </w:tcPr>
     </w:tblStylePr>
   </w:style>
-  <w:style w:type="table" w:styleId="119">
+  <w:style w:type="table" w:styleId="814">
     <w:name w:val="Lined - Accent 2"/>
-    <w:basedOn w:val="714"/>
+    <w:basedOn w:val="885"/>
     <w:uiPriority w:val="99"/>
     <w:pPr>
       <w:pBdr/>
@@ -30745,9 +31052,9 @@
       </w:tcPr>
     </w:tblStylePr>
   </w:style>
-  <w:style w:type="table" w:styleId="120">
+  <w:style w:type="table" w:styleId="815">
     <w:name w:val="Lined - Accent 3"/>
-    <w:basedOn w:val="714"/>
+    <w:basedOn w:val="885"/>
     <w:uiPriority w:val="99"/>
     <w:pPr>
       <w:pBdr/>
@@ -30982,9 +31289,9 @@
       </w:tcPr>
     </w:tblStylePr>
   </w:style>
-  <w:style w:type="table" w:styleId="121">
+  <w:style w:type="table" w:styleId="816">
     <w:name w:val="Lined - Accent 4"/>
-    <w:basedOn w:val="714"/>
+    <w:basedOn w:val="885"/>
     <w:uiPriority w:val="99"/>
     <w:pPr>
       <w:pBdr/>
@@ -31219,9 +31526,9 @@
       </w:tcPr>
     </w:tblStylePr>
   </w:style>
-  <w:style w:type="table" w:styleId="122">
+  <w:style w:type="table" w:styleId="817">
     <w:name w:val="Lined - Accent 5"/>
-    <w:basedOn w:val="714"/>
+    <w:basedOn w:val="885"/>
     <w:uiPriority w:val="99"/>
     <w:pPr>
       <w:pBdr/>
@@ -31456,9 +31763,9 @@
       </w:tcPr>
     </w:tblStylePr>
   </w:style>
-  <w:style w:type="table" w:styleId="123">
+  <w:style w:type="table" w:styleId="818">
     <w:name w:val="Lined - Accent 6"/>
-    <w:basedOn w:val="714"/>
+    <w:basedOn w:val="885"/>
     <w:uiPriority w:val="99"/>
     <w:pPr>
       <w:pBdr/>
@@ -31693,9 +32000,9 @@
       </w:tcPr>
     </w:tblStylePr>
   </w:style>
-  <w:style w:type="table" w:styleId="124">
+  <w:style w:type="table" w:styleId="819">
     <w:name w:val="Bordered &amp; Lined - Accent"/>
-    <w:basedOn w:val="714"/>
+    <w:basedOn w:val="885"/>
     <w:uiPriority w:val="99"/>
     <w:pPr>
       <w:pBdr/>
@@ -31937,9 +32244,9 @@
       </w:tcPr>
     </w:tblStylePr>
   </w:style>
-  <w:style w:type="table" w:styleId="125">
+  <w:style w:type="table" w:styleId="820">
     <w:name w:val="Bordered &amp; Lined - Accent 1"/>
-    <w:basedOn w:val="714"/>
+    <w:basedOn w:val="885"/>
     <w:uiPriority w:val="99"/>
     <w:pPr>
       <w:pBdr/>
@@ -32181,9 +32488,9 @@
       </w:tcPr>
     </w:tblStylePr>
   </w:style>
-  <w:style w:type="table" w:styleId="126">
+  <w:style w:type="table" w:styleId="821">
     <w:name w:val="Bordered &amp; Lined - Accent 2"/>
-    <w:basedOn w:val="714"/>
+    <w:basedOn w:val="885"/>
     <w:uiPriority w:val="99"/>
     <w:pPr>
       <w:pBdr/>
@@ -32425,9 +32732,9 @@
       </w:tcPr>
     </w:tblStylePr>
   </w:style>
-  <w:style w:type="table" w:styleId="127">
+  <w:style w:type="table" w:styleId="822">
     <w:name w:val="Bordered &amp; Lined - Accent 3"/>
-    <w:basedOn w:val="714"/>
+    <w:basedOn w:val="885"/>
     <w:uiPriority w:val="99"/>
     <w:pPr>
       <w:pBdr/>
@@ -32669,9 +32976,9 @@
       </w:tcPr>
     </w:tblStylePr>
   </w:style>
-  <w:style w:type="table" w:styleId="128">
+  <w:style w:type="table" w:styleId="823">
     <w:name w:val="Bordered &amp; Lined - Accent 4"/>
-    <w:basedOn w:val="714"/>
+    <w:basedOn w:val="885"/>
     <w:uiPriority w:val="99"/>
     <w:pPr>
       <w:pBdr/>
@@ -32913,9 +33220,9 @@
       </w:tcPr>
     </w:tblStylePr>
   </w:style>
-  <w:style w:type="table" w:styleId="129">
+  <w:style w:type="table" w:styleId="824">
     <w:name w:val="Bordered &amp; Lined - Accent 5"/>
-    <w:basedOn w:val="714"/>
+    <w:basedOn w:val="885"/>
     <w:uiPriority w:val="99"/>
     <w:pPr>
       <w:pBdr/>
@@ -33157,9 +33464,9 @@
       </w:tcPr>
     </w:tblStylePr>
   </w:style>
-  <w:style w:type="table" w:styleId="130">
+  <w:style w:type="table" w:styleId="825">
     <w:name w:val="Bordered &amp; Lined - Accent 6"/>
-    <w:basedOn w:val="714"/>
+    <w:basedOn w:val="885"/>
     <w:uiPriority w:val="99"/>
     <w:pPr>
       <w:pBdr/>
@@ -33401,9 +33708,9 @@
       </w:tcPr>
     </w:tblStylePr>
   </w:style>
-  <w:style w:type="table" w:styleId="131">
+  <w:style w:type="table" w:styleId="826">
     <w:name w:val="Bordered"/>
-    <w:basedOn w:val="714"/>
+    <w:basedOn w:val="885"/>
     <w:uiPriority w:val="99"/>
     <w:pPr>
       <w:pBdr/>
@@ -33632,9 +33939,9 @@
       </w:tcPr>
     </w:tblStylePr>
   </w:style>
-  <w:style w:type="table" w:styleId="132">
+  <w:style w:type="table" w:styleId="827">
     <w:name w:val="Bordered - Accent 1"/>
-    <w:basedOn w:val="714"/>
+    <w:basedOn w:val="885"/>
     <w:uiPriority w:val="99"/>
     <w:pPr>
       <w:pBdr/>
@@ -33863,9 +34170,9 @@
       </w:tcPr>
     </w:tblStylePr>
   </w:style>
-  <w:style w:type="table" w:styleId="133">
+  <w:style w:type="table" w:styleId="828">
     <w:name w:val="Bordered - Accent 2"/>
-    <w:basedOn w:val="714"/>
+    <w:basedOn w:val="885"/>
     <w:uiPriority w:val="99"/>
     <w:pPr>
       <w:pBdr/>
@@ -34094,9 +34401,9 @@
       </w:tcPr>
     </w:tblStylePr>
   </w:style>
-  <w:style w:type="table" w:styleId="134">
+  <w:style w:type="table" w:styleId="829">
     <w:name w:val="Bordered - Accent 3"/>
-    <w:basedOn w:val="714"/>
+    <w:basedOn w:val="885"/>
     <w:uiPriority w:val="99"/>
     <w:pPr>
       <w:pBdr/>
@@ -34325,9 +34632,9 @@
       </w:tcPr>
     </w:tblStylePr>
   </w:style>
-  <w:style w:type="table" w:styleId="135">
+  <w:style w:type="table" w:styleId="830">
     <w:name w:val="Bordered - Accent 4"/>
-    <w:basedOn w:val="714"/>
+    <w:basedOn w:val="885"/>
     <w:uiPriority w:val="99"/>
     <w:pPr>
       <w:pBdr/>
@@ -34556,9 +34863,9 @@
       </w:tcPr>
     </w:tblStylePr>
   </w:style>
-  <w:style w:type="table" w:styleId="136">
+  <w:style w:type="table" w:styleId="831">
     <w:name w:val="Bordered - Accent 5"/>
-    <w:basedOn w:val="714"/>
+    <w:basedOn w:val="885"/>
     <w:uiPriority w:val="99"/>
     <w:pPr>
       <w:pBdr/>
@@ -34787,9 +35094,9 @@
       </w:tcPr>
     </w:tblStylePr>
   </w:style>
-  <w:style w:type="table" w:styleId="137">
+  <w:style w:type="table" w:styleId="832">
     <w:name w:val="Bordered - Accent 6"/>
-    <w:basedOn w:val="714"/>
+    <w:basedOn w:val="885"/>
     <w:uiPriority w:val="99"/>
     <w:pPr>
       <w:pBdr/>
@@ -35018,11 +35325,11 @@
       </w:tcPr>
     </w:tblStylePr>
   </w:style>
-  <w:style w:type="paragraph" w:styleId="145">
+  <w:style w:type="paragraph" w:styleId="833">
     <w:name w:val="Heading 7"/>
-    <w:basedOn w:val="706"/>
-    <w:next w:val="706"/>
-    <w:link w:val="156"/>
+    <w:basedOn w:val="877"/>
+    <w:next w:val="877"/>
+    <w:link w:val="842"/>
     <w:uiPriority w:val="9"/>
     <w:unhideWhenUsed/>
     <w:qFormat/>
@@ -35039,11 +35346,11 @@
       <w:color w:val="595959" w:themeColor="text1" w:themeTint="A6"/>
     </w:rPr>
   </w:style>
-  <w:style w:type="paragraph" w:styleId="146">
+  <w:style w:type="paragraph" w:styleId="834">
     <w:name w:val="Heading 8"/>
-    <w:basedOn w:val="706"/>
-    <w:next w:val="706"/>
-    <w:link w:val="157"/>
+    <w:basedOn w:val="877"/>
+    <w:next w:val="877"/>
+    <w:link w:val="843"/>
     <w:uiPriority w:val="9"/>
     <w:unhideWhenUsed/>
     <w:qFormat/>
@@ -35062,11 +35369,11 @@
       <w:color w:val="272727" w:themeColor="text1" w:themeTint="D8"/>
     </w:rPr>
   </w:style>
-  <w:style w:type="paragraph" w:styleId="147">
+  <w:style w:type="paragraph" w:styleId="835">
     <w:name w:val="Heading 9"/>
-    <w:basedOn w:val="706"/>
-    <w:next w:val="706"/>
-    <w:link w:val="158"/>
+    <w:basedOn w:val="877"/>
+    <w:next w:val="877"/>
+    <w:link w:val="844"/>
     <w:uiPriority w:val="9"/>
     <w:unhideWhenUsed/>
     <w:qFormat/>
@@ -35085,10 +35392,10 @@
       <w:color w:val="272727" w:themeColor="text1" w:themeTint="D8"/>
     </w:rPr>
   </w:style>
-  <w:style w:type="character" w:styleId="150">
+  <w:style w:type="character" w:styleId="836">
     <w:name w:val="Heading 1 Char"/>
-    <w:basedOn w:val="713"/>
-    <w:link w:val="707"/>
+    <w:basedOn w:val="884"/>
+    <w:link w:val="878"/>
     <w:uiPriority w:val="9"/>
     <w:pPr>
       <w:pBdr/>
@@ -35102,10 +35409,10 @@
       <w:szCs w:val="40"/>
     </w:rPr>
   </w:style>
-  <w:style w:type="character" w:styleId="151">
+  <w:style w:type="character" w:styleId="837">
     <w:name w:val="Heading 2 Char"/>
-    <w:basedOn w:val="713"/>
-    <w:link w:val="708"/>
+    <w:basedOn w:val="884"/>
+    <w:link w:val="879"/>
     <w:uiPriority w:val="9"/>
     <w:pPr>
       <w:pBdr/>
@@ -35119,10 +35426,10 @@
       <w:szCs w:val="32"/>
     </w:rPr>
   </w:style>
-  <w:style w:type="character" w:styleId="152">
+  <w:style w:type="character" w:styleId="838">
     <w:name w:val="Heading 3 Char"/>
-    <w:basedOn w:val="713"/>
-    <w:link w:val="709"/>
+    <w:basedOn w:val="884"/>
+    <w:link w:val="880"/>
     <w:uiPriority w:val="9"/>
     <w:pPr>
       <w:pBdr/>
@@ -35136,10 +35443,10 @@
       <w:szCs w:val="28"/>
     </w:rPr>
   </w:style>
-  <w:style w:type="character" w:styleId="153">
+  <w:style w:type="character" w:styleId="839">
     <w:name w:val="Heading 4 Char"/>
-    <w:basedOn w:val="713"/>
-    <w:link w:val="710"/>
+    <w:basedOn w:val="884"/>
+    <w:link w:val="881"/>
     <w:uiPriority w:val="9"/>
     <w:pPr>
       <w:pBdr/>
@@ -35153,10 +35460,10 @@
       <w:color w:val="0f4761" w:themeColor="accent1" w:themeShade="BF"/>
     </w:rPr>
   </w:style>
-  <w:style w:type="character" w:styleId="154">
+  <w:style w:type="character" w:styleId="840">
     <w:name w:val="Heading 5 Char"/>
-    <w:basedOn w:val="713"/>
-    <w:link w:val="711"/>
+    <w:basedOn w:val="884"/>
+    <w:link w:val="882"/>
     <w:uiPriority w:val="9"/>
     <w:pPr>
       <w:pBdr/>
@@ -35168,10 +35475,10 @@
       <w:color w:val="0f4761" w:themeColor="accent1" w:themeShade="BF"/>
     </w:rPr>
   </w:style>
-  <w:style w:type="character" w:styleId="155">
+  <w:style w:type="character" w:styleId="841">
     <w:name w:val="Heading 6 Char"/>
-    <w:basedOn w:val="713"/>
-    <w:link w:val="712"/>
+    <w:basedOn w:val="884"/>
+    <w:link w:val="883"/>
     <w:uiPriority w:val="9"/>
     <w:pPr>
       <w:pBdr/>
@@ -35185,10 +35492,10 @@
       <w:color w:val="595959" w:themeColor="text1" w:themeTint="A6"/>
     </w:rPr>
   </w:style>
-  <w:style w:type="character" w:styleId="156">
+  <w:style w:type="character" w:styleId="842">
     <w:name w:val="Heading 7 Char"/>
-    <w:basedOn w:val="713"/>
-    <w:link w:val="145"/>
+    <w:basedOn w:val="884"/>
+    <w:link w:val="833"/>
     <w:uiPriority w:val="9"/>
     <w:pPr>
       <w:pBdr/>
@@ -35200,10 +35507,10 @@
       <w:color w:val="595959" w:themeColor="text1" w:themeTint="A6"/>
     </w:rPr>
   </w:style>
-  <w:style w:type="character" w:styleId="157">
+  <w:style w:type="character" w:styleId="843">
     <w:name w:val="Heading 8 Char"/>
-    <w:basedOn w:val="713"/>
-    <w:link w:val="146"/>
+    <w:basedOn w:val="884"/>
+    <w:link w:val="834"/>
     <w:uiPriority w:val="9"/>
     <w:pPr>
       <w:pBdr/>
@@ -35217,10 +35524,10 @@
       <w:color w:val="272727" w:themeColor="text1" w:themeTint="D8"/>
     </w:rPr>
   </w:style>
-  <w:style w:type="character" w:styleId="158">
+  <w:style w:type="character" w:styleId="844">
     <w:name w:val="Heading 9 Char"/>
-    <w:basedOn w:val="713"/>
-    <w:link w:val="147"/>
+    <w:basedOn w:val="884"/>
+    <w:link w:val="835"/>
     <w:uiPriority w:val="9"/>
     <w:pPr>
       <w:pBdr/>
@@ -35234,10 +35541,10 @@
       <w:color w:val="272727" w:themeColor="text1" w:themeTint="D8"/>
     </w:rPr>
   </w:style>
-  <w:style w:type="character" w:styleId="160">
+  <w:style w:type="character" w:styleId="845">
     <w:name w:val="Title Char"/>
-    <w:basedOn w:val="713"/>
-    <w:link w:val="716"/>
+    <w:basedOn w:val="884"/>
+    <w:link w:val="887"/>
     <w:uiPriority w:val="10"/>
     <w:pPr>
       <w:pBdr/>
@@ -35251,11 +35558,11 @@
       <w:szCs w:val="56"/>
     </w:rPr>
   </w:style>
-  <w:style w:type="paragraph" w:styleId="161">
+  <w:style w:type="paragraph" w:styleId="846">
     <w:name w:val="Subtitle"/>
-    <w:basedOn w:val="706"/>
-    <w:next w:val="706"/>
-    <w:link w:val="162"/>
+    <w:basedOn w:val="877"/>
+    <w:next w:val="877"/>
+    <w:link w:val="847"/>
     <w:uiPriority w:val="11"/>
     <w:qFormat/>
     <w:pPr>
@@ -35273,10 +35580,10 @@
       <w:szCs w:val="28"/>
     </w:rPr>
   </w:style>
-  <w:style w:type="character" w:styleId="162">
+  <w:style w:type="character" w:styleId="847">
     <w:name w:val="Subtitle Char"/>
-    <w:basedOn w:val="713"/>
-    <w:link w:val="161"/>
+    <w:basedOn w:val="884"/>
+    <w:link w:val="846"/>
     <w:uiPriority w:val="11"/>
     <w:pPr>
       <w:pBdr/>
@@ -35290,11 +35597,11 @@
       <w:szCs w:val="28"/>
     </w:rPr>
   </w:style>
-  <w:style w:type="paragraph" w:styleId="163">
+  <w:style w:type="paragraph" w:styleId="848">
     <w:name w:val="Quote"/>
-    <w:basedOn w:val="706"/>
-    <w:next w:val="706"/>
-    <w:link w:val="164"/>
+    <w:basedOn w:val="877"/>
+    <w:next w:val="877"/>
+    <w:link w:val="849"/>
     <w:uiPriority w:val="29"/>
     <w:qFormat/>
     <w:pPr>
@@ -35309,10 +35616,10 @@
       <w:color w:val="404040" w:themeColor="text1" w:themeTint="BF"/>
     </w:rPr>
   </w:style>
-  <w:style w:type="character" w:styleId="164">
+  <w:style w:type="character" w:styleId="849">
     <w:name w:val="Quote Char"/>
-    <w:basedOn w:val="713"/>
-    <w:link w:val="163"/>
+    <w:basedOn w:val="884"/>
+    <w:link w:val="848"/>
     <w:uiPriority w:val="29"/>
     <w:pPr>
       <w:pBdr/>
@@ -35325,9 +35632,9 @@
       <w:color w:val="404040" w:themeColor="text1" w:themeTint="BF"/>
     </w:rPr>
   </w:style>
-  <w:style w:type="character" w:styleId="166">
+  <w:style w:type="character" w:styleId="850">
     <w:name w:val="Intense Emphasis"/>
-    <w:basedOn w:val="713"/>
+    <w:basedOn w:val="884"/>
     <w:uiPriority w:val="21"/>
     <w:qFormat/>
     <w:pPr>
@@ -35341,11 +35648,11 @@
       <w:color w:val="0f4761" w:themeColor="accent1" w:themeShade="BF"/>
     </w:rPr>
   </w:style>
-  <w:style w:type="paragraph" w:styleId="167">
+  <w:style w:type="paragraph" w:styleId="851">
     <w:name w:val="Intense Quote"/>
-    <w:basedOn w:val="706"/>
-    <w:next w:val="706"/>
-    <w:link w:val="168"/>
+    <w:basedOn w:val="877"/>
+    <w:next w:val="877"/>
+    <w:link w:val="852"/>
     <w:uiPriority w:val="30"/>
     <w:qFormat/>
     <w:pPr>
@@ -35363,10 +35670,10 @@
       <w:color w:val="0f4761" w:themeColor="accent1" w:themeShade="BF"/>
     </w:rPr>
   </w:style>
-  <w:style w:type="character" w:styleId="168">
+  <w:style w:type="character" w:styleId="852">
     <w:name w:val="Intense Quote Char"/>
-    <w:basedOn w:val="713"/>
-    <w:link w:val="167"/>
+    <w:basedOn w:val="884"/>
+    <w:link w:val="851"/>
     <w:uiPriority w:val="30"/>
     <w:pPr>
       <w:pBdr/>
@@ -35379,9 +35686,9 @@
       <w:color w:val="0f4761" w:themeColor="accent1" w:themeShade="BF"/>
     </w:rPr>
   </w:style>
-  <w:style w:type="character" w:styleId="169">
+  <w:style w:type="character" w:styleId="853">
     <w:name w:val="Intense Reference"/>
-    <w:basedOn w:val="713"/>
+    <w:basedOn w:val="884"/>
     <w:uiPriority w:val="32"/>
     <w:qFormat/>
     <w:pPr>
@@ -35397,9 +35704,9 @@
       <w:spacing w:val="5"/>
     </w:rPr>
   </w:style>
-  <w:style w:type="paragraph" w:styleId="170">
+  <w:style w:type="paragraph" w:styleId="854">
     <w:name w:val="No Spacing"/>
-    <w:basedOn w:val="706"/>
+    <w:basedOn w:val="877"/>
     <w:uiPriority w:val="1"/>
     <w:qFormat/>
     <w:pPr>
@@ -35408,9 +35715,9 @@
       <w:ind/>
     </w:pPr>
   </w:style>
-  <w:style w:type="character" w:styleId="171">
+  <w:style w:type="character" w:styleId="855">
     <w:name w:val="Subtle Emphasis"/>
-    <w:basedOn w:val="713"/>
+    <w:basedOn w:val="884"/>
     <w:uiPriority w:val="19"/>
     <w:qFormat/>
     <w:pPr>
@@ -35424,9 +35731,9 @@
       <w:color w:val="404040" w:themeColor="text1" w:themeTint="BF"/>
     </w:rPr>
   </w:style>
-  <w:style w:type="character" w:styleId="172">
+  <w:style w:type="character" w:styleId="856">
     <w:name w:val="Emphasis"/>
-    <w:basedOn w:val="713"/>
+    <w:basedOn w:val="884"/>
     <w:uiPriority w:val="20"/>
     <w:qFormat/>
     <w:pPr>
@@ -35439,9 +35746,9 @@
       <w:iCs/>
     </w:rPr>
   </w:style>
-  <w:style w:type="character" w:styleId="173">
+  <w:style w:type="character" w:styleId="857">
     <w:name w:val="Strong"/>
-    <w:basedOn w:val="713"/>
+    <w:basedOn w:val="884"/>
     <w:uiPriority w:val="22"/>
     <w:qFormat/>
     <w:pPr>
@@ -35454,9 +35761,9 @@
       <w:bCs/>
     </w:rPr>
   </w:style>
-  <w:style w:type="character" w:styleId="174">
+  <w:style w:type="character" w:styleId="858">
     <w:name w:val="Subtle Reference"/>
-    <w:basedOn w:val="713"/>
+    <w:basedOn w:val="884"/>
     <w:uiPriority w:val="31"/>
     <w:qFormat/>
     <w:pPr>
@@ -35469,9 +35776,9 @@
       <w:color w:val="5a5a5a" w:themeColor="text1" w:themeTint="A5"/>
     </w:rPr>
   </w:style>
-  <w:style w:type="character" w:styleId="175">
+  <w:style w:type="character" w:styleId="859">
     <w:name w:val="Book Title"/>
-    <w:basedOn w:val="713"/>
+    <w:basedOn w:val="884"/>
     <w:uiPriority w:val="33"/>
     <w:qFormat/>
     <w:pPr>
@@ -35487,10 +35794,10 @@
       <w:spacing w:val="5"/>
     </w:rPr>
   </w:style>
-  <w:style w:type="character" w:styleId="177">
+  <w:style w:type="character" w:styleId="860">
     <w:name w:val="Header Char"/>
-    <w:basedOn w:val="713"/>
-    <w:link w:val="727"/>
+    <w:basedOn w:val="884"/>
+    <w:link w:val="898"/>
     <w:uiPriority w:val="99"/>
     <w:pPr>
       <w:pBdr/>
@@ -35498,10 +35805,10 @@
       <w:ind/>
     </w:pPr>
   </w:style>
-  <w:style w:type="character" w:styleId="179">
+  <w:style w:type="character" w:styleId="861">
     <w:name w:val="Footer Char"/>
-    <w:basedOn w:val="713"/>
-    <w:link w:val="729"/>
+    <w:basedOn w:val="884"/>
+    <w:link w:val="900"/>
     <w:uiPriority w:val="99"/>
     <w:pPr>
       <w:pBdr/>
@@ -35509,10 +35816,10 @@
       <w:ind/>
     </w:pPr>
   </w:style>
-  <w:style w:type="paragraph" w:styleId="180">
+  <w:style w:type="paragraph" w:styleId="862">
     <w:name w:val="Caption"/>
-    <w:basedOn w:val="706"/>
-    <w:next w:val="706"/>
+    <w:basedOn w:val="877"/>
+    <w:next w:val="877"/>
     <w:uiPriority w:val="35"/>
     <w:unhideWhenUsed/>
     <w:qFormat/>
@@ -35529,10 +35836,10 @@
       <w:szCs w:val="18"/>
     </w:rPr>
   </w:style>
-  <w:style w:type="character" w:styleId="182">
+  <w:style w:type="character" w:styleId="863">
     <w:name w:val="Footnote Text Char"/>
-    <w:basedOn w:val="713"/>
-    <w:link w:val="721"/>
+    <w:basedOn w:val="884"/>
+    <w:link w:val="892"/>
     <w:uiPriority w:val="99"/>
     <w:semiHidden/>
     <w:pPr>
@@ -35545,10 +35852,10 @@
       <w:szCs w:val="20"/>
     </w:rPr>
   </w:style>
-  <w:style w:type="character" w:styleId="185">
+  <w:style w:type="character" w:styleId="864">
     <w:name w:val="Endnote Text Char"/>
-    <w:basedOn w:val="713"/>
-    <w:link w:val="724"/>
+    <w:basedOn w:val="884"/>
+    <w:link w:val="895"/>
     <w:uiPriority w:val="99"/>
     <w:semiHidden/>
     <w:pPr>
@@ -35561,10 +35868,10 @@
       <w:szCs w:val="20"/>
     </w:rPr>
   </w:style>
-  <w:style w:type="paragraph" w:styleId="189">
+  <w:style w:type="paragraph" w:styleId="865">
     <w:name w:val="toc 1"/>
-    <w:basedOn w:val="706"/>
-    <w:next w:val="706"/>
+    <w:basedOn w:val="877"/>
+    <w:next w:val="877"/>
     <w:uiPriority w:val="39"/>
     <w:unhideWhenUsed/>
     <w:pPr>
@@ -35573,10 +35880,10 @@
       <w:ind/>
     </w:pPr>
   </w:style>
-  <w:style w:type="paragraph" w:styleId="190">
+  <w:style w:type="paragraph" w:styleId="866">
     <w:name w:val="toc 2"/>
-    <w:basedOn w:val="706"/>
-    <w:next w:val="706"/>
+    <w:basedOn w:val="877"/>
+    <w:next w:val="877"/>
     <w:uiPriority w:val="39"/>
     <w:unhideWhenUsed/>
     <w:pPr>
@@ -35585,10 +35892,10 @@
       <w:ind w:left="220"/>
     </w:pPr>
   </w:style>
-  <w:style w:type="paragraph" w:styleId="191">
+  <w:style w:type="paragraph" w:styleId="867">
     <w:name w:val="toc 3"/>
-    <w:basedOn w:val="706"/>
-    <w:next w:val="706"/>
+    <w:basedOn w:val="877"/>
+    <w:next w:val="877"/>
     <w:uiPriority w:val="39"/>
     <w:unhideWhenUsed/>
     <w:pPr>
@@ -35597,10 +35904,10 @@
       <w:ind w:left="440"/>
     </w:pPr>
   </w:style>
-  <w:style w:type="paragraph" w:styleId="192">
+  <w:style w:type="paragraph" w:styleId="868">
     <w:name w:val="toc 4"/>
-    <w:basedOn w:val="706"/>
-    <w:next w:val="706"/>
+    <w:basedOn w:val="877"/>
+    <w:next w:val="877"/>
     <w:uiPriority w:val="39"/>
     <w:unhideWhenUsed/>
     <w:pPr>
@@ -35609,10 +35916,10 @@
       <w:ind w:left="660"/>
     </w:pPr>
   </w:style>
-  <w:style w:type="paragraph" w:styleId="193">
+  <w:style w:type="paragraph" w:styleId="869">
     <w:name w:val="toc 5"/>
-    <w:basedOn w:val="706"/>
-    <w:next w:val="706"/>
+    <w:basedOn w:val="877"/>
+    <w:next w:val="877"/>
     <w:uiPriority w:val="39"/>
     <w:unhideWhenUsed/>
     <w:pPr>
@@ -35621,10 +35928,10 @@
       <w:ind w:left="880"/>
     </w:pPr>
   </w:style>
-  <w:style w:type="paragraph" w:styleId="194">
+  <w:style w:type="paragraph" w:styleId="870">
     <w:name w:val="toc 6"/>
-    <w:basedOn w:val="706"/>
-    <w:next w:val="706"/>
+    <w:basedOn w:val="877"/>
+    <w:next w:val="877"/>
     <w:uiPriority w:val="39"/>
     <w:unhideWhenUsed/>
     <w:pPr>
@@ -35633,10 +35940,10 @@
       <w:ind w:left="1100"/>
     </w:pPr>
   </w:style>
-  <w:style w:type="paragraph" w:styleId="195">
+  <w:style w:type="paragraph" w:styleId="871">
     <w:name w:val="toc 7"/>
-    <w:basedOn w:val="706"/>
-    <w:next w:val="706"/>
+    <w:basedOn w:val="877"/>
+    <w:next w:val="877"/>
     <w:uiPriority w:val="39"/>
     <w:unhideWhenUsed/>
     <w:pPr>
@@ -35645,10 +35952,10 @@
       <w:ind w:left="1320"/>
     </w:pPr>
   </w:style>
-  <w:style w:type="paragraph" w:styleId="196">
+  <w:style w:type="paragraph" w:styleId="872">
     <w:name w:val="toc 8"/>
-    <w:basedOn w:val="706"/>
-    <w:next w:val="706"/>
+    <w:basedOn w:val="877"/>
+    <w:next w:val="877"/>
     <w:uiPriority w:val="39"/>
     <w:unhideWhenUsed/>
     <w:pPr>
@@ -35657,10 +35964,10 @@
       <w:ind w:left="1540"/>
     </w:pPr>
   </w:style>
-  <w:style w:type="paragraph" w:styleId="197">
+  <w:style w:type="paragraph" w:styleId="873">
     <w:name w:val="toc 9"/>
-    <w:basedOn w:val="706"/>
-    <w:next w:val="706"/>
+    <w:basedOn w:val="877"/>
+    <w:next w:val="877"/>
     <w:uiPriority w:val="39"/>
     <w:unhideWhenUsed/>
     <w:pPr>
@@ -35669,9 +35976,9 @@
       <w:ind w:left="1760"/>
     </w:pPr>
   </w:style>
-  <w:style w:type="character" w:styleId="198">
+  <w:style w:type="character" w:styleId="874">
     <w:name w:val="Placeholder Text"/>
-    <w:basedOn w:val="713"/>
+    <w:basedOn w:val="884"/>
     <w:uiPriority w:val="99"/>
     <w:semiHidden/>
     <w:pPr>
@@ -35683,7 +35990,7 @@
       <w:color w:val="666666"/>
     </w:rPr>
   </w:style>
-  <w:style w:type="paragraph" w:styleId="208">
+  <w:style w:type="paragraph" w:styleId="875">
     <w:name w:val="TOC Heading"/>
     <w:uiPriority w:val="39"/>
     <w:unhideWhenUsed/>
@@ -35693,10 +36000,10 @@
       <w:ind/>
     </w:pPr>
   </w:style>
-  <w:style w:type="paragraph" w:styleId="209">
+  <w:style w:type="paragraph" w:styleId="876">
     <w:name w:val="table of figures"/>
-    <w:basedOn w:val="706"/>
-    <w:next w:val="706"/>
+    <w:basedOn w:val="877"/>
+    <w:next w:val="877"/>
     <w:uiPriority w:val="99"/>
     <w:unhideWhenUsed/>
     <w:pPr>
@@ -35705,7 +36012,7 @@
       <w:ind/>
     </w:pPr>
   </w:style>
-  <w:style w:type="paragraph" w:styleId="706" w:default="1">
+  <w:style w:type="paragraph" w:styleId="877" w:default="1">
     <w:name w:val="Normal"/>
     <w:pPr>
       <w:pBdr/>
@@ -35713,7 +36020,7 @@
       <w:ind/>
     </w:pPr>
   </w:style>
-  <w:style w:type="paragraph" w:styleId="707">
+  <w:style w:type="paragraph" w:styleId="878">
     <w:name w:val="Heading 1"/>
     <w:pPr>
       <w:pBdr/>
@@ -35726,9 +36033,9 @@
       <w:bCs/>
     </w:rPr>
   </w:style>
-  <w:style w:type="paragraph" w:styleId="708">
+  <w:style w:type="paragraph" w:styleId="879">
     <w:name w:val="Heading 2"/>
-    <w:link w:val="731"/>
+    <w:link w:val="902"/>
     <w:pPr>
       <w:pBdr/>
       <w:spacing w:after="200" w:before="300"/>
@@ -35740,7 +36047,7 @@
       <w:bCs/>
     </w:rPr>
   </w:style>
-  <w:style w:type="paragraph" w:styleId="709">
+  <w:style w:type="paragraph" w:styleId="880">
     <w:name w:val="Heading 3"/>
     <w:pPr>
       <w:pBdr/>
@@ -35755,7 +36062,7 @@
       <w:iCs/>
     </w:rPr>
   </w:style>
-  <w:style w:type="paragraph" w:styleId="710">
+  <w:style w:type="paragraph" w:styleId="881">
     <w:name w:val="Heading 4"/>
     <w:pPr>
       <w:pBdr/>
@@ -35769,7 +36076,7 @@
       <w:color w:val="2e74b5"/>
     </w:rPr>
   </w:style>
-  <w:style w:type="paragraph" w:styleId="711">
+  <w:style w:type="paragraph" w:styleId="882">
     <w:name w:val="Heading 5"/>
     <w:pPr>
       <w:pBdr/>
@@ -35781,7 +36088,7 @@
       <w:color w:val="2e74b5"/>
     </w:rPr>
   </w:style>
-  <w:style w:type="paragraph" w:styleId="712">
+  <w:style w:type="paragraph" w:styleId="883">
     <w:name w:val="Heading 6"/>
     <w:pPr>
       <w:pBdr/>
@@ -35793,7 +36100,7 @@
       <w:color w:val="1f4d78"/>
     </w:rPr>
   </w:style>
-  <w:style w:type="character" w:styleId="713" w:default="1">
+  <w:style w:type="character" w:styleId="884" w:default="1">
     <w:name w:val="Default Paragraph Font"/>
     <w:uiPriority w:val="1"/>
     <w:semiHidden/>
@@ -35804,7 +36111,7 @@
       <w:ind/>
     </w:pPr>
   </w:style>
-  <w:style w:type="table" w:styleId="714" w:default="1">
+  <w:style w:type="table" w:styleId="885" w:default="1">
     <w:name w:val="Normal Table"/>
     <w:uiPriority w:val="99"/>
     <w:semiHidden/>
@@ -35997,7 +36304,7 @@
       </w:tcPr>
     </w:tblStylePr>
   </w:style>
-  <w:style w:type="numbering" w:styleId="715" w:default="1">
+  <w:style w:type="numbering" w:styleId="886" w:default="1">
     <w:name w:val="No List"/>
     <w:uiPriority w:val="99"/>
     <w:semiHidden/>
@@ -36008,7 +36315,7 @@
       <w:ind/>
     </w:pPr>
   </w:style>
-  <w:style w:type="paragraph" w:styleId="716">
+  <w:style w:type="paragraph" w:styleId="887">
     <w:name w:val="Title"/>
     <w:pPr>
       <w:pBdr/>
@@ -36020,7 +36327,7 @@
       <w:szCs w:val="56"/>
     </w:rPr>
   </w:style>
-  <w:style w:type="paragraph" w:styleId="717" w:customStyle="1">
+  <w:style w:type="paragraph" w:styleId="888" w:customStyle="1">
     <w:name w:val="Forte1"/>
     <w:pPr>
       <w:pBdr/>
@@ -36032,7 +36339,7 @@
       <w:bCs/>
     </w:rPr>
   </w:style>
-  <w:style w:type="paragraph" w:styleId="718">
+  <w:style w:type="paragraph" w:styleId="889">
     <w:name w:val="List Paragraph"/>
     <w:pPr>
       <w:pBdr/>
@@ -36040,7 +36347,7 @@
       <w:ind/>
     </w:pPr>
   </w:style>
-  <w:style w:type="character" w:styleId="719">
+  <w:style w:type="character" w:styleId="890">
     <w:name w:val="Hyperlink"/>
     <w:pPr>
       <w:pBdr/>
@@ -36052,7 +36359,7 @@
       <w:u w:val="single"/>
     </w:rPr>
   </w:style>
-  <w:style w:type="character" w:styleId="720">
+  <w:style w:type="character" w:styleId="891">
     <w:name w:val="footnote reference"/>
     <w:pPr>
       <w:pBdr/>
@@ -36064,7 +36371,7 @@
       <w:vertAlign w:val="superscript"/>
     </w:rPr>
   </w:style>
-  <w:style w:type="paragraph" w:styleId="721">
+  <w:style w:type="paragraph" w:styleId="892">
     <w:name w:val="footnote text"/>
     <w:pPr>
       <w:pBdr/>
@@ -36076,7 +36383,7 @@
       <w:szCs w:val="20"/>
     </w:rPr>
   </w:style>
-  <w:style w:type="character" w:styleId="722" w:customStyle="1">
+  <w:style w:type="character" w:styleId="893" w:customStyle="1">
     <w:name w:val="Texto de nota de rodapé Char"/>
     <w:pPr>
       <w:pBdr/>
@@ -36088,7 +36395,7 @@
       <w:szCs w:val="20"/>
     </w:rPr>
   </w:style>
-  <w:style w:type="character" w:styleId="723">
+  <w:style w:type="character" w:styleId="894">
     <w:name w:val="endnote reference"/>
     <w:pPr>
       <w:pBdr/>
@@ -36100,7 +36407,7 @@
       <w:vertAlign w:val="superscript"/>
     </w:rPr>
   </w:style>
-  <w:style w:type="paragraph" w:styleId="724">
+  <w:style w:type="paragraph" w:styleId="895">
     <w:name w:val="endnote text"/>
     <w:pPr>
       <w:pBdr/>
@@ -36112,7 +36419,7 @@
       <w:szCs w:val="20"/>
     </w:rPr>
   </w:style>
-  <w:style w:type="character" w:styleId="725" w:customStyle="1">
+  <w:style w:type="character" w:styleId="896" w:customStyle="1">
     <w:name w:val="Texto de nota de fim Char"/>
     <w:pPr>
       <w:pBdr/>
@@ -36124,7 +36431,7 @@
       <w:szCs w:val="20"/>
     </w:rPr>
   </w:style>
-  <w:style w:type="paragraph" w:styleId="726" w:customStyle="1">
+  <w:style w:type="paragraph" w:styleId="897" w:customStyle="1">
     <w:name w:val="Default"/>
     <w:pPr>
       <w:pBdr/>
@@ -36136,9 +36443,9 @@
       <w:color w:val="000000"/>
     </w:rPr>
   </w:style>
-  <w:style w:type="paragraph" w:styleId="727">
+  <w:style w:type="paragraph" w:styleId="898">
     <w:name w:val="Header"/>
-    <w:basedOn w:val="706"/>
+    <w:basedOn w:val="877"/>
     <w:pPr>
       <w:pBdr/>
       <w:tabs>
@@ -36149,18 +36456,18 @@
       <w:ind/>
     </w:pPr>
   </w:style>
-  <w:style w:type="character" w:styleId="728" w:customStyle="1">
+  <w:style w:type="character" w:styleId="899" w:customStyle="1">
     <w:name w:val="Cabeçalho Char"/>
-    <w:basedOn w:val="713"/>
+    <w:basedOn w:val="884"/>
     <w:pPr>
       <w:pBdr/>
       <w:spacing/>
       <w:ind/>
     </w:pPr>
   </w:style>
-  <w:style w:type="paragraph" w:styleId="729">
+  <w:style w:type="paragraph" w:styleId="900">
     <w:name w:val="Footer"/>
-    <w:basedOn w:val="706"/>
+    <w:basedOn w:val="877"/>
     <w:pPr>
       <w:pBdr/>
       <w:tabs>
@@ -36171,19 +36478,19 @@
       <w:ind/>
     </w:pPr>
   </w:style>
-  <w:style w:type="character" w:styleId="730" w:customStyle="1">
+  <w:style w:type="character" w:styleId="901" w:customStyle="1">
     <w:name w:val="Rodapé Char"/>
-    <w:basedOn w:val="713"/>
+    <w:basedOn w:val="884"/>
     <w:pPr>
       <w:pBdr/>
       <w:spacing/>
       <w:ind/>
     </w:pPr>
   </w:style>
-  <w:style w:type="character" w:styleId="731" w:customStyle="1">
+  <w:style w:type="character" w:styleId="902" w:customStyle="1">
     <w:name w:val="Título 2 Char"/>
-    <w:basedOn w:val="713"/>
-    <w:link w:val="708"/>
+    <w:basedOn w:val="884"/>
+    <w:link w:val="879"/>
     <w:pPr>
       <w:pBdr/>
       <w:spacing/>
@@ -36194,9 +36501,9 @@
       <w:bCs/>
     </w:rPr>
   </w:style>
-  <w:style w:type="character" w:styleId="732">
+  <w:style w:type="character" w:styleId="903">
     <w:name w:val="FollowedHyperlink"/>
-    <w:basedOn w:val="713"/>
+    <w:basedOn w:val="884"/>
     <w:uiPriority w:val="99"/>
     <w:semiHidden/>
     <w:unhideWhenUsed/>
